--- a/checkpoint_1.1/Required_Capstone_Checkpoint_1_1_Worksheet.docx
+++ b/checkpoint_1.1/Required_Capstone_Checkpoint_1_1_Worksheet.docx
@@ -324,31 +324,47 @@
       </w:pPr>
       <w:r>
         <w:rPr>
-          <w:b/>
-          <w:bCs/>
+          <w:b w:val="1"/>
+          <w:bCs w:val="1"/>
         </w:rPr>
         <w:t xml:space="preserve">Select your capstone scenario: </w:t>
       </w:r>
     </w:p>
     <w:p>
       <w:pPr>
+        <w:pStyle w:val="Normal"/>
         <w:pBdr>
-          <w:top w:val="nil"/>
-          <w:left w:val="nil"/>
-          <w:bottom w:val="nil"/>
-          <w:right w:val="nil"/>
-          <w:between w:val="nil"/>
+          <w:top w:val="nil" w:color="FF000000" w:sz="0" w:space="0"/>
+          <w:left w:val="nil" w:color="FF000000" w:sz="0" w:space="0"/>
+          <w:bottom w:val="nil" w:color="FF000000" w:sz="0" w:space="0"/>
+          <w:right w:val="nil" w:color="FF000000" w:sz="0" w:space="0"/>
+          <w:between w:val="nil" w:color="FF000000" w:sz="0" w:space="0"/>
         </w:pBdr>
         <w:spacing w:after="0"/>
         <w:ind w:left="360"/>
+        <w:rPr>
+          <w:b w:val="1"/>
+          <w:bCs w:val="1"/>
+          <w:highlight w:val="yellow"/>
+        </w:rPr>
       </w:pPr>
       <w:r>
         <w:rPr>
-          <w:rFonts w:ascii="Segoe UI Symbol" w:hAnsi="Segoe UI Symbol" w:cs="Segoe UI Symbol"/>
+          <w:rFonts w:ascii="Calibri" w:hAnsi="Calibri" w:eastAsia="Calibri" w:cs="Calibri"/>
+          <w:noProof w:val="0"/>
+          <w:sz w:val="28"/>
+          <w:szCs w:val="28"/>
+          <w:highlight w:val="yellow"/>
+          <w:lang w:val="en-US"/>
         </w:rPr>
-        <w:t>☐</w:t>
+        <w:t>☑</w:t>
       </w:r>
       <w:r>
+        <w:rPr>
+          <w:b w:val="1"/>
+          <w:bCs w:val="1"/>
+          <w:highlight w:val="yellow"/>
+        </w:rPr>
         <w:t xml:space="preserve"> Research Paper Navigator</w:t>
       </w:r>
     </w:p>
@@ -396,12 +412,13 @@
           <w:tcPr>
             <w:tcW w:w="10080" w:type="dxa"/>
             <w:tcBorders>
-              <w:top w:val="single" w:sz="6" w:space="0" w:color="BFBFBF"/>
-              <w:left w:val="single" w:sz="6" w:space="0" w:color="BFBFBF"/>
-              <w:bottom w:val="single" w:sz="6" w:space="0" w:color="BFBFBF"/>
-              <w:right w:val="single" w:sz="6" w:space="0" w:color="BFBFBF"/>
+              <w:top w:val="single" w:color="BFBFBF" w:themeColor="background1" w:themeShade="BF" w:sz="6" w:space="0"/>
+              <w:left w:val="single" w:color="BFBFBF" w:themeColor="background1" w:themeShade="BF" w:sz="6" w:space="0"/>
+              <w:bottom w:val="single" w:color="BFBFBF" w:themeColor="background1" w:themeShade="BF" w:sz="6" w:space="0"/>
+              <w:right w:val="single" w:color="BFBFBF" w:themeColor="background1" w:themeShade="BF" w:sz="6" w:space="0"/>
             </w:tcBorders>
-            <w:shd w:val="clear" w:color="auto" w:fill="F2F2F2"/>
+            <w:shd w:val="clear" w:color="auto" w:fill="F2F2F2" w:themeFill="background1" w:themeFillShade="F2"/>
+            <w:tcMar/>
           </w:tcPr>
           <w:p>
             <w:pPr>
@@ -431,87 +448,13 @@
           <w:tcPr>
             <w:tcW w:w="10080" w:type="dxa"/>
             <w:tcBorders>
-              <w:top w:val="single" w:sz="6" w:space="0" w:color="BFBFBF"/>
-              <w:left w:val="single" w:sz="6" w:space="0" w:color="BFBFBF"/>
-              <w:bottom w:val="single" w:sz="6" w:space="0" w:color="BFBFBF"/>
-              <w:right w:val="single" w:sz="6" w:space="0" w:color="BFBFBF"/>
+              <w:top w:val="single" w:color="BFBFBF" w:themeColor="background1" w:themeShade="BF" w:sz="6" w:space="0"/>
+              <w:left w:val="single" w:color="BFBFBF" w:themeColor="background1" w:themeShade="BF" w:sz="6" w:space="0"/>
+              <w:bottom w:val="single" w:color="BFBFBF" w:themeColor="background1" w:themeShade="BF" w:sz="6" w:space="0"/>
+              <w:right w:val="single" w:color="BFBFBF" w:themeColor="background1" w:themeShade="BF" w:sz="6" w:space="0"/>
             </w:tcBorders>
+            <w:tcMar/>
           </w:tcPr>
-          <w:p>
-            <w:pPr>
-              <w:rPr>
-                <w:sz w:val="24"/>
-                <w:szCs w:val="24"/>
-              </w:rPr>
-            </w:pPr>
-            <w:r>
-              <w:rPr>
-                <w:sz w:val="24"/>
-                <w:szCs w:val="24"/>
-              </w:rPr>
-              <w:t>Example considerations:</w:t>
-            </w:r>
-          </w:p>
-          <w:p>
-            <w:pPr>
-              <w:pStyle w:val="ListParagraph"/>
-              <w:numPr>
-                <w:ilvl w:val="0"/>
-                <w:numId w:val="7"/>
-              </w:numPr>
-              <w:rPr>
-                <w:sz w:val="24"/>
-                <w:szCs w:val="24"/>
-              </w:rPr>
-            </w:pPr>
-            <w:r>
-              <w:rPr>
-                <w:sz w:val="24"/>
-                <w:szCs w:val="24"/>
-              </w:rPr>
-              <w:t xml:space="preserve">Answering factual questions </w:t>
-            </w:r>
-          </w:p>
-          <w:p>
-            <w:pPr>
-              <w:pStyle w:val="ListParagraph"/>
-              <w:numPr>
-                <w:ilvl w:val="0"/>
-                <w:numId w:val="7"/>
-              </w:numPr>
-              <w:rPr>
-                <w:sz w:val="24"/>
-                <w:szCs w:val="24"/>
-              </w:rPr>
-            </w:pPr>
-            <w:r>
-              <w:rPr>
-                <w:sz w:val="24"/>
-                <w:szCs w:val="24"/>
-              </w:rPr>
-              <w:t>Comparing information across documents</w:t>
-            </w:r>
-          </w:p>
-          <w:p>
-            <w:pPr>
-              <w:pStyle w:val="ListParagraph"/>
-              <w:numPr>
-                <w:ilvl w:val="0"/>
-                <w:numId w:val="7"/>
-              </w:numPr>
-              <w:rPr>
-                <w:sz w:val="24"/>
-                <w:szCs w:val="24"/>
-              </w:rPr>
-            </w:pPr>
-            <w:r>
-              <w:rPr>
-                <w:sz w:val="24"/>
-                <w:szCs w:val="24"/>
-              </w:rPr>
-              <w:t xml:space="preserve">Supporting long-running conversational interactions </w:t>
-            </w:r>
-          </w:p>
           <w:p>
             <w:pPr>
               <w:pStyle w:val="ListParagraph"/>
@@ -530,8 +473,173 @@
                 <w:sz w:val="24"/>
                 <w:szCs w:val="24"/>
               </w:rPr>
-              <w:t xml:space="preserve">Providing grounded responses with source quotations </w:t>
-            </w:r>
+              <w:t xml:space="preserve">Give answers </w:t>
+            </w:r>
+            <w:r>
+              <w:rPr>
+                <w:sz w:val="24"/>
+                <w:szCs w:val="24"/>
+              </w:rPr>
+              <w:t xml:space="preserve">to </w:t>
+            </w:r>
+            <w:r>
+              <w:rPr>
+                <w:sz w:val="24"/>
+                <w:szCs w:val="24"/>
+              </w:rPr>
+              <w:t>specific</w:t>
+            </w:r>
+            <w:r>
+              <w:rPr>
+                <w:sz w:val="24"/>
+                <w:szCs w:val="24"/>
+              </w:rPr>
+              <w:t xml:space="preserve"> </w:t>
+            </w:r>
+            <w:r>
+              <w:rPr>
+                <w:sz w:val="24"/>
+                <w:szCs w:val="24"/>
+              </w:rPr>
+              <w:t>questions addressed by the research papers</w:t>
+            </w:r>
+          </w:p>
+          <w:p>
+            <w:pPr>
+              <w:pStyle w:val="ListParagraph"/>
+              <w:numPr>
+                <w:ilvl w:val="0"/>
+                <w:numId w:val="7"/>
+              </w:numPr>
+              <w:spacing w:after="120"/>
+              <w:rPr>
+                <w:sz w:val="24"/>
+                <w:szCs w:val="24"/>
+              </w:rPr>
+            </w:pPr>
+            <w:r>
+              <w:rPr>
+                <w:sz w:val="24"/>
+                <w:szCs w:val="24"/>
+              </w:rPr>
+              <w:t xml:space="preserve">Compare and contrast </w:t>
+            </w:r>
+            <w:r>
+              <w:rPr>
+                <w:sz w:val="24"/>
+                <w:szCs w:val="24"/>
+              </w:rPr>
+              <w:t xml:space="preserve">how a given concept is addressed by </w:t>
+            </w:r>
+            <w:r>
+              <w:rPr>
+                <w:sz w:val="24"/>
+                <w:szCs w:val="24"/>
+              </w:rPr>
+              <w:t>different papers in the corpus</w:t>
+            </w:r>
+          </w:p>
+          <w:p>
+            <w:pPr>
+              <w:pStyle w:val="ListParagraph"/>
+              <w:numPr>
+                <w:ilvl w:val="0"/>
+                <w:numId w:val="7"/>
+              </w:numPr>
+              <w:spacing w:after="120"/>
+              <w:rPr>
+                <w:sz w:val="24"/>
+                <w:szCs w:val="24"/>
+              </w:rPr>
+            </w:pPr>
+            <w:r>
+              <w:rPr>
+                <w:sz w:val="24"/>
+                <w:szCs w:val="24"/>
+              </w:rPr>
+              <w:t>Provide explicit citations and quotations to support responses</w:t>
+            </w:r>
+            <w:r>
+              <w:rPr>
+                <w:sz w:val="24"/>
+                <w:szCs w:val="24"/>
+              </w:rPr>
+              <w:t xml:space="preserve"> (especially when requested by the user)</w:t>
+            </w:r>
+          </w:p>
+          <w:p>
+            <w:pPr>
+              <w:pStyle w:val="ListParagraph"/>
+              <w:numPr>
+                <w:ilvl w:val="0"/>
+                <w:numId w:val="7"/>
+              </w:numPr>
+              <w:spacing w:after="120"/>
+              <w:rPr>
+                <w:sz w:val="24"/>
+                <w:szCs w:val="24"/>
+              </w:rPr>
+            </w:pPr>
+            <w:r>
+              <w:rPr>
+                <w:sz w:val="24"/>
+                <w:szCs w:val="24"/>
+              </w:rPr>
+              <w:t xml:space="preserve">Give clear feedback when a user’s request cannot be answered by the </w:t>
+            </w:r>
+            <w:r>
+              <w:rPr>
+                <w:sz w:val="24"/>
+                <w:szCs w:val="24"/>
+              </w:rPr>
+              <w:t>docuemnts</w:t>
+            </w:r>
+            <w:r>
+              <w:rPr>
+                <w:sz w:val="24"/>
+                <w:szCs w:val="24"/>
+              </w:rPr>
+              <w:t xml:space="preserve"> in the corpus (false </w:t>
+            </w:r>
+            <w:r>
+              <w:rPr>
+                <w:sz w:val="24"/>
+                <w:szCs w:val="24"/>
+              </w:rPr>
+              <w:t>positives should be avoided)</w:t>
+            </w:r>
+          </w:p>
+          <w:p>
+            <w:pPr>
+              <w:pStyle w:val="ListParagraph"/>
+              <w:numPr>
+                <w:ilvl w:val="0"/>
+                <w:numId w:val="7"/>
+              </w:numPr>
+              <w:spacing w:after="120"/>
+              <w:rPr>
+                <w:sz w:val="24"/>
+                <w:szCs w:val="24"/>
+              </w:rPr>
+            </w:pPr>
+            <w:r>
+              <w:rPr>
+                <w:sz w:val="24"/>
+                <w:szCs w:val="24"/>
+              </w:rPr>
+              <w:t>Use chat history to query information with the highest possible precision</w:t>
+            </w:r>
+          </w:p>
+          <w:p>
+            <w:pPr>
+              <w:pStyle w:val="Normal"/>
+              <w:spacing w:after="120"/>
+              <w:ind w:left="0"/>
+              <w:rPr>
+                <w:sz w:val="24"/>
+                <w:szCs w:val="24"/>
+              </w:rPr>
+            </w:pPr>
           </w:p>
           <w:p>
             <w:pPr>
@@ -681,12 +789,13 @@
           <w:tcPr>
             <w:tcW w:w="10080" w:type="dxa"/>
             <w:tcBorders>
-              <w:top w:val="single" w:sz="6" w:space="0" w:color="BFBFBF"/>
-              <w:left w:val="single" w:sz="6" w:space="0" w:color="BFBFBF"/>
-              <w:bottom w:val="single" w:sz="6" w:space="0" w:color="BFBFBF"/>
-              <w:right w:val="single" w:sz="6" w:space="0" w:color="BFBFBF"/>
+              <w:top w:val="single" w:color="BFBFBF" w:themeColor="background1" w:themeShade="BF" w:sz="6" w:space="0"/>
+              <w:left w:val="single" w:color="BFBFBF" w:themeColor="background1" w:themeShade="BF" w:sz="6" w:space="0"/>
+              <w:bottom w:val="single" w:color="BFBFBF" w:themeColor="background1" w:themeShade="BF" w:sz="6" w:space="0"/>
+              <w:right w:val="single" w:color="BFBFBF" w:themeColor="background1" w:themeShade="BF" w:sz="6" w:space="0"/>
             </w:tcBorders>
-            <w:shd w:val="clear" w:color="auto" w:fill="F2F2F2"/>
+            <w:shd w:val="clear" w:color="auto" w:fill="F2F2F2" w:themeFill="background1" w:themeFillShade="F2"/>
+            <w:tcMar/>
           </w:tcPr>
           <w:p>
             <w:pPr>
@@ -715,13 +824,30 @@
           <w:tcPr>
             <w:tcW w:w="10080" w:type="dxa"/>
             <w:tcBorders>
-              <w:top w:val="single" w:sz="6" w:space="0" w:color="BFBFBF"/>
-              <w:left w:val="single" w:sz="6" w:space="0" w:color="BFBFBF"/>
-              <w:bottom w:val="single" w:sz="6" w:space="0" w:color="BFBFBF"/>
-              <w:right w:val="single" w:sz="6" w:space="0" w:color="BFBFBF"/>
+              <w:top w:val="single" w:color="BFBFBF" w:themeColor="background1" w:themeShade="BF" w:sz="6" w:space="0"/>
+              <w:left w:val="single" w:color="BFBFBF" w:themeColor="background1" w:themeShade="BF" w:sz="6" w:space="0"/>
+              <w:bottom w:val="single" w:color="BFBFBF" w:themeColor="background1" w:themeShade="BF" w:sz="6" w:space="0"/>
+              <w:right w:val="single" w:color="BFBFBF" w:themeColor="background1" w:themeShade="BF" w:sz="6" w:space="0"/>
             </w:tcBorders>
+            <w:tcMar/>
           </w:tcPr>
           <w:p>
+            <w:r>
+              <w:rPr>
+                <w:sz w:val="24"/>
+                <w:szCs w:val="24"/>
+              </w:rPr>
+              <w:t>Prompt:</w:t>
+            </w:r>
+            <w:r>
+              <w:rPr>
+                <w:sz w:val="24"/>
+                <w:szCs w:val="24"/>
+              </w:rPr>
+              <w:t xml:space="preserve"> What are some program synthesis techniques that were explored before the year 2000? Provide direct quotations from original sources, including a citation of the original paper</w:t>
+            </w:r>
+          </w:p>
+          <w:p>
             <w:pPr>
               <w:rPr>
                 <w:sz w:val="24"/>
@@ -734,6 +860,2228 @@
                 <w:szCs w:val="24"/>
               </w:rPr>
               <w:t>Response:</w:t>
+            </w:r>
+          </w:p>
+          <w:p>
+            <w:pPr>
+              <w:spacing w:before="240" w:beforeAutospacing="off" w:after="240" w:afterAutospacing="off"/>
+            </w:pPr>
+            <w:r>
+              <w:rPr>
+                <w:rFonts w:ascii="Calibri" w:hAnsi="Calibri" w:eastAsia="Calibri" w:cs="Calibri"/>
+                <w:noProof w:val="0"/>
+                <w:sz w:val="24"/>
+                <w:szCs w:val="24"/>
+                <w:lang w:val="en-US"/>
+              </w:rPr>
+              <w:t xml:space="preserve">Here are several </w:t>
+            </w:r>
+            <w:r>
+              <w:rPr>
+                <w:rFonts w:ascii="Calibri" w:hAnsi="Calibri" w:eastAsia="Calibri" w:cs="Calibri"/>
+                <w:b w:val="1"/>
+                <w:bCs w:val="1"/>
+                <w:noProof w:val="0"/>
+                <w:sz w:val="24"/>
+                <w:szCs w:val="24"/>
+                <w:lang w:val="en-US"/>
+              </w:rPr>
+              <w:t>program synthesis techniques explored before 2000</w:t>
+            </w:r>
+            <w:r>
+              <w:rPr>
+                <w:rFonts w:ascii="Calibri" w:hAnsi="Calibri" w:eastAsia="Calibri" w:cs="Calibri"/>
+                <w:noProof w:val="0"/>
+                <w:sz w:val="24"/>
+                <w:szCs w:val="24"/>
+                <w:lang w:val="en-US"/>
+              </w:rPr>
+              <w:t xml:space="preserve">, with </w:t>
+            </w:r>
+            <w:r>
+              <w:rPr>
+                <w:rFonts w:ascii="Calibri" w:hAnsi="Calibri" w:eastAsia="Calibri" w:cs="Calibri"/>
+                <w:b w:val="1"/>
+                <w:bCs w:val="1"/>
+                <w:noProof w:val="0"/>
+                <w:sz w:val="24"/>
+                <w:szCs w:val="24"/>
+                <w:lang w:val="en-US"/>
+              </w:rPr>
+              <w:t>direct quotations</w:t>
+            </w:r>
+            <w:r>
+              <w:rPr>
+                <w:rFonts w:ascii="Calibri" w:hAnsi="Calibri" w:eastAsia="Calibri" w:cs="Calibri"/>
+                <w:noProof w:val="0"/>
+                <w:sz w:val="24"/>
+                <w:szCs w:val="24"/>
+                <w:lang w:val="en-US"/>
+              </w:rPr>
+              <w:t xml:space="preserve"> from the original sources and citations. I’ve kept the examples to well-known lines that are clearly attributable to the original papers.</w:t>
+            </w:r>
+          </w:p>
+          <w:p>
+            <w:pPr>
+              <w:spacing w:after="120"/>
+            </w:pPr>
+          </w:p>
+          <w:p>
+            <w:pPr>
+              <w:pStyle w:val="Heading2"/>
+              <w:spacing w:before="299" w:beforeAutospacing="off" w:after="299" w:afterAutospacing="off"/>
+            </w:pPr>
+            <w:r>
+              <w:rPr>
+                <w:rFonts w:ascii="Calibri" w:hAnsi="Calibri" w:eastAsia="Calibri" w:cs="Calibri"/>
+                <w:b w:val="1"/>
+                <w:bCs w:val="1"/>
+                <w:noProof w:val="0"/>
+                <w:sz w:val="36"/>
+                <w:szCs w:val="36"/>
+                <w:lang w:val="en-US"/>
+              </w:rPr>
+              <w:t>1) Deductive synthesis from specifications</w:t>
+            </w:r>
+          </w:p>
+          <w:p>
+            <w:pPr>
+              <w:spacing w:before="240" w:beforeAutospacing="off" w:after="240" w:afterAutospacing="off"/>
+            </w:pPr>
+            <w:r>
+              <w:rPr>
+                <w:rFonts w:ascii="Calibri" w:hAnsi="Calibri" w:eastAsia="Calibri" w:cs="Calibri"/>
+                <w:noProof w:val="0"/>
+                <w:sz w:val="24"/>
+                <w:szCs w:val="24"/>
+                <w:lang w:val="en-US"/>
+              </w:rPr>
+              <w:t>A classic early approach is to derive programs logically from formal specifications.</w:t>
+            </w:r>
+          </w:p>
+          <w:p>
+            <w:pPr>
+              <w:spacing w:before="240" w:beforeAutospacing="off" w:after="240" w:afterAutospacing="off"/>
+            </w:pPr>
+            <w:r>
+              <w:rPr>
+                <w:rFonts w:ascii="Calibri" w:hAnsi="Calibri" w:eastAsia="Calibri" w:cs="Calibri"/>
+                <w:b w:val="1"/>
+                <w:bCs w:val="1"/>
+                <w:noProof w:val="0"/>
+                <w:sz w:val="24"/>
+                <w:szCs w:val="24"/>
+                <w:lang w:val="en-US"/>
+              </w:rPr>
+              <w:t>Quote:</w:t>
+            </w:r>
+            <w:r>
+              <w:rPr>
+                <w:rFonts w:ascii="Calibri" w:hAnsi="Calibri" w:eastAsia="Calibri" w:cs="Calibri"/>
+                <w:noProof w:val="0"/>
+                <w:sz w:val="24"/>
+                <w:szCs w:val="24"/>
+                <w:lang w:val="en-US"/>
+              </w:rPr>
+              <w:t xml:space="preserve"> </w:t>
+            </w:r>
+          </w:p>
+          <w:p>
+            <w:pPr>
+              <w:spacing w:before="240" w:beforeAutospacing="off" w:after="240" w:afterAutospacing="off"/>
+            </w:pPr>
+            <w:r>
+              <w:rPr>
+                <w:rFonts w:ascii="Calibri" w:hAnsi="Calibri" w:eastAsia="Calibri" w:cs="Calibri"/>
+                <w:noProof w:val="0"/>
+                <w:sz w:val="24"/>
+                <w:szCs w:val="24"/>
+                <w:lang w:val="en-US"/>
+              </w:rPr>
+              <w:t>“The main idea is to synthesize a program from a given specification.”</w:t>
+            </w:r>
+          </w:p>
+          <w:p>
+            <w:pPr>
+              <w:spacing w:before="240" w:beforeAutospacing="off" w:after="240" w:afterAutospacing="off"/>
+            </w:pPr>
+            <w:r>
+              <w:rPr>
+                <w:rFonts w:ascii="Calibri" w:hAnsi="Calibri" w:eastAsia="Calibri" w:cs="Calibri"/>
+                <w:b w:val="1"/>
+                <w:bCs w:val="1"/>
+                <w:noProof w:val="0"/>
+                <w:sz w:val="24"/>
+                <w:szCs w:val="24"/>
+                <w:lang w:val="en-US"/>
+              </w:rPr>
+              <w:t>Source:</w:t>
+            </w:r>
+          </w:p>
+          <w:p>
+            <w:pPr>
+              <w:spacing w:before="240" w:beforeAutospacing="off" w:after="240" w:afterAutospacing="off"/>
+            </w:pPr>
+            <w:r>
+              <w:rPr>
+                <w:rFonts w:ascii="Calibri" w:hAnsi="Calibri" w:eastAsia="Calibri" w:cs="Calibri"/>
+                <w:noProof w:val="0"/>
+                <w:sz w:val="24"/>
+                <w:szCs w:val="24"/>
+                <w:lang w:val="en-US"/>
+              </w:rPr>
+              <w:t xml:space="preserve">Manna, Z., &amp; Waldinger, R. J. (1980). </w:t>
+            </w:r>
+            <w:r>
+              <w:rPr>
+                <w:rFonts w:ascii="Calibri" w:hAnsi="Calibri" w:eastAsia="Calibri" w:cs="Calibri"/>
+                <w:i w:val="1"/>
+                <w:iCs w:val="1"/>
+                <w:noProof w:val="0"/>
+                <w:sz w:val="24"/>
+                <w:szCs w:val="24"/>
+                <w:lang w:val="en-US"/>
+              </w:rPr>
+              <w:t>A deductive approach to program synthesis</w:t>
+            </w:r>
+            <w:r>
+              <w:rPr>
+                <w:rFonts w:ascii="Calibri" w:hAnsi="Calibri" w:eastAsia="Calibri" w:cs="Calibri"/>
+                <w:noProof w:val="0"/>
+                <w:sz w:val="24"/>
+                <w:szCs w:val="24"/>
+                <w:lang w:val="en-US"/>
+              </w:rPr>
+              <w:t xml:space="preserve">. </w:t>
+            </w:r>
+            <w:r>
+              <w:rPr>
+                <w:rFonts w:ascii="Calibri" w:hAnsi="Calibri" w:eastAsia="Calibri" w:cs="Calibri"/>
+                <w:b w:val="1"/>
+                <w:bCs w:val="1"/>
+                <w:noProof w:val="0"/>
+                <w:sz w:val="24"/>
+                <w:szCs w:val="24"/>
+                <w:lang w:val="en-US"/>
+              </w:rPr>
+              <w:t>ACM Transactions on Programming Languages and Systems</w:t>
+            </w:r>
+            <w:r>
+              <w:rPr>
+                <w:rFonts w:ascii="Calibri" w:hAnsi="Calibri" w:eastAsia="Calibri" w:cs="Calibri"/>
+                <w:noProof w:val="0"/>
+                <w:sz w:val="24"/>
+                <w:szCs w:val="24"/>
+                <w:lang w:val="en-US"/>
+              </w:rPr>
+              <w:t>, 2(1), 90–121.</w:t>
+            </w:r>
+          </w:p>
+          <w:p>
+            <w:pPr>
+              <w:spacing w:before="240" w:beforeAutospacing="off" w:after="240" w:afterAutospacing="off"/>
+            </w:pPr>
+            <w:r>
+              <w:rPr>
+                <w:rFonts w:ascii="Calibri" w:hAnsi="Calibri" w:eastAsia="Calibri" w:cs="Calibri"/>
+                <w:b w:val="1"/>
+                <w:bCs w:val="1"/>
+                <w:noProof w:val="0"/>
+                <w:sz w:val="24"/>
+                <w:szCs w:val="24"/>
+                <w:lang w:val="en-US"/>
+              </w:rPr>
+              <w:t>Technique:</w:t>
+            </w:r>
+          </w:p>
+          <w:p>
+            <w:pPr>
+              <w:spacing w:before="240" w:beforeAutospacing="off" w:after="240" w:afterAutospacing="off"/>
+            </w:pPr>
+            <w:r>
+              <w:rPr>
+                <w:rFonts w:ascii="Calibri" w:hAnsi="Calibri" w:eastAsia="Calibri" w:cs="Calibri"/>
+                <w:noProof w:val="0"/>
+                <w:sz w:val="24"/>
+                <w:szCs w:val="24"/>
+                <w:lang w:val="en-US"/>
+              </w:rPr>
+              <w:t xml:space="preserve">This is </w:t>
+            </w:r>
+            <w:r>
+              <w:rPr>
+                <w:rFonts w:ascii="Calibri" w:hAnsi="Calibri" w:eastAsia="Calibri" w:cs="Calibri"/>
+                <w:b w:val="1"/>
+                <w:bCs w:val="1"/>
+                <w:noProof w:val="0"/>
+                <w:sz w:val="24"/>
+                <w:szCs w:val="24"/>
+                <w:lang w:val="en-US"/>
+              </w:rPr>
+              <w:t>deductive synthesis</w:t>
+            </w:r>
+            <w:r>
+              <w:rPr>
+                <w:rFonts w:ascii="Calibri" w:hAnsi="Calibri" w:eastAsia="Calibri" w:cs="Calibri"/>
+                <w:noProof w:val="0"/>
+                <w:sz w:val="24"/>
+                <w:szCs w:val="24"/>
+                <w:lang w:val="en-US"/>
+              </w:rPr>
+              <w:t>: the desired program is obtained by reasoning from a specification, using theorem-proving style transformations.</w:t>
+            </w:r>
+          </w:p>
+          <w:p>
+            <w:pPr>
+              <w:spacing w:after="120"/>
+            </w:pPr>
+          </w:p>
+          <w:p>
+            <w:pPr>
+              <w:pStyle w:val="Heading2"/>
+              <w:spacing w:before="299" w:beforeAutospacing="off" w:after="299" w:afterAutospacing="off"/>
+            </w:pPr>
+            <w:r>
+              <w:rPr>
+                <w:rFonts w:ascii="Calibri" w:hAnsi="Calibri" w:eastAsia="Calibri" w:cs="Calibri"/>
+                <w:b w:val="1"/>
+                <w:bCs w:val="1"/>
+                <w:noProof w:val="0"/>
+                <w:sz w:val="36"/>
+                <w:szCs w:val="36"/>
+                <w:lang w:val="en-US"/>
+              </w:rPr>
+              <w:t>2) Transformational program synthesis</w:t>
+            </w:r>
+          </w:p>
+          <w:p>
+            <w:pPr>
+              <w:spacing w:before="240" w:beforeAutospacing="off" w:after="240" w:afterAutospacing="off"/>
+            </w:pPr>
+            <w:r>
+              <w:rPr>
+                <w:rFonts w:ascii="Calibri" w:hAnsi="Calibri" w:eastAsia="Calibri" w:cs="Calibri"/>
+                <w:noProof w:val="0"/>
+                <w:sz w:val="24"/>
+                <w:szCs w:val="24"/>
+                <w:lang w:val="en-US"/>
+              </w:rPr>
+              <w:t>Another major line of work was to start from a high-level specification or partial program and systematically transform it into an executable program.</w:t>
+            </w:r>
+          </w:p>
+          <w:p>
+            <w:pPr>
+              <w:spacing w:before="240" w:beforeAutospacing="off" w:after="240" w:afterAutospacing="off"/>
+            </w:pPr>
+            <w:r>
+              <w:rPr>
+                <w:rFonts w:ascii="Calibri" w:hAnsi="Calibri" w:eastAsia="Calibri" w:cs="Calibri"/>
+                <w:b w:val="1"/>
+                <w:bCs w:val="1"/>
+                <w:noProof w:val="0"/>
+                <w:sz w:val="24"/>
+                <w:szCs w:val="24"/>
+                <w:lang w:val="en-US"/>
+              </w:rPr>
+              <w:t>Quote:</w:t>
+            </w:r>
+            <w:r>
+              <w:rPr>
+                <w:rFonts w:ascii="Calibri" w:hAnsi="Calibri" w:eastAsia="Calibri" w:cs="Calibri"/>
+                <w:noProof w:val="0"/>
+                <w:sz w:val="24"/>
+                <w:szCs w:val="24"/>
+                <w:lang w:val="en-US"/>
+              </w:rPr>
+              <w:t xml:space="preserve"> </w:t>
+            </w:r>
+          </w:p>
+          <w:p>
+            <w:pPr>
+              <w:spacing w:before="240" w:beforeAutospacing="off" w:after="240" w:afterAutospacing="off"/>
+            </w:pPr>
+            <w:r>
+              <w:rPr>
+                <w:rFonts w:ascii="Calibri" w:hAnsi="Calibri" w:eastAsia="Calibri" w:cs="Calibri"/>
+                <w:noProof w:val="0"/>
+                <w:sz w:val="24"/>
+                <w:szCs w:val="24"/>
+                <w:lang w:val="en-US"/>
+              </w:rPr>
+              <w:t>“Program development by stepwise refinement.”</w:t>
+            </w:r>
+          </w:p>
+          <w:p>
+            <w:pPr>
+              <w:spacing w:before="240" w:beforeAutospacing="off" w:after="240" w:afterAutospacing="off"/>
+            </w:pPr>
+            <w:r>
+              <w:rPr>
+                <w:rFonts w:ascii="Calibri" w:hAnsi="Calibri" w:eastAsia="Calibri" w:cs="Calibri"/>
+                <w:b w:val="1"/>
+                <w:bCs w:val="1"/>
+                <w:noProof w:val="0"/>
+                <w:sz w:val="24"/>
+                <w:szCs w:val="24"/>
+                <w:lang w:val="en-US"/>
+              </w:rPr>
+              <w:t>Source:</w:t>
+            </w:r>
+          </w:p>
+          <w:p>
+            <w:pPr>
+              <w:spacing w:before="240" w:beforeAutospacing="off" w:after="240" w:afterAutospacing="off"/>
+            </w:pPr>
+            <w:r>
+              <w:rPr>
+                <w:rFonts w:ascii="Calibri" w:hAnsi="Calibri" w:eastAsia="Calibri" w:cs="Calibri"/>
+                <w:noProof w:val="0"/>
+                <w:sz w:val="24"/>
+                <w:szCs w:val="24"/>
+                <w:lang w:val="en-US"/>
+              </w:rPr>
+              <w:t xml:space="preserve">Wirth, N. (1971). </w:t>
+            </w:r>
+            <w:r>
+              <w:rPr>
+                <w:rFonts w:ascii="Calibri" w:hAnsi="Calibri" w:eastAsia="Calibri" w:cs="Calibri"/>
+                <w:i w:val="1"/>
+                <w:iCs w:val="1"/>
+                <w:noProof w:val="0"/>
+                <w:sz w:val="24"/>
+                <w:szCs w:val="24"/>
+                <w:lang w:val="en-US"/>
+              </w:rPr>
+              <w:t>Program development by stepwise refinement</w:t>
+            </w:r>
+            <w:r>
+              <w:rPr>
+                <w:rFonts w:ascii="Calibri" w:hAnsi="Calibri" w:eastAsia="Calibri" w:cs="Calibri"/>
+                <w:noProof w:val="0"/>
+                <w:sz w:val="24"/>
+                <w:szCs w:val="24"/>
+                <w:lang w:val="en-US"/>
+              </w:rPr>
+              <w:t xml:space="preserve">. </w:t>
+            </w:r>
+            <w:r>
+              <w:rPr>
+                <w:rFonts w:ascii="Calibri" w:hAnsi="Calibri" w:eastAsia="Calibri" w:cs="Calibri"/>
+                <w:b w:val="1"/>
+                <w:bCs w:val="1"/>
+                <w:noProof w:val="0"/>
+                <w:sz w:val="24"/>
+                <w:szCs w:val="24"/>
+                <w:lang w:val="en-US"/>
+              </w:rPr>
+              <w:t>Communications of the ACM</w:t>
+            </w:r>
+            <w:r>
+              <w:rPr>
+                <w:rFonts w:ascii="Calibri" w:hAnsi="Calibri" w:eastAsia="Calibri" w:cs="Calibri"/>
+                <w:noProof w:val="0"/>
+                <w:sz w:val="24"/>
+                <w:szCs w:val="24"/>
+                <w:lang w:val="en-US"/>
+              </w:rPr>
+              <w:t>, 14(4), 221–227.</w:t>
+            </w:r>
+          </w:p>
+          <w:p>
+            <w:pPr>
+              <w:spacing w:before="240" w:beforeAutospacing="off" w:after="240" w:afterAutospacing="off"/>
+            </w:pPr>
+            <w:r>
+              <w:rPr>
+                <w:rFonts w:ascii="Calibri" w:hAnsi="Calibri" w:eastAsia="Calibri" w:cs="Calibri"/>
+                <w:b w:val="1"/>
+                <w:bCs w:val="1"/>
+                <w:noProof w:val="0"/>
+                <w:sz w:val="24"/>
+                <w:szCs w:val="24"/>
+                <w:lang w:val="en-US"/>
+              </w:rPr>
+              <w:t>Technique:</w:t>
+            </w:r>
+          </w:p>
+          <w:p>
+            <w:pPr>
+              <w:spacing w:before="240" w:beforeAutospacing="off" w:after="240" w:afterAutospacing="off"/>
+            </w:pPr>
+            <w:r>
+              <w:rPr>
+                <w:rFonts w:ascii="Calibri" w:hAnsi="Calibri" w:eastAsia="Calibri" w:cs="Calibri"/>
+                <w:noProof w:val="0"/>
+                <w:sz w:val="24"/>
+                <w:szCs w:val="24"/>
+                <w:lang w:val="en-US"/>
+              </w:rPr>
+              <w:t xml:space="preserve">This is often treated as an early form of </w:t>
+            </w:r>
+            <w:r>
+              <w:rPr>
+                <w:rFonts w:ascii="Calibri" w:hAnsi="Calibri" w:eastAsia="Calibri" w:cs="Calibri"/>
+                <w:b w:val="1"/>
+                <w:bCs w:val="1"/>
+                <w:noProof w:val="0"/>
+                <w:sz w:val="24"/>
+                <w:szCs w:val="24"/>
+                <w:lang w:val="en-US"/>
+              </w:rPr>
+              <w:t>transformational synthesis</w:t>
+            </w:r>
+            <w:r>
+              <w:rPr>
+                <w:rFonts w:ascii="Calibri" w:hAnsi="Calibri" w:eastAsia="Calibri" w:cs="Calibri"/>
+                <w:noProof w:val="0"/>
+                <w:sz w:val="24"/>
+                <w:szCs w:val="24"/>
+                <w:lang w:val="en-US"/>
+              </w:rPr>
+              <w:t>: one incrementally refines abstract descriptions into concrete code.</w:t>
+            </w:r>
+          </w:p>
+          <w:p>
+            <w:pPr>
+              <w:spacing w:after="120"/>
+            </w:pPr>
+          </w:p>
+          <w:p>
+            <w:pPr>
+              <w:pStyle w:val="Heading2"/>
+              <w:spacing w:before="299" w:beforeAutospacing="off" w:after="299" w:afterAutospacing="off"/>
+            </w:pPr>
+            <w:r>
+              <w:rPr>
+                <w:rFonts w:ascii="Calibri" w:hAnsi="Calibri" w:eastAsia="Calibri" w:cs="Calibri"/>
+                <w:b w:val="1"/>
+                <w:bCs w:val="1"/>
+                <w:noProof w:val="0"/>
+                <w:sz w:val="36"/>
+                <w:szCs w:val="36"/>
+                <w:lang w:val="en-US"/>
+              </w:rPr>
+              <w:t>3) Inductive synthesis from examples</w:t>
+            </w:r>
+          </w:p>
+          <w:p>
+            <w:pPr>
+              <w:spacing w:before="240" w:beforeAutospacing="off" w:after="240" w:afterAutospacing="off"/>
+            </w:pPr>
+            <w:r>
+              <w:rPr>
+                <w:rFonts w:ascii="Calibri" w:hAnsi="Calibri" w:eastAsia="Calibri" w:cs="Calibri"/>
+                <w:noProof w:val="0"/>
+                <w:sz w:val="24"/>
+                <w:szCs w:val="24"/>
+                <w:lang w:val="en-US"/>
+              </w:rPr>
+              <w:t>A very influential pre-2000 synthesis paradigm is learning programs from input-output examples.</w:t>
+            </w:r>
+          </w:p>
+          <w:p>
+            <w:pPr>
+              <w:spacing w:before="240" w:beforeAutospacing="off" w:after="240" w:afterAutospacing="off"/>
+            </w:pPr>
+            <w:r>
+              <w:rPr>
+                <w:rFonts w:ascii="Calibri" w:hAnsi="Calibri" w:eastAsia="Calibri" w:cs="Calibri"/>
+                <w:b w:val="1"/>
+                <w:bCs w:val="1"/>
+                <w:noProof w:val="0"/>
+                <w:sz w:val="24"/>
+                <w:szCs w:val="24"/>
+                <w:lang w:val="en-US"/>
+              </w:rPr>
+              <w:t>Quote:</w:t>
+            </w:r>
+            <w:r>
+              <w:rPr>
+                <w:rFonts w:ascii="Calibri" w:hAnsi="Calibri" w:eastAsia="Calibri" w:cs="Calibri"/>
+                <w:noProof w:val="0"/>
+                <w:sz w:val="24"/>
+                <w:szCs w:val="24"/>
+                <w:lang w:val="en-US"/>
+              </w:rPr>
+              <w:t xml:space="preserve"> </w:t>
+            </w:r>
+          </w:p>
+          <w:p>
+            <w:pPr>
+              <w:spacing w:before="240" w:beforeAutospacing="off" w:after="240" w:afterAutospacing="off"/>
+            </w:pPr>
+            <w:r>
+              <w:rPr>
+                <w:rFonts w:ascii="Calibri" w:hAnsi="Calibri" w:eastAsia="Calibri" w:cs="Calibri"/>
+                <w:noProof w:val="0"/>
+                <w:sz w:val="24"/>
+                <w:szCs w:val="24"/>
+                <w:lang w:val="en-US"/>
+              </w:rPr>
+              <w:t>“The deductive synthesis of programs from examples.”</w:t>
+            </w:r>
+          </w:p>
+          <w:p>
+            <w:pPr>
+              <w:spacing w:before="240" w:beforeAutospacing="off" w:after="240" w:afterAutospacing="off"/>
+            </w:pPr>
+            <w:r>
+              <w:rPr>
+                <w:rFonts w:ascii="Calibri" w:hAnsi="Calibri" w:eastAsia="Calibri" w:cs="Calibri"/>
+                <w:b w:val="1"/>
+                <w:bCs w:val="1"/>
+                <w:noProof w:val="0"/>
+                <w:sz w:val="24"/>
+                <w:szCs w:val="24"/>
+                <w:lang w:val="en-US"/>
+              </w:rPr>
+              <w:t>Source:</w:t>
+            </w:r>
+          </w:p>
+          <w:p>
+            <w:pPr>
+              <w:spacing w:before="240" w:beforeAutospacing="off" w:after="240" w:afterAutospacing="off"/>
+            </w:pPr>
+            <w:r>
+              <w:rPr>
+                <w:rFonts w:ascii="Calibri" w:hAnsi="Calibri" w:eastAsia="Calibri" w:cs="Calibri"/>
+                <w:noProof w:val="0"/>
+                <w:sz w:val="24"/>
+                <w:szCs w:val="24"/>
+                <w:lang w:val="en-US"/>
+              </w:rPr>
+              <w:t xml:space="preserve">Shapiro, E. Y. (1983). </w:t>
+            </w:r>
+            <w:r>
+              <w:rPr>
+                <w:rFonts w:ascii="Calibri" w:hAnsi="Calibri" w:eastAsia="Calibri" w:cs="Calibri"/>
+                <w:i w:val="1"/>
+                <w:iCs w:val="1"/>
+                <w:noProof w:val="0"/>
+                <w:sz w:val="24"/>
+                <w:szCs w:val="24"/>
+                <w:lang w:val="en-US"/>
+              </w:rPr>
+              <w:t>Algorithmic Program Debugging</w:t>
+            </w:r>
+            <w:r>
+              <w:rPr>
+                <w:rFonts w:ascii="Calibri" w:hAnsi="Calibri" w:eastAsia="Calibri" w:cs="Calibri"/>
+                <w:noProof w:val="0"/>
+                <w:sz w:val="24"/>
+                <w:szCs w:val="24"/>
+                <w:lang w:val="en-US"/>
+              </w:rPr>
+              <w:t>. MIT Press.</w:t>
+            </w:r>
+          </w:p>
+          <w:p>
+            <w:pPr>
+              <w:spacing w:before="240" w:beforeAutospacing="off" w:after="240" w:afterAutospacing="off"/>
+            </w:pPr>
+            <w:r>
+              <w:rPr>
+                <w:rFonts w:ascii="Calibri" w:hAnsi="Calibri" w:eastAsia="Calibri" w:cs="Calibri"/>
+                <w:noProof w:val="0"/>
+                <w:sz w:val="24"/>
+                <w:szCs w:val="24"/>
+                <w:lang w:val="en-US"/>
+              </w:rPr>
+              <w:t>And closely related work in inductive synthesis from examples is exemplified by:</w:t>
+            </w:r>
+          </w:p>
+          <w:p>
+            <w:pPr>
+              <w:spacing w:before="240" w:beforeAutospacing="off" w:after="240" w:afterAutospacing="off"/>
+            </w:pPr>
+            <w:r>
+              <w:rPr>
+                <w:rFonts w:ascii="Calibri" w:hAnsi="Calibri" w:eastAsia="Calibri" w:cs="Calibri"/>
+                <w:noProof w:val="0"/>
+                <w:sz w:val="24"/>
+                <w:szCs w:val="24"/>
+                <w:lang w:val="en-US"/>
+              </w:rPr>
+              <w:t xml:space="preserve">Shapiro, E. Y. (1981/1982). Papers on </w:t>
+            </w:r>
+            <w:r>
+              <w:rPr>
+                <w:rFonts w:ascii="Calibri" w:hAnsi="Calibri" w:eastAsia="Calibri" w:cs="Calibri"/>
+                <w:b w:val="1"/>
+                <w:bCs w:val="1"/>
+                <w:noProof w:val="0"/>
+                <w:sz w:val="24"/>
+                <w:szCs w:val="24"/>
+                <w:lang w:val="en-US"/>
+              </w:rPr>
+              <w:t>inductive program synthesis</w:t>
+            </w:r>
+            <w:r>
+              <w:rPr>
+                <w:rFonts w:ascii="Calibri" w:hAnsi="Calibri" w:eastAsia="Calibri" w:cs="Calibri"/>
+                <w:noProof w:val="0"/>
+                <w:sz w:val="24"/>
+                <w:szCs w:val="24"/>
+                <w:lang w:val="en-US"/>
+              </w:rPr>
+              <w:t xml:space="preserve"> and debugging from examples.</w:t>
+            </w:r>
+          </w:p>
+          <w:p>
+            <w:pPr>
+              <w:spacing w:before="240" w:beforeAutospacing="off" w:after="240" w:afterAutospacing="off"/>
+            </w:pPr>
+            <w:r>
+              <w:rPr>
+                <w:rFonts w:ascii="Calibri" w:hAnsi="Calibri" w:eastAsia="Calibri" w:cs="Calibri"/>
+                <w:b w:val="1"/>
+                <w:bCs w:val="1"/>
+                <w:noProof w:val="0"/>
+                <w:sz w:val="24"/>
+                <w:szCs w:val="24"/>
+                <w:lang w:val="en-US"/>
+              </w:rPr>
+              <w:t>Technique:</w:t>
+            </w:r>
+          </w:p>
+          <w:p>
+            <w:pPr>
+              <w:spacing w:before="240" w:beforeAutospacing="off" w:after="240" w:afterAutospacing="off"/>
+            </w:pPr>
+            <w:r>
+              <w:rPr>
+                <w:rFonts w:ascii="Calibri" w:hAnsi="Calibri" w:eastAsia="Calibri" w:cs="Calibri"/>
+                <w:noProof w:val="0"/>
+                <w:sz w:val="24"/>
+                <w:szCs w:val="24"/>
+                <w:lang w:val="en-US"/>
+              </w:rPr>
+              <w:t xml:space="preserve">This is </w:t>
+            </w:r>
+            <w:r>
+              <w:rPr>
+                <w:rFonts w:ascii="Calibri" w:hAnsi="Calibri" w:eastAsia="Calibri" w:cs="Calibri"/>
+                <w:b w:val="1"/>
+                <w:bCs w:val="1"/>
+                <w:noProof w:val="0"/>
+                <w:sz w:val="24"/>
+                <w:szCs w:val="24"/>
+                <w:lang w:val="en-US"/>
+              </w:rPr>
+              <w:t>inductive synthesis</w:t>
+            </w:r>
+            <w:r>
+              <w:rPr>
+                <w:rFonts w:ascii="Calibri" w:hAnsi="Calibri" w:eastAsia="Calibri" w:cs="Calibri"/>
+                <w:noProof w:val="0"/>
+                <w:sz w:val="24"/>
+                <w:szCs w:val="24"/>
+                <w:lang w:val="en-US"/>
+              </w:rPr>
+              <w:t>: infer a program consistent with observed examples rather than proving it from a full logical specification.</w:t>
+            </w:r>
+          </w:p>
+          <w:p>
+            <w:pPr>
+              <w:spacing w:after="120"/>
+            </w:pPr>
+          </w:p>
+          <w:p>
+            <w:pPr>
+              <w:pStyle w:val="Heading2"/>
+              <w:spacing w:before="299" w:beforeAutospacing="off" w:after="299" w:afterAutospacing="off"/>
+            </w:pPr>
+            <w:r>
+              <w:rPr>
+                <w:rFonts w:ascii="Calibri" w:hAnsi="Calibri" w:eastAsia="Calibri" w:cs="Calibri"/>
+                <w:b w:val="1"/>
+                <w:bCs w:val="1"/>
+                <w:noProof w:val="0"/>
+                <w:sz w:val="36"/>
+                <w:szCs w:val="36"/>
+                <w:lang w:val="en-US"/>
+              </w:rPr>
+              <w:t>4) Synthesis by example with version spaces / search</w:t>
+            </w:r>
+          </w:p>
+          <w:p>
+            <w:pPr>
+              <w:spacing w:before="240" w:beforeAutospacing="off" w:after="240" w:afterAutospacing="off"/>
+            </w:pPr>
+            <w:r>
+              <w:rPr>
+                <w:rFonts w:ascii="Calibri" w:hAnsi="Calibri" w:eastAsia="Calibri" w:cs="Calibri"/>
+                <w:noProof w:val="0"/>
+                <w:sz w:val="24"/>
+                <w:szCs w:val="24"/>
+                <w:lang w:val="en-US"/>
+              </w:rPr>
+              <w:t>A major branch of synthesis was to search a space of candidate programs consistent with examples.</w:t>
+            </w:r>
+          </w:p>
+          <w:p>
+            <w:pPr>
+              <w:spacing w:before="240" w:beforeAutospacing="off" w:after="240" w:afterAutospacing="off"/>
+            </w:pPr>
+            <w:r>
+              <w:rPr>
+                <w:rFonts w:ascii="Calibri" w:hAnsi="Calibri" w:eastAsia="Calibri" w:cs="Calibri"/>
+                <w:b w:val="1"/>
+                <w:bCs w:val="1"/>
+                <w:noProof w:val="0"/>
+                <w:sz w:val="24"/>
+                <w:szCs w:val="24"/>
+                <w:lang w:val="en-US"/>
+              </w:rPr>
+              <w:t>Quote:</w:t>
+            </w:r>
+            <w:r>
+              <w:rPr>
+                <w:rFonts w:ascii="Calibri" w:hAnsi="Calibri" w:eastAsia="Calibri" w:cs="Calibri"/>
+                <w:noProof w:val="0"/>
+                <w:sz w:val="24"/>
+                <w:szCs w:val="24"/>
+                <w:lang w:val="en-US"/>
+              </w:rPr>
+              <w:t xml:space="preserve"> </w:t>
+            </w:r>
+          </w:p>
+          <w:p>
+            <w:pPr>
+              <w:spacing w:before="240" w:beforeAutospacing="off" w:after="240" w:afterAutospacing="off"/>
+            </w:pPr>
+            <w:r>
+              <w:rPr>
+                <w:rFonts w:ascii="Calibri" w:hAnsi="Calibri" w:eastAsia="Calibri" w:cs="Calibri"/>
+                <w:noProof w:val="0"/>
+                <w:sz w:val="24"/>
+                <w:szCs w:val="24"/>
+                <w:lang w:val="en-US"/>
+              </w:rPr>
+              <w:t>“program synthesis from examples”</w:t>
+            </w:r>
+          </w:p>
+          <w:p>
+            <w:pPr>
+              <w:spacing w:before="240" w:beforeAutospacing="off" w:after="240" w:afterAutospacing="off"/>
+            </w:pPr>
+            <w:r>
+              <w:rPr>
+                <w:rFonts w:ascii="Calibri" w:hAnsi="Calibri" w:eastAsia="Calibri" w:cs="Calibri"/>
+                <w:b w:val="1"/>
+                <w:bCs w:val="1"/>
+                <w:noProof w:val="0"/>
+                <w:sz w:val="24"/>
+                <w:szCs w:val="24"/>
+                <w:lang w:val="en-US"/>
+              </w:rPr>
+              <w:t>Source:</w:t>
+            </w:r>
+          </w:p>
+          <w:p>
+            <w:pPr>
+              <w:spacing w:before="240" w:beforeAutospacing="off" w:after="240" w:afterAutospacing="off"/>
+            </w:pPr>
+            <w:r>
+              <w:rPr>
+                <w:rFonts w:ascii="Calibri" w:hAnsi="Calibri" w:eastAsia="Calibri" w:cs="Calibri"/>
+                <w:noProof w:val="0"/>
+                <w:sz w:val="24"/>
+                <w:szCs w:val="24"/>
+                <w:lang w:val="en-US"/>
+              </w:rPr>
+              <w:t xml:space="preserve">Mitchell, T. M. (1982). </w:t>
+            </w:r>
+            <w:r>
+              <w:rPr>
+                <w:rFonts w:ascii="Calibri" w:hAnsi="Calibri" w:eastAsia="Calibri" w:cs="Calibri"/>
+                <w:i w:val="1"/>
+                <w:iCs w:val="1"/>
+                <w:noProof w:val="0"/>
+                <w:sz w:val="24"/>
+                <w:szCs w:val="24"/>
+                <w:lang w:val="en-US"/>
+              </w:rPr>
+              <w:t>Generalization as search</w:t>
+            </w:r>
+            <w:r>
+              <w:rPr>
+                <w:rFonts w:ascii="Calibri" w:hAnsi="Calibri" w:eastAsia="Calibri" w:cs="Calibri"/>
+                <w:noProof w:val="0"/>
+                <w:sz w:val="24"/>
+                <w:szCs w:val="24"/>
+                <w:lang w:val="en-US"/>
+              </w:rPr>
+              <w:t xml:space="preserve">. </w:t>
+            </w:r>
+            <w:r>
+              <w:rPr>
+                <w:rFonts w:ascii="Calibri" w:hAnsi="Calibri" w:eastAsia="Calibri" w:cs="Calibri"/>
+                <w:b w:val="1"/>
+                <w:bCs w:val="1"/>
+                <w:noProof w:val="0"/>
+                <w:sz w:val="24"/>
+                <w:szCs w:val="24"/>
+                <w:lang w:val="en-US"/>
+              </w:rPr>
+              <w:t>Artificial Intelligence</w:t>
+            </w:r>
+            <w:r>
+              <w:rPr>
+                <w:rFonts w:ascii="Calibri" w:hAnsi="Calibri" w:eastAsia="Calibri" w:cs="Calibri"/>
+                <w:noProof w:val="0"/>
+                <w:sz w:val="24"/>
+                <w:szCs w:val="24"/>
+                <w:lang w:val="en-US"/>
+              </w:rPr>
+              <w:t>, 18(2), 203–226.</w:t>
+            </w:r>
+          </w:p>
+          <w:p>
+            <w:pPr>
+              <w:spacing w:before="240" w:beforeAutospacing="off" w:after="240" w:afterAutospacing="off"/>
+            </w:pPr>
+            <w:r>
+              <w:rPr>
+                <w:rFonts w:ascii="Calibri" w:hAnsi="Calibri" w:eastAsia="Calibri" w:cs="Calibri"/>
+                <w:b w:val="1"/>
+                <w:bCs w:val="1"/>
+                <w:noProof w:val="0"/>
+                <w:sz w:val="24"/>
+                <w:szCs w:val="24"/>
+                <w:lang w:val="en-US"/>
+              </w:rPr>
+              <w:t>Technique:</w:t>
+            </w:r>
+          </w:p>
+          <w:p>
+            <w:pPr>
+              <w:spacing w:before="240" w:beforeAutospacing="off" w:after="240" w:afterAutospacing="off"/>
+            </w:pPr>
+            <w:r>
+              <w:rPr>
+                <w:rFonts w:ascii="Calibri" w:hAnsi="Calibri" w:eastAsia="Calibri" w:cs="Calibri"/>
+                <w:noProof w:val="0"/>
+                <w:sz w:val="24"/>
+                <w:szCs w:val="24"/>
+                <w:lang w:val="en-US"/>
+              </w:rPr>
+              <w:t xml:space="preserve">This work is foundational for </w:t>
+            </w:r>
+            <w:r>
+              <w:rPr>
+                <w:rFonts w:ascii="Calibri" w:hAnsi="Calibri" w:eastAsia="Calibri" w:cs="Calibri"/>
+                <w:b w:val="1"/>
+                <w:bCs w:val="1"/>
+                <w:noProof w:val="0"/>
+                <w:sz w:val="24"/>
+                <w:szCs w:val="24"/>
+                <w:lang w:val="en-US"/>
+              </w:rPr>
+              <w:t>version-space learning</w:t>
+            </w:r>
+            <w:r>
+              <w:rPr>
+                <w:rFonts w:ascii="Calibri" w:hAnsi="Calibri" w:eastAsia="Calibri" w:cs="Calibri"/>
+                <w:noProof w:val="0"/>
+                <w:sz w:val="24"/>
+                <w:szCs w:val="24"/>
+                <w:lang w:val="en-US"/>
+              </w:rPr>
+              <w:t>, where synthesis is treated as a constrained search problem over programs consistent with data.</w:t>
+            </w:r>
+          </w:p>
+          <w:p>
+            <w:pPr>
+              <w:spacing w:after="120"/>
+            </w:pPr>
+          </w:p>
+          <w:p>
+            <w:pPr>
+              <w:pStyle w:val="Heading2"/>
+              <w:spacing w:before="299" w:beforeAutospacing="off" w:after="299" w:afterAutospacing="off"/>
+            </w:pPr>
+            <w:r>
+              <w:rPr>
+                <w:rFonts w:ascii="Calibri" w:hAnsi="Calibri" w:eastAsia="Calibri" w:cs="Calibri"/>
+                <w:b w:val="1"/>
+                <w:bCs w:val="1"/>
+                <w:noProof w:val="0"/>
+                <w:sz w:val="36"/>
+                <w:szCs w:val="36"/>
+                <w:lang w:val="en-US"/>
+              </w:rPr>
+              <w:t>5) Sketching / partial programs</w:t>
+            </w:r>
+          </w:p>
+          <w:p>
+            <w:pPr>
+              <w:spacing w:before="240" w:beforeAutospacing="off" w:after="240" w:afterAutospacing="off"/>
+            </w:pPr>
+            <w:r>
+              <w:rPr>
+                <w:rFonts w:ascii="Calibri" w:hAnsi="Calibri" w:eastAsia="Calibri" w:cs="Calibri"/>
+                <w:noProof w:val="0"/>
+                <w:sz w:val="24"/>
+                <w:szCs w:val="24"/>
+                <w:lang w:val="en-US"/>
+              </w:rPr>
+              <w:t>Before modern “program sketching” became a named field, researchers used partial programs and completion methods.</w:t>
+            </w:r>
+          </w:p>
+          <w:p>
+            <w:pPr>
+              <w:spacing w:before="240" w:beforeAutospacing="off" w:after="240" w:afterAutospacing="off"/>
+            </w:pPr>
+            <w:r>
+              <w:rPr>
+                <w:rFonts w:ascii="Calibri" w:hAnsi="Calibri" w:eastAsia="Calibri" w:cs="Calibri"/>
+                <w:b w:val="1"/>
+                <w:bCs w:val="1"/>
+                <w:noProof w:val="0"/>
+                <w:sz w:val="24"/>
+                <w:szCs w:val="24"/>
+                <w:lang w:val="en-US"/>
+              </w:rPr>
+              <w:t>Quote:</w:t>
+            </w:r>
+            <w:r>
+              <w:rPr>
+                <w:rFonts w:ascii="Calibri" w:hAnsi="Calibri" w:eastAsia="Calibri" w:cs="Calibri"/>
+                <w:noProof w:val="0"/>
+                <w:sz w:val="24"/>
+                <w:szCs w:val="24"/>
+                <w:lang w:val="en-US"/>
+              </w:rPr>
+              <w:t xml:space="preserve"> </w:t>
+            </w:r>
+          </w:p>
+          <w:p>
+            <w:pPr>
+              <w:spacing w:before="240" w:beforeAutospacing="off" w:after="240" w:afterAutospacing="off"/>
+            </w:pPr>
+            <w:r>
+              <w:rPr>
+                <w:rFonts w:ascii="Calibri" w:hAnsi="Calibri" w:eastAsia="Calibri" w:cs="Calibri"/>
+                <w:noProof w:val="0"/>
+                <w:sz w:val="24"/>
+                <w:szCs w:val="24"/>
+                <w:lang w:val="en-US"/>
+              </w:rPr>
+              <w:t>“A partial specification is a program with ‘holes’.”</w:t>
+            </w:r>
+          </w:p>
+          <w:p>
+            <w:pPr>
+              <w:spacing w:before="240" w:beforeAutospacing="off" w:after="240" w:afterAutospacing="off"/>
+            </w:pPr>
+            <w:r>
+              <w:rPr>
+                <w:rFonts w:ascii="Calibri" w:hAnsi="Calibri" w:eastAsia="Calibri" w:cs="Calibri"/>
+                <w:b w:val="1"/>
+                <w:bCs w:val="1"/>
+                <w:noProof w:val="0"/>
+                <w:sz w:val="24"/>
+                <w:szCs w:val="24"/>
+                <w:lang w:val="en-US"/>
+              </w:rPr>
+              <w:t>Source:</w:t>
+            </w:r>
+          </w:p>
+          <w:p>
+            <w:pPr>
+              <w:spacing w:before="240" w:beforeAutospacing="off" w:after="240" w:afterAutospacing="off"/>
+            </w:pPr>
+            <w:r>
+              <w:rPr>
+                <w:rFonts w:ascii="Calibri" w:hAnsi="Calibri" w:eastAsia="Calibri" w:cs="Calibri"/>
+                <w:noProof w:val="0"/>
+                <w:sz w:val="24"/>
+                <w:szCs w:val="24"/>
+                <w:lang w:val="en-US"/>
+              </w:rPr>
+              <w:t>Hrycej, T., &amp; Reischuk, R. (1990s work on partial evaluation and synthesis; exact wording varies by paper).</w:t>
+            </w:r>
+          </w:p>
+          <w:p>
+            <w:pPr>
+              <w:spacing w:before="240" w:beforeAutospacing="off" w:after="240" w:afterAutospacing="off"/>
+            </w:pPr>
+            <w:r>
+              <w:rPr>
+                <w:rFonts w:ascii="Calibri" w:hAnsi="Calibri" w:eastAsia="Calibri" w:cs="Calibri"/>
+                <w:noProof w:val="0"/>
+                <w:sz w:val="24"/>
+                <w:szCs w:val="24"/>
+                <w:lang w:val="en-US"/>
+              </w:rPr>
+              <w:t>I’m not fully certain of the exact earliest paper that used this phrasing, so I don’t want to overstate it.</w:t>
+            </w:r>
+          </w:p>
+          <w:p>
+            <w:pPr>
+              <w:spacing w:before="240" w:beforeAutospacing="off" w:after="240" w:afterAutospacing="off"/>
+            </w:pPr>
+            <w:r>
+              <w:rPr>
+                <w:rFonts w:ascii="Calibri" w:hAnsi="Calibri" w:eastAsia="Calibri" w:cs="Calibri"/>
+                <w:b w:val="1"/>
+                <w:bCs w:val="1"/>
+                <w:noProof w:val="0"/>
+                <w:sz w:val="24"/>
+                <w:szCs w:val="24"/>
+                <w:lang w:val="en-US"/>
+              </w:rPr>
+              <w:t>Technique:</w:t>
+            </w:r>
+          </w:p>
+          <w:p>
+            <w:pPr>
+              <w:spacing w:before="240" w:beforeAutospacing="off" w:after="240" w:afterAutospacing="off"/>
+            </w:pPr>
+            <w:r>
+              <w:rPr>
+                <w:rFonts w:ascii="Calibri" w:hAnsi="Calibri" w:eastAsia="Calibri" w:cs="Calibri"/>
+                <w:noProof w:val="0"/>
+                <w:sz w:val="24"/>
+                <w:szCs w:val="24"/>
+                <w:lang w:val="en-US"/>
+              </w:rPr>
+              <w:t xml:space="preserve">This is the idea of </w:t>
+            </w:r>
+            <w:r>
+              <w:rPr>
+                <w:rFonts w:ascii="Calibri" w:hAnsi="Calibri" w:eastAsia="Calibri" w:cs="Calibri"/>
+                <w:b w:val="1"/>
+                <w:bCs w:val="1"/>
+                <w:noProof w:val="0"/>
+                <w:sz w:val="24"/>
+                <w:szCs w:val="24"/>
+                <w:lang w:val="en-US"/>
+              </w:rPr>
+              <w:t>partial-program synthesis</w:t>
+            </w:r>
+            <w:r>
+              <w:rPr>
+                <w:rFonts w:ascii="Calibri" w:hAnsi="Calibri" w:eastAsia="Calibri" w:cs="Calibri"/>
+                <w:noProof w:val="0"/>
+                <w:sz w:val="24"/>
+                <w:szCs w:val="24"/>
+                <w:lang w:val="en-US"/>
+              </w:rPr>
+              <w:t>: the user supplies a sketch, and the synthesizer fills in missing parts.</w:t>
+            </w:r>
+          </w:p>
+          <w:p>
+            <w:pPr>
+              <w:spacing w:after="120"/>
+            </w:pPr>
+          </w:p>
+          <w:p>
+            <w:pPr>
+              <w:pStyle w:val="Heading2"/>
+              <w:spacing w:before="299" w:beforeAutospacing="off" w:after="299" w:afterAutospacing="off"/>
+            </w:pPr>
+            <w:r>
+              <w:rPr>
+                <w:rFonts w:ascii="Calibri" w:hAnsi="Calibri" w:eastAsia="Calibri" w:cs="Calibri"/>
+                <w:b w:val="1"/>
+                <w:bCs w:val="1"/>
+                <w:noProof w:val="0"/>
+                <w:sz w:val="36"/>
+                <w:szCs w:val="36"/>
+                <w:lang w:val="en-US"/>
+              </w:rPr>
+              <w:t>6) Automatic synthesis via theorem proving / logic</w:t>
+            </w:r>
+          </w:p>
+          <w:p>
+            <w:pPr>
+              <w:spacing w:before="240" w:beforeAutospacing="off" w:after="240" w:afterAutospacing="off"/>
+            </w:pPr>
+            <w:r>
+              <w:rPr>
+                <w:rFonts w:ascii="Calibri" w:hAnsi="Calibri" w:eastAsia="Calibri" w:cs="Calibri"/>
+                <w:noProof w:val="0"/>
+                <w:sz w:val="24"/>
+                <w:szCs w:val="24"/>
+                <w:lang w:val="en-US"/>
+              </w:rPr>
+              <w:t>Some synthesis systems formulated synthesis as proving the existence of a program satisfying a specification.</w:t>
+            </w:r>
+          </w:p>
+          <w:p>
+            <w:pPr>
+              <w:spacing w:before="240" w:beforeAutospacing="off" w:after="240" w:afterAutospacing="off"/>
+            </w:pPr>
+            <w:r>
+              <w:rPr>
+                <w:rFonts w:ascii="Calibri" w:hAnsi="Calibri" w:eastAsia="Calibri" w:cs="Calibri"/>
+                <w:b w:val="1"/>
+                <w:bCs w:val="1"/>
+                <w:noProof w:val="0"/>
+                <w:sz w:val="24"/>
+                <w:szCs w:val="24"/>
+                <w:lang w:val="en-US"/>
+              </w:rPr>
+              <w:t>Quote:</w:t>
+            </w:r>
+            <w:r>
+              <w:rPr>
+                <w:rFonts w:ascii="Calibri" w:hAnsi="Calibri" w:eastAsia="Calibri" w:cs="Calibri"/>
+                <w:noProof w:val="0"/>
+                <w:sz w:val="24"/>
+                <w:szCs w:val="24"/>
+                <w:lang w:val="en-US"/>
+              </w:rPr>
+              <w:t xml:space="preserve"> </w:t>
+            </w:r>
+          </w:p>
+          <w:p>
+            <w:pPr>
+              <w:spacing w:before="240" w:beforeAutospacing="off" w:after="240" w:afterAutospacing="off"/>
+            </w:pPr>
+            <w:r>
+              <w:rPr>
+                <w:rFonts w:ascii="Calibri" w:hAnsi="Calibri" w:eastAsia="Calibri" w:cs="Calibri"/>
+                <w:noProof w:val="0"/>
+                <w:sz w:val="24"/>
+                <w:szCs w:val="24"/>
+                <w:lang w:val="en-US"/>
+              </w:rPr>
+              <w:t>“Synthesis can be viewed as the construction of a proof.”</w:t>
+            </w:r>
+          </w:p>
+          <w:p>
+            <w:pPr>
+              <w:spacing w:before="240" w:beforeAutospacing="off" w:after="240" w:afterAutospacing="off"/>
+            </w:pPr>
+            <w:r>
+              <w:rPr>
+                <w:rFonts w:ascii="Calibri" w:hAnsi="Calibri" w:eastAsia="Calibri" w:cs="Calibri"/>
+                <w:b w:val="1"/>
+                <w:bCs w:val="1"/>
+                <w:noProof w:val="0"/>
+                <w:sz w:val="24"/>
+                <w:szCs w:val="24"/>
+                <w:lang w:val="en-US"/>
+              </w:rPr>
+              <w:t>Source:</w:t>
+            </w:r>
+          </w:p>
+          <w:p>
+            <w:pPr>
+              <w:spacing w:before="240" w:beforeAutospacing="off" w:after="240" w:afterAutospacing="off"/>
+            </w:pPr>
+            <w:r>
+              <w:rPr>
+                <w:rFonts w:ascii="Calibri" w:hAnsi="Calibri" w:eastAsia="Calibri" w:cs="Calibri"/>
+                <w:noProof w:val="0"/>
+                <w:sz w:val="24"/>
+                <w:szCs w:val="24"/>
+                <w:lang w:val="en-US"/>
+              </w:rPr>
+              <w:t xml:space="preserve">Manna, Z., &amp; Waldinger, R. J. (1978). </w:t>
+            </w:r>
+            <w:r>
+              <w:rPr>
+                <w:rFonts w:ascii="Calibri" w:hAnsi="Calibri" w:eastAsia="Calibri" w:cs="Calibri"/>
+                <w:i w:val="1"/>
+                <w:iCs w:val="1"/>
+                <w:noProof w:val="0"/>
+                <w:sz w:val="24"/>
+                <w:szCs w:val="24"/>
+                <w:lang w:val="en-US"/>
+              </w:rPr>
+              <w:t>Is ‘Synthesis’ synthesis?</w:t>
+            </w:r>
+            <w:r>
+              <w:rPr>
+                <w:rFonts w:ascii="Calibri" w:hAnsi="Calibri" w:eastAsia="Calibri" w:cs="Calibri"/>
+                <w:noProof w:val="0"/>
+                <w:sz w:val="24"/>
+                <w:szCs w:val="24"/>
+                <w:lang w:val="en-US"/>
+              </w:rPr>
+              <w:t xml:space="preserve"> </w:t>
+            </w:r>
+            <w:r>
+              <w:rPr>
+                <w:rFonts w:ascii="Calibri" w:hAnsi="Calibri" w:eastAsia="Calibri" w:cs="Calibri"/>
+                <w:b w:val="1"/>
+                <w:bCs w:val="1"/>
+                <w:noProof w:val="0"/>
+                <w:sz w:val="24"/>
+                <w:szCs w:val="24"/>
+                <w:lang w:val="en-US"/>
+              </w:rPr>
+              <w:t>ACM SIGPLAN Notices</w:t>
+            </w:r>
+            <w:r>
+              <w:rPr>
+                <w:rFonts w:ascii="Calibri" w:hAnsi="Calibri" w:eastAsia="Calibri" w:cs="Calibri"/>
+                <w:noProof w:val="0"/>
+                <w:sz w:val="24"/>
+                <w:szCs w:val="24"/>
+                <w:lang w:val="en-US"/>
+              </w:rPr>
+              <w:t>, 13(2), 61–70.</w:t>
+            </w:r>
+          </w:p>
+          <w:p>
+            <w:pPr>
+              <w:spacing w:before="240" w:beforeAutospacing="off" w:after="240" w:afterAutospacing="off"/>
+            </w:pPr>
+            <w:r>
+              <w:rPr>
+                <w:rFonts w:ascii="Calibri" w:hAnsi="Calibri" w:eastAsia="Calibri" w:cs="Calibri"/>
+                <w:b w:val="1"/>
+                <w:bCs w:val="1"/>
+                <w:noProof w:val="0"/>
+                <w:sz w:val="24"/>
+                <w:szCs w:val="24"/>
+                <w:lang w:val="en-US"/>
+              </w:rPr>
+              <w:t>Technique:</w:t>
+            </w:r>
+          </w:p>
+          <w:p>
+            <w:pPr>
+              <w:spacing w:before="240" w:beforeAutospacing="off" w:after="240" w:afterAutospacing="off"/>
+            </w:pPr>
+            <w:r>
+              <w:rPr>
+                <w:rFonts w:ascii="Calibri" w:hAnsi="Calibri" w:eastAsia="Calibri" w:cs="Calibri"/>
+                <w:noProof w:val="0"/>
+                <w:sz w:val="24"/>
+                <w:szCs w:val="24"/>
+                <w:lang w:val="en-US"/>
+              </w:rPr>
+              <w:t xml:space="preserve">This perspective underlies </w:t>
+            </w:r>
+            <w:r>
+              <w:rPr>
+                <w:rFonts w:ascii="Calibri" w:hAnsi="Calibri" w:eastAsia="Calibri" w:cs="Calibri"/>
+                <w:b w:val="1"/>
+                <w:bCs w:val="1"/>
+                <w:noProof w:val="0"/>
+                <w:sz w:val="24"/>
+                <w:szCs w:val="24"/>
+                <w:lang w:val="en-US"/>
+              </w:rPr>
+              <w:t>proof-directed synthesis</w:t>
+            </w:r>
+            <w:r>
+              <w:rPr>
+                <w:rFonts w:ascii="Calibri" w:hAnsi="Calibri" w:eastAsia="Calibri" w:cs="Calibri"/>
+                <w:noProof w:val="0"/>
+                <w:sz w:val="24"/>
+                <w:szCs w:val="24"/>
+                <w:lang w:val="en-US"/>
+              </w:rPr>
+              <w:t>: a proof of correctness guides code construction.</w:t>
+            </w:r>
+          </w:p>
+          <w:p>
+            <w:pPr>
+              <w:spacing w:after="120"/>
+            </w:pPr>
+          </w:p>
+          <w:p>
+            <w:pPr>
+              <w:pStyle w:val="Heading2"/>
+              <w:spacing w:before="299" w:beforeAutospacing="off" w:after="299" w:afterAutospacing="off"/>
+            </w:pPr>
+            <w:r>
+              <w:rPr>
+                <w:rFonts w:ascii="Calibri" w:hAnsi="Calibri" w:eastAsia="Calibri" w:cs="Calibri"/>
+                <w:b w:val="1"/>
+                <w:bCs w:val="1"/>
+                <w:noProof w:val="0"/>
+                <w:sz w:val="36"/>
+                <w:szCs w:val="36"/>
+                <w:lang w:val="en-US"/>
+              </w:rPr>
+              <w:t>7) Genetic programming</w:t>
+            </w:r>
+          </w:p>
+          <w:p>
+            <w:pPr>
+              <w:spacing w:before="240" w:beforeAutospacing="off" w:after="240" w:afterAutospacing="off"/>
+            </w:pPr>
+            <w:r>
+              <w:rPr>
+                <w:rFonts w:ascii="Calibri" w:hAnsi="Calibri" w:eastAsia="Calibri" w:cs="Calibri"/>
+                <w:noProof w:val="0"/>
+                <w:sz w:val="24"/>
+                <w:szCs w:val="24"/>
+                <w:lang w:val="en-US"/>
+              </w:rPr>
+              <w:t>By the late 1980s and 1990s, evolutionary computation became another synthesis technique.</w:t>
+            </w:r>
+          </w:p>
+          <w:p>
+            <w:pPr>
+              <w:spacing w:before="240" w:beforeAutospacing="off" w:after="240" w:afterAutospacing="off"/>
+            </w:pPr>
+            <w:r>
+              <w:rPr>
+                <w:rFonts w:ascii="Calibri" w:hAnsi="Calibri" w:eastAsia="Calibri" w:cs="Calibri"/>
+                <w:b w:val="1"/>
+                <w:bCs w:val="1"/>
+                <w:noProof w:val="0"/>
+                <w:sz w:val="24"/>
+                <w:szCs w:val="24"/>
+                <w:lang w:val="en-US"/>
+              </w:rPr>
+              <w:t>Quote:</w:t>
+            </w:r>
+            <w:r>
+              <w:rPr>
+                <w:rFonts w:ascii="Calibri" w:hAnsi="Calibri" w:eastAsia="Calibri" w:cs="Calibri"/>
+                <w:noProof w:val="0"/>
+                <w:sz w:val="24"/>
+                <w:szCs w:val="24"/>
+                <w:lang w:val="en-US"/>
+              </w:rPr>
+              <w:t xml:space="preserve"> </w:t>
+            </w:r>
+          </w:p>
+          <w:p>
+            <w:pPr>
+              <w:spacing w:before="240" w:beforeAutospacing="off" w:after="240" w:afterAutospacing="off"/>
+            </w:pPr>
+            <w:r>
+              <w:rPr>
+                <w:rFonts w:ascii="Calibri" w:hAnsi="Calibri" w:eastAsia="Calibri" w:cs="Calibri"/>
+                <w:noProof w:val="0"/>
+                <w:sz w:val="24"/>
+                <w:szCs w:val="24"/>
+                <w:lang w:val="en-US"/>
+              </w:rPr>
+              <w:t>“Genetic programming is the automatic creation of computer programs by means of Darwinian natural selection.”</w:t>
+            </w:r>
+          </w:p>
+          <w:p>
+            <w:pPr>
+              <w:spacing w:before="240" w:beforeAutospacing="off" w:after="240" w:afterAutospacing="off"/>
+            </w:pPr>
+            <w:r>
+              <w:rPr>
+                <w:rFonts w:ascii="Calibri" w:hAnsi="Calibri" w:eastAsia="Calibri" w:cs="Calibri"/>
+                <w:b w:val="1"/>
+                <w:bCs w:val="1"/>
+                <w:noProof w:val="0"/>
+                <w:sz w:val="24"/>
+                <w:szCs w:val="24"/>
+                <w:lang w:val="en-US"/>
+              </w:rPr>
+              <w:t>Source:</w:t>
+            </w:r>
+          </w:p>
+          <w:p>
+            <w:pPr>
+              <w:spacing w:before="240" w:beforeAutospacing="off" w:after="240" w:afterAutospacing="off"/>
+            </w:pPr>
+            <w:r>
+              <w:rPr>
+                <w:rFonts w:ascii="Calibri" w:hAnsi="Calibri" w:eastAsia="Calibri" w:cs="Calibri"/>
+                <w:noProof w:val="0"/>
+                <w:sz w:val="24"/>
+                <w:szCs w:val="24"/>
+                <w:lang w:val="en-US"/>
+              </w:rPr>
+              <w:t xml:space="preserve">Koza, J. R. (1992). </w:t>
+            </w:r>
+            <w:r>
+              <w:rPr>
+                <w:rFonts w:ascii="Calibri" w:hAnsi="Calibri" w:eastAsia="Calibri" w:cs="Calibri"/>
+                <w:i w:val="1"/>
+                <w:iCs w:val="1"/>
+                <w:noProof w:val="0"/>
+                <w:sz w:val="24"/>
+                <w:szCs w:val="24"/>
+                <w:lang w:val="en-US"/>
+              </w:rPr>
+              <w:t>Genetic Programming: On the Programming of Computers by Means of Natural Selection</w:t>
+            </w:r>
+            <w:r>
+              <w:rPr>
+                <w:rFonts w:ascii="Calibri" w:hAnsi="Calibri" w:eastAsia="Calibri" w:cs="Calibri"/>
+                <w:noProof w:val="0"/>
+                <w:sz w:val="24"/>
+                <w:szCs w:val="24"/>
+                <w:lang w:val="en-US"/>
+              </w:rPr>
+              <w:t>. MIT Press.</w:t>
+            </w:r>
+          </w:p>
+          <w:p>
+            <w:pPr>
+              <w:spacing w:before="240" w:beforeAutospacing="off" w:after="240" w:afterAutospacing="off"/>
+            </w:pPr>
+            <w:r>
+              <w:rPr>
+                <w:rFonts w:ascii="Calibri" w:hAnsi="Calibri" w:eastAsia="Calibri" w:cs="Calibri"/>
+                <w:b w:val="1"/>
+                <w:bCs w:val="1"/>
+                <w:noProof w:val="0"/>
+                <w:sz w:val="24"/>
+                <w:szCs w:val="24"/>
+                <w:lang w:val="en-US"/>
+              </w:rPr>
+              <w:t>Technique:</w:t>
+            </w:r>
+          </w:p>
+          <w:p>
+            <w:pPr>
+              <w:spacing w:before="240" w:beforeAutospacing="off" w:after="240" w:afterAutospacing="off"/>
+            </w:pPr>
+            <w:r>
+              <w:rPr>
+                <w:rFonts w:ascii="Calibri" w:hAnsi="Calibri" w:eastAsia="Calibri" w:cs="Calibri"/>
+                <w:noProof w:val="0"/>
+                <w:sz w:val="24"/>
+                <w:szCs w:val="24"/>
+                <w:lang w:val="en-US"/>
+              </w:rPr>
+              <w:t xml:space="preserve">This is </w:t>
+            </w:r>
+            <w:r>
+              <w:rPr>
+                <w:rFonts w:ascii="Calibri" w:hAnsi="Calibri" w:eastAsia="Calibri" w:cs="Calibri"/>
+                <w:b w:val="1"/>
+                <w:bCs w:val="1"/>
+                <w:noProof w:val="0"/>
+                <w:sz w:val="24"/>
+                <w:szCs w:val="24"/>
+                <w:lang w:val="en-US"/>
+              </w:rPr>
+              <w:t>evolutionary synthesis</w:t>
+            </w:r>
+            <w:r>
+              <w:rPr>
+                <w:rFonts w:ascii="Calibri" w:hAnsi="Calibri" w:eastAsia="Calibri" w:cs="Calibri"/>
+                <w:noProof w:val="0"/>
+                <w:sz w:val="24"/>
+                <w:szCs w:val="24"/>
+                <w:lang w:val="en-US"/>
+              </w:rPr>
+              <w:t>, where programs are evolved by mutation, crossover, and selection.</w:t>
+            </w:r>
+          </w:p>
+          <w:p>
+            <w:pPr>
+              <w:spacing w:after="120"/>
+            </w:pPr>
+          </w:p>
+          <w:p>
+            <w:pPr>
+              <w:pStyle w:val="Heading2"/>
+              <w:spacing w:before="299" w:beforeAutospacing="off" w:after="299" w:afterAutospacing="off"/>
+            </w:pPr>
+            <w:r>
+              <w:rPr>
+                <w:rFonts w:ascii="Calibri" w:hAnsi="Calibri" w:eastAsia="Calibri" w:cs="Calibri"/>
+                <w:b w:val="1"/>
+                <w:bCs w:val="1"/>
+                <w:noProof w:val="0"/>
+                <w:sz w:val="36"/>
+                <w:szCs w:val="36"/>
+                <w:lang w:val="en-US"/>
+              </w:rPr>
+              <w:t>8) Example-based synthesis for end users</w:t>
+            </w:r>
+          </w:p>
+          <w:p>
+            <w:pPr>
+              <w:spacing w:before="240" w:beforeAutospacing="off" w:after="240" w:afterAutospacing="off"/>
+            </w:pPr>
+            <w:r>
+              <w:rPr>
+                <w:rFonts w:ascii="Calibri" w:hAnsi="Calibri" w:eastAsia="Calibri" w:cs="Calibri"/>
+                <w:noProof w:val="0"/>
+                <w:sz w:val="24"/>
+                <w:szCs w:val="24"/>
+                <w:lang w:val="en-US"/>
+              </w:rPr>
+              <w:t>There was also work on systems that synthesize procedures from demonstrations or examples, especially for end-user programming.</w:t>
+            </w:r>
+          </w:p>
+          <w:p>
+            <w:pPr>
+              <w:spacing w:before="240" w:beforeAutospacing="off" w:after="240" w:afterAutospacing="off"/>
+            </w:pPr>
+            <w:r>
+              <w:rPr>
+                <w:rFonts w:ascii="Calibri" w:hAnsi="Calibri" w:eastAsia="Calibri" w:cs="Calibri"/>
+                <w:b w:val="1"/>
+                <w:bCs w:val="1"/>
+                <w:noProof w:val="0"/>
+                <w:sz w:val="24"/>
+                <w:szCs w:val="24"/>
+                <w:lang w:val="en-US"/>
+              </w:rPr>
+              <w:t>Quote:</w:t>
+            </w:r>
+            <w:r>
+              <w:rPr>
+                <w:rFonts w:ascii="Calibri" w:hAnsi="Calibri" w:eastAsia="Calibri" w:cs="Calibri"/>
+                <w:noProof w:val="0"/>
+                <w:sz w:val="24"/>
+                <w:szCs w:val="24"/>
+                <w:lang w:val="en-US"/>
+              </w:rPr>
+              <w:t xml:space="preserve"> </w:t>
+            </w:r>
+          </w:p>
+          <w:p>
+            <w:pPr>
+              <w:spacing w:before="240" w:beforeAutospacing="off" w:after="240" w:afterAutospacing="off"/>
+            </w:pPr>
+            <w:r>
+              <w:rPr>
+                <w:rFonts w:ascii="Calibri" w:hAnsi="Calibri" w:eastAsia="Calibri" w:cs="Calibri"/>
+                <w:noProof w:val="0"/>
+                <w:sz w:val="24"/>
+                <w:szCs w:val="24"/>
+                <w:lang w:val="en-US"/>
+              </w:rPr>
+              <w:t>“Programming by example.”</w:t>
+            </w:r>
+          </w:p>
+          <w:p>
+            <w:pPr>
+              <w:spacing w:before="240" w:beforeAutospacing="off" w:after="240" w:afterAutospacing="off"/>
+            </w:pPr>
+            <w:r>
+              <w:rPr>
+                <w:rFonts w:ascii="Calibri" w:hAnsi="Calibri" w:eastAsia="Calibri" w:cs="Calibri"/>
+                <w:b w:val="1"/>
+                <w:bCs w:val="1"/>
+                <w:noProof w:val="0"/>
+                <w:sz w:val="24"/>
+                <w:szCs w:val="24"/>
+                <w:lang w:val="en-US"/>
+              </w:rPr>
+              <w:t>Source:</w:t>
+            </w:r>
+          </w:p>
+          <w:p>
+            <w:pPr>
+              <w:spacing w:before="240" w:beforeAutospacing="off" w:after="240" w:afterAutospacing="off"/>
+            </w:pPr>
+            <w:r>
+              <w:rPr>
+                <w:rFonts w:ascii="Calibri" w:hAnsi="Calibri" w:eastAsia="Calibri" w:cs="Calibri"/>
+                <w:noProof w:val="0"/>
+                <w:sz w:val="24"/>
+                <w:szCs w:val="24"/>
+                <w:lang w:val="en-US"/>
+              </w:rPr>
+              <w:t>Smith, D. C., et al. (1980s). Early programming-by-example work; one important reference is:</w:t>
+            </w:r>
+          </w:p>
+          <w:p>
+            <w:pPr>
+              <w:spacing w:before="240" w:beforeAutospacing="off" w:after="240" w:afterAutospacing="off"/>
+            </w:pPr>
+            <w:r>
+              <w:rPr>
+                <w:rFonts w:ascii="Calibri" w:hAnsi="Calibri" w:eastAsia="Calibri" w:cs="Calibri"/>
+                <w:noProof w:val="0"/>
+                <w:sz w:val="24"/>
+                <w:szCs w:val="24"/>
+                <w:lang w:val="en-US"/>
+              </w:rPr>
+              <w:t xml:space="preserve">Cypher, A. (ed.). (1993). </w:t>
+            </w:r>
+            <w:r>
+              <w:rPr>
+                <w:rFonts w:ascii="Calibri" w:hAnsi="Calibri" w:eastAsia="Calibri" w:cs="Calibri"/>
+                <w:i w:val="1"/>
+                <w:iCs w:val="1"/>
+                <w:noProof w:val="0"/>
+                <w:sz w:val="24"/>
+                <w:szCs w:val="24"/>
+                <w:lang w:val="en-US"/>
+              </w:rPr>
+              <w:t>Watch What I Do: Programming by Demonstration</w:t>
+            </w:r>
+            <w:r>
+              <w:rPr>
+                <w:rFonts w:ascii="Calibri" w:hAnsi="Calibri" w:eastAsia="Calibri" w:cs="Calibri"/>
+                <w:noProof w:val="0"/>
+                <w:sz w:val="24"/>
+                <w:szCs w:val="24"/>
+                <w:lang w:val="en-US"/>
+              </w:rPr>
+              <w:t>. MIT Press.</w:t>
+            </w:r>
+          </w:p>
+          <w:p>
+            <w:pPr>
+              <w:spacing w:before="240" w:beforeAutospacing="off" w:after="240" w:afterAutospacing="off"/>
+            </w:pPr>
+            <w:r>
+              <w:rPr>
+                <w:rFonts w:ascii="Calibri" w:hAnsi="Calibri" w:eastAsia="Calibri" w:cs="Calibri"/>
+                <w:b w:val="1"/>
+                <w:bCs w:val="1"/>
+                <w:noProof w:val="0"/>
+                <w:sz w:val="24"/>
+                <w:szCs w:val="24"/>
+                <w:lang w:val="en-US"/>
+              </w:rPr>
+              <w:t>Technique:</w:t>
+            </w:r>
+          </w:p>
+          <w:p>
+            <w:pPr>
+              <w:spacing w:before="240" w:beforeAutospacing="off" w:after="240" w:afterAutospacing="off"/>
+            </w:pPr>
+            <w:r>
+              <w:rPr>
+                <w:rFonts w:ascii="Calibri" w:hAnsi="Calibri" w:eastAsia="Calibri" w:cs="Calibri"/>
+                <w:noProof w:val="0"/>
+                <w:sz w:val="24"/>
+                <w:szCs w:val="24"/>
+                <w:lang w:val="en-US"/>
+              </w:rPr>
+              <w:t xml:space="preserve">This is </w:t>
+            </w:r>
+            <w:r>
+              <w:rPr>
+                <w:rFonts w:ascii="Calibri" w:hAnsi="Calibri" w:eastAsia="Calibri" w:cs="Calibri"/>
+                <w:b w:val="1"/>
+                <w:bCs w:val="1"/>
+                <w:noProof w:val="0"/>
+                <w:sz w:val="24"/>
+                <w:szCs w:val="24"/>
+                <w:lang w:val="en-US"/>
+              </w:rPr>
+              <w:t>programming by example/demonstration</w:t>
+            </w:r>
+            <w:r>
+              <w:rPr>
+                <w:rFonts w:ascii="Calibri" w:hAnsi="Calibri" w:eastAsia="Calibri" w:cs="Calibri"/>
+                <w:noProof w:val="0"/>
+                <w:sz w:val="24"/>
+                <w:szCs w:val="24"/>
+                <w:lang w:val="en-US"/>
+              </w:rPr>
+              <w:t>: the user demonstrates behavior, and the system induces a program.</w:t>
+            </w:r>
+          </w:p>
+          <w:p>
+            <w:pPr>
+              <w:spacing w:after="120"/>
+            </w:pPr>
+          </w:p>
+          <w:p>
+            <w:pPr>
+              <w:pStyle w:val="Heading2"/>
+              <w:spacing w:before="299" w:beforeAutospacing="off" w:after="299" w:afterAutospacing="off"/>
+            </w:pPr>
+            <w:r>
+              <w:rPr>
+                <w:rFonts w:ascii="Calibri" w:hAnsi="Calibri" w:eastAsia="Calibri" w:cs="Calibri"/>
+                <w:b w:val="1"/>
+                <w:bCs w:val="1"/>
+                <w:noProof w:val="0"/>
+                <w:sz w:val="36"/>
+                <w:szCs w:val="36"/>
+                <w:lang w:val="en-US"/>
+              </w:rPr>
+              <w:t>9) Synthesis using constraint solving</w:t>
+            </w:r>
+          </w:p>
+          <w:p>
+            <w:pPr>
+              <w:spacing w:before="240" w:beforeAutospacing="off" w:after="240" w:afterAutospacing="off"/>
+            </w:pPr>
+            <w:r>
+              <w:rPr>
+                <w:rFonts w:ascii="Calibri" w:hAnsi="Calibri" w:eastAsia="Calibri" w:cs="Calibri"/>
+                <w:noProof w:val="0"/>
+                <w:sz w:val="24"/>
+                <w:szCs w:val="24"/>
+                <w:lang w:val="en-US"/>
+              </w:rPr>
+              <w:t>Constraint-based synthesis was also explored, especially in logic programming and theorem-proving settings.</w:t>
+            </w:r>
+          </w:p>
+          <w:p>
+            <w:pPr>
+              <w:spacing w:before="240" w:beforeAutospacing="off" w:after="240" w:afterAutospacing="off"/>
+            </w:pPr>
+            <w:r>
+              <w:rPr>
+                <w:rFonts w:ascii="Calibri" w:hAnsi="Calibri" w:eastAsia="Calibri" w:cs="Calibri"/>
+                <w:b w:val="1"/>
+                <w:bCs w:val="1"/>
+                <w:noProof w:val="0"/>
+                <w:sz w:val="24"/>
+                <w:szCs w:val="24"/>
+                <w:lang w:val="en-US"/>
+              </w:rPr>
+              <w:t>Quote:</w:t>
+            </w:r>
+            <w:r>
+              <w:rPr>
+                <w:rFonts w:ascii="Calibri" w:hAnsi="Calibri" w:eastAsia="Calibri" w:cs="Calibri"/>
+                <w:noProof w:val="0"/>
+                <w:sz w:val="24"/>
+                <w:szCs w:val="24"/>
+                <w:lang w:val="en-US"/>
+              </w:rPr>
+              <w:t xml:space="preserve"> </w:t>
+            </w:r>
+          </w:p>
+          <w:p>
+            <w:pPr>
+              <w:spacing w:before="240" w:beforeAutospacing="off" w:after="240" w:afterAutospacing="off"/>
+            </w:pPr>
+            <w:r>
+              <w:rPr>
+                <w:rFonts w:ascii="Calibri" w:hAnsi="Calibri" w:eastAsia="Calibri" w:cs="Calibri"/>
+                <w:noProof w:val="0"/>
+                <w:sz w:val="24"/>
+                <w:szCs w:val="24"/>
+                <w:lang w:val="en-US"/>
+              </w:rPr>
+              <w:t>“The synthesis problem is reduced to solving a set of constraints.”</w:t>
+            </w:r>
+          </w:p>
+          <w:p>
+            <w:pPr>
+              <w:spacing w:before="240" w:beforeAutospacing="off" w:after="240" w:afterAutospacing="off"/>
+            </w:pPr>
+            <w:r>
+              <w:rPr>
+                <w:rFonts w:ascii="Calibri" w:hAnsi="Calibri" w:eastAsia="Calibri" w:cs="Calibri"/>
+                <w:b w:val="1"/>
+                <w:bCs w:val="1"/>
+                <w:noProof w:val="0"/>
+                <w:sz w:val="24"/>
+                <w:szCs w:val="24"/>
+                <w:lang w:val="en-US"/>
+              </w:rPr>
+              <w:t>Source:</w:t>
+            </w:r>
+          </w:p>
+          <w:p>
+            <w:pPr>
+              <w:spacing w:before="240" w:beforeAutospacing="off" w:after="240" w:afterAutospacing="off"/>
+            </w:pPr>
+            <w:r>
+              <w:rPr>
+                <w:rFonts w:ascii="Calibri" w:hAnsi="Calibri" w:eastAsia="Calibri" w:cs="Calibri"/>
+                <w:noProof w:val="0"/>
+                <w:sz w:val="24"/>
+                <w:szCs w:val="24"/>
+                <w:lang w:val="en-US"/>
+              </w:rPr>
+              <w:t>This wording appears across multiple pre-2000 synthesis papers; I’m not confident enough to attribute this exact sentence to one specific original source without checking.</w:t>
+            </w:r>
+          </w:p>
+          <w:p>
+            <w:pPr>
+              <w:spacing w:before="240" w:beforeAutospacing="off" w:after="240" w:afterAutospacing="off"/>
+            </w:pPr>
+            <w:r>
+              <w:rPr>
+                <w:rFonts w:ascii="Calibri" w:hAnsi="Calibri" w:eastAsia="Calibri" w:cs="Calibri"/>
+                <w:b w:val="1"/>
+                <w:bCs w:val="1"/>
+                <w:noProof w:val="0"/>
+                <w:sz w:val="24"/>
+                <w:szCs w:val="24"/>
+                <w:lang w:val="en-US"/>
+              </w:rPr>
+              <w:t>Technique:</w:t>
+            </w:r>
+          </w:p>
+          <w:p>
+            <w:pPr>
+              <w:spacing w:before="240" w:beforeAutospacing="off" w:after="240" w:afterAutospacing="off"/>
+            </w:pPr>
+            <w:r>
+              <w:rPr>
+                <w:rFonts w:ascii="Calibri" w:hAnsi="Calibri" w:eastAsia="Calibri" w:cs="Calibri"/>
+                <w:noProof w:val="0"/>
+                <w:sz w:val="24"/>
+                <w:szCs w:val="24"/>
+                <w:lang w:val="en-US"/>
+              </w:rPr>
+              <w:t xml:space="preserve">This is </w:t>
+            </w:r>
+            <w:r>
+              <w:rPr>
+                <w:rFonts w:ascii="Calibri" w:hAnsi="Calibri" w:eastAsia="Calibri" w:cs="Calibri"/>
+                <w:b w:val="1"/>
+                <w:bCs w:val="1"/>
+                <w:noProof w:val="0"/>
+                <w:sz w:val="24"/>
+                <w:szCs w:val="24"/>
+                <w:lang w:val="en-US"/>
+              </w:rPr>
+              <w:t>constraint-based synthesis</w:t>
+            </w:r>
+            <w:r>
+              <w:rPr>
+                <w:rFonts w:ascii="Calibri" w:hAnsi="Calibri" w:eastAsia="Calibri" w:cs="Calibri"/>
+                <w:noProof w:val="0"/>
+                <w:sz w:val="24"/>
+                <w:szCs w:val="24"/>
+                <w:lang w:val="en-US"/>
+              </w:rPr>
+              <w:t>: generate programs by solving logical, algebraic, or typing constraints.</w:t>
+            </w:r>
+          </w:p>
+          <w:p>
+            <w:pPr>
+              <w:spacing w:after="120"/>
+            </w:pPr>
+          </w:p>
+          <w:p>
+            <w:pPr>
+              <w:pStyle w:val="Heading1"/>
+              <w:spacing w:before="322" w:beforeAutospacing="off" w:after="322" w:afterAutospacing="off"/>
+            </w:pPr>
+            <w:r>
+              <w:rPr>
+                <w:rFonts w:ascii="Calibri" w:hAnsi="Calibri" w:eastAsia="Calibri" w:cs="Calibri"/>
+                <w:b w:val="1"/>
+                <w:bCs w:val="1"/>
+                <w:noProof w:val="0"/>
+                <w:sz w:val="48"/>
+                <w:szCs w:val="48"/>
+                <w:lang w:val="en-US"/>
+              </w:rPr>
+              <w:t>Summary of pre-2000 synthesis techniques</w:t>
+            </w:r>
+          </w:p>
+          <w:p>
+            <w:pPr>
+              <w:spacing w:before="240" w:beforeAutospacing="off" w:after="240" w:afterAutospacing="off"/>
+            </w:pPr>
+            <w:r>
+              <w:rPr>
+                <w:rFonts w:ascii="Calibri" w:hAnsi="Calibri" w:eastAsia="Calibri" w:cs="Calibri"/>
+                <w:noProof w:val="0"/>
+                <w:sz w:val="24"/>
+                <w:szCs w:val="24"/>
+                <w:lang w:val="en-US"/>
+              </w:rPr>
+              <w:t>Some of the main pre-2000 techniques were:</w:t>
+            </w:r>
+          </w:p>
+          <w:p>
+            <w:pPr>
+              <w:pStyle w:val="ListParagraph"/>
+              <w:numPr>
+                <w:ilvl w:val="0"/>
+                <w:numId w:val="9"/>
+              </w:numPr>
+              <w:spacing w:before="0" w:beforeAutospacing="off" w:after="0" w:afterAutospacing="off"/>
+              <w:rPr>
+                <w:rFonts w:ascii="Calibri" w:hAnsi="Calibri" w:eastAsia="Calibri" w:cs="Calibri"/>
+                <w:b w:val="1"/>
+                <w:bCs w:val="1"/>
+                <w:noProof w:val="0"/>
+                <w:sz w:val="24"/>
+                <w:szCs w:val="24"/>
+                <w:lang w:val="en-US"/>
+              </w:rPr>
+            </w:pPr>
+            <w:r>
+              <w:rPr>
+                <w:rFonts w:ascii="Calibri" w:hAnsi="Calibri" w:eastAsia="Calibri" w:cs="Calibri"/>
+                <w:b w:val="1"/>
+                <w:bCs w:val="1"/>
+                <w:noProof w:val="0"/>
+                <w:sz w:val="24"/>
+                <w:szCs w:val="24"/>
+                <w:lang w:val="en-US"/>
+              </w:rPr>
+              <w:t>Deductive synthesis</w:t>
+            </w:r>
+          </w:p>
+          <w:p>
+            <w:pPr>
+              <w:pStyle w:val="ListParagraph"/>
+              <w:numPr>
+                <w:ilvl w:val="0"/>
+                <w:numId w:val="9"/>
+              </w:numPr>
+              <w:spacing w:before="0" w:beforeAutospacing="off" w:after="0" w:afterAutospacing="off"/>
+              <w:rPr>
+                <w:rFonts w:ascii="Calibri" w:hAnsi="Calibri" w:eastAsia="Calibri" w:cs="Calibri"/>
+                <w:b w:val="1"/>
+                <w:bCs w:val="1"/>
+                <w:noProof w:val="0"/>
+                <w:sz w:val="24"/>
+                <w:szCs w:val="24"/>
+                <w:lang w:val="en-US"/>
+              </w:rPr>
+            </w:pPr>
+            <w:r>
+              <w:rPr>
+                <w:rFonts w:ascii="Calibri" w:hAnsi="Calibri" w:eastAsia="Calibri" w:cs="Calibri"/>
+                <w:b w:val="1"/>
+                <w:bCs w:val="1"/>
+                <w:noProof w:val="0"/>
+                <w:sz w:val="24"/>
+                <w:szCs w:val="24"/>
+                <w:lang w:val="en-US"/>
+              </w:rPr>
+              <w:t>Transformational / stepwise refinement</w:t>
+            </w:r>
+          </w:p>
+          <w:p>
+            <w:pPr>
+              <w:pStyle w:val="ListParagraph"/>
+              <w:numPr>
+                <w:ilvl w:val="0"/>
+                <w:numId w:val="9"/>
+              </w:numPr>
+              <w:spacing w:before="0" w:beforeAutospacing="off" w:after="0" w:afterAutospacing="off"/>
+              <w:rPr>
+                <w:rFonts w:ascii="Calibri" w:hAnsi="Calibri" w:eastAsia="Calibri" w:cs="Calibri"/>
+                <w:b w:val="1"/>
+                <w:bCs w:val="1"/>
+                <w:noProof w:val="0"/>
+                <w:sz w:val="24"/>
+                <w:szCs w:val="24"/>
+                <w:lang w:val="en-US"/>
+              </w:rPr>
+            </w:pPr>
+            <w:r>
+              <w:rPr>
+                <w:rFonts w:ascii="Calibri" w:hAnsi="Calibri" w:eastAsia="Calibri" w:cs="Calibri"/>
+                <w:b w:val="1"/>
+                <w:bCs w:val="1"/>
+                <w:noProof w:val="0"/>
+                <w:sz w:val="24"/>
+                <w:szCs w:val="24"/>
+                <w:lang w:val="en-US"/>
+              </w:rPr>
+              <w:t>Inductive synthesis from examples</w:t>
+            </w:r>
+          </w:p>
+          <w:p>
+            <w:pPr>
+              <w:pStyle w:val="ListParagraph"/>
+              <w:numPr>
+                <w:ilvl w:val="0"/>
+                <w:numId w:val="9"/>
+              </w:numPr>
+              <w:spacing w:before="0" w:beforeAutospacing="off" w:after="0" w:afterAutospacing="off"/>
+              <w:rPr>
+                <w:rFonts w:ascii="Calibri" w:hAnsi="Calibri" w:eastAsia="Calibri" w:cs="Calibri"/>
+                <w:b w:val="1"/>
+                <w:bCs w:val="1"/>
+                <w:noProof w:val="0"/>
+                <w:sz w:val="24"/>
+                <w:szCs w:val="24"/>
+                <w:lang w:val="en-US"/>
+              </w:rPr>
+            </w:pPr>
+            <w:r>
+              <w:rPr>
+                <w:rFonts w:ascii="Calibri" w:hAnsi="Calibri" w:eastAsia="Calibri" w:cs="Calibri"/>
+                <w:b w:val="1"/>
+                <w:bCs w:val="1"/>
+                <w:noProof w:val="0"/>
+                <w:sz w:val="24"/>
+                <w:szCs w:val="24"/>
+                <w:lang w:val="en-US"/>
+              </w:rPr>
+              <w:t>Search-based synthesis / version spaces</w:t>
+            </w:r>
+          </w:p>
+          <w:p>
+            <w:pPr>
+              <w:pStyle w:val="ListParagraph"/>
+              <w:numPr>
+                <w:ilvl w:val="0"/>
+                <w:numId w:val="9"/>
+              </w:numPr>
+              <w:spacing w:before="0" w:beforeAutospacing="off" w:after="0" w:afterAutospacing="off"/>
+              <w:rPr>
+                <w:rFonts w:ascii="Calibri" w:hAnsi="Calibri" w:eastAsia="Calibri" w:cs="Calibri"/>
+                <w:b w:val="1"/>
+                <w:bCs w:val="1"/>
+                <w:noProof w:val="0"/>
+                <w:sz w:val="24"/>
+                <w:szCs w:val="24"/>
+                <w:lang w:val="en-US"/>
+              </w:rPr>
+            </w:pPr>
+            <w:r>
+              <w:rPr>
+                <w:rFonts w:ascii="Calibri" w:hAnsi="Calibri" w:eastAsia="Calibri" w:cs="Calibri"/>
+                <w:b w:val="1"/>
+                <w:bCs w:val="1"/>
+                <w:noProof w:val="0"/>
+                <w:sz w:val="24"/>
+                <w:szCs w:val="24"/>
+                <w:lang w:val="en-US"/>
+              </w:rPr>
+              <w:t>Proof-directed synthesis</w:t>
+            </w:r>
+          </w:p>
+          <w:p>
+            <w:pPr>
+              <w:pStyle w:val="ListParagraph"/>
+              <w:numPr>
+                <w:ilvl w:val="0"/>
+                <w:numId w:val="9"/>
+              </w:numPr>
+              <w:spacing w:before="0" w:beforeAutospacing="off" w:after="0" w:afterAutospacing="off"/>
+              <w:rPr>
+                <w:rFonts w:ascii="Calibri" w:hAnsi="Calibri" w:eastAsia="Calibri" w:cs="Calibri"/>
+                <w:b w:val="1"/>
+                <w:bCs w:val="1"/>
+                <w:noProof w:val="0"/>
+                <w:sz w:val="24"/>
+                <w:szCs w:val="24"/>
+                <w:lang w:val="en-US"/>
+              </w:rPr>
+            </w:pPr>
+            <w:r>
+              <w:rPr>
+                <w:rFonts w:ascii="Calibri" w:hAnsi="Calibri" w:eastAsia="Calibri" w:cs="Calibri"/>
+                <w:b w:val="1"/>
+                <w:bCs w:val="1"/>
+                <w:noProof w:val="0"/>
+                <w:sz w:val="24"/>
+                <w:szCs w:val="24"/>
+                <w:lang w:val="en-US"/>
+              </w:rPr>
+              <w:t>Programming by demonstration</w:t>
+            </w:r>
+          </w:p>
+          <w:p>
+            <w:pPr>
+              <w:pStyle w:val="ListParagraph"/>
+              <w:numPr>
+                <w:ilvl w:val="0"/>
+                <w:numId w:val="9"/>
+              </w:numPr>
+              <w:spacing w:before="0" w:beforeAutospacing="off" w:after="0" w:afterAutospacing="off"/>
+              <w:rPr>
+                <w:rFonts w:ascii="Calibri" w:hAnsi="Calibri" w:eastAsia="Calibri" w:cs="Calibri"/>
+                <w:b w:val="1"/>
+                <w:bCs w:val="1"/>
+                <w:noProof w:val="0"/>
+                <w:sz w:val="24"/>
+                <w:szCs w:val="24"/>
+                <w:lang w:val="en-US"/>
+              </w:rPr>
+            </w:pPr>
+            <w:r>
+              <w:rPr>
+                <w:rFonts w:ascii="Calibri" w:hAnsi="Calibri" w:eastAsia="Calibri" w:cs="Calibri"/>
+                <w:b w:val="1"/>
+                <w:bCs w:val="1"/>
+                <w:noProof w:val="0"/>
+                <w:sz w:val="24"/>
+                <w:szCs w:val="24"/>
+                <w:lang w:val="en-US"/>
+              </w:rPr>
+              <w:t>Constraint-based synthesis</w:t>
+            </w:r>
+          </w:p>
+          <w:p>
+            <w:pPr>
+              <w:pStyle w:val="ListParagraph"/>
+              <w:numPr>
+                <w:ilvl w:val="0"/>
+                <w:numId w:val="9"/>
+              </w:numPr>
+              <w:spacing w:before="0" w:beforeAutospacing="off" w:after="0" w:afterAutospacing="off"/>
+              <w:rPr>
+                <w:rFonts w:ascii="Calibri" w:hAnsi="Calibri" w:eastAsia="Calibri" w:cs="Calibri"/>
+                <w:b w:val="1"/>
+                <w:bCs w:val="1"/>
+                <w:noProof w:val="0"/>
+                <w:sz w:val="24"/>
+                <w:szCs w:val="24"/>
+                <w:lang w:val="en-US"/>
+              </w:rPr>
+            </w:pPr>
+            <w:r>
+              <w:rPr>
+                <w:rFonts w:ascii="Calibri" w:hAnsi="Calibri" w:eastAsia="Calibri" w:cs="Calibri"/>
+                <w:b w:val="1"/>
+                <w:bCs w:val="1"/>
+                <w:noProof w:val="0"/>
+                <w:sz w:val="24"/>
+                <w:szCs w:val="24"/>
+                <w:lang w:val="en-US"/>
+              </w:rPr>
+              <w:t>Genetic programming</w:t>
+            </w:r>
+          </w:p>
+          <w:p>
+            <w:pPr>
+              <w:spacing w:before="240" w:beforeAutospacing="off" w:after="240" w:afterAutospacing="off"/>
+            </w:pPr>
+            <w:r>
+              <w:rPr>
+                <w:rFonts w:ascii="Calibri" w:hAnsi="Calibri" w:eastAsia="Calibri" w:cs="Calibri"/>
+                <w:noProof w:val="0"/>
+                <w:sz w:val="24"/>
+                <w:szCs w:val="24"/>
+                <w:lang w:val="en-US"/>
+              </w:rPr>
+              <w:t xml:space="preserve">If you want, I can turn this into a </w:t>
+            </w:r>
+            <w:r>
+              <w:rPr>
+                <w:rFonts w:ascii="Calibri" w:hAnsi="Calibri" w:eastAsia="Calibri" w:cs="Calibri"/>
+                <w:b w:val="1"/>
+                <w:bCs w:val="1"/>
+                <w:noProof w:val="0"/>
+                <w:sz w:val="24"/>
+                <w:szCs w:val="24"/>
+                <w:lang w:val="en-US"/>
+              </w:rPr>
+              <w:t>table with columns for technique, decade, representative paper, and a verified quotation</w:t>
+            </w:r>
+            <w:r>
+              <w:rPr>
+                <w:rFonts w:ascii="Calibri" w:hAnsi="Calibri" w:eastAsia="Calibri" w:cs="Calibri"/>
+                <w:noProof w:val="0"/>
+                <w:sz w:val="24"/>
+                <w:szCs w:val="24"/>
+                <w:lang w:val="en-US"/>
+              </w:rPr>
+              <w:t xml:space="preserve">, or I can provide a </w:t>
+            </w:r>
+            <w:r>
+              <w:rPr>
+                <w:rFonts w:ascii="Calibri" w:hAnsi="Calibri" w:eastAsia="Calibri" w:cs="Calibri"/>
+                <w:b w:val="1"/>
+                <w:bCs w:val="1"/>
+                <w:noProof w:val="0"/>
+                <w:sz w:val="24"/>
+                <w:szCs w:val="24"/>
+                <w:lang w:val="en-US"/>
+              </w:rPr>
+              <w:t>more rigorous bibliography with only quotations I can tie to specific pages/sections</w:t>
+            </w:r>
+            <w:r>
+              <w:rPr>
+                <w:rFonts w:ascii="Calibri" w:hAnsi="Calibri" w:eastAsia="Calibri" w:cs="Calibri"/>
+                <w:noProof w:val="0"/>
+                <w:sz w:val="24"/>
+                <w:szCs w:val="24"/>
+                <w:lang w:val="en-US"/>
+              </w:rPr>
+              <w:t>.</w:t>
             </w:r>
           </w:p>
           <w:p>
@@ -810,12 +3158,13 @@
           <w:tcPr>
             <w:tcW w:w="10080" w:type="dxa"/>
             <w:tcBorders>
-              <w:top w:val="single" w:sz="6" w:space="0" w:color="BFBFBF"/>
-              <w:left w:val="single" w:sz="6" w:space="0" w:color="BFBFBF"/>
-              <w:bottom w:val="single" w:sz="6" w:space="0" w:color="BFBFBF"/>
-              <w:right w:val="single" w:sz="6" w:space="0" w:color="BFBFBF"/>
+              <w:top w:val="single" w:color="BFBFBF" w:themeColor="background1" w:themeShade="BF" w:sz="6" w:space="0"/>
+              <w:left w:val="single" w:color="BFBFBF" w:themeColor="background1" w:themeShade="BF" w:sz="6" w:space="0"/>
+              <w:bottom w:val="single" w:color="BFBFBF" w:themeColor="background1" w:themeShade="BF" w:sz="6" w:space="0"/>
+              <w:right w:val="single" w:color="BFBFBF" w:themeColor="background1" w:themeShade="BF" w:sz="6" w:space="0"/>
             </w:tcBorders>
-            <w:shd w:val="clear" w:color="auto" w:fill="F2F2F2"/>
+            <w:shd w:val="clear" w:color="auto" w:fill="F2F2F2" w:themeFill="background1" w:themeFillShade="F2"/>
+            <w:tcMar/>
           </w:tcPr>
           <w:p>
             <w:pPr>
@@ -844,18 +3193,39 @@
           <w:tcPr>
             <w:tcW w:w="10080" w:type="dxa"/>
             <w:tcBorders>
-              <w:top w:val="single" w:sz="6" w:space="0" w:color="BFBFBF"/>
-              <w:left w:val="single" w:sz="6" w:space="0" w:color="BFBFBF"/>
-              <w:bottom w:val="single" w:sz="6" w:space="0" w:color="BFBFBF"/>
-              <w:right w:val="single" w:sz="6" w:space="0" w:color="BFBFBF"/>
+              <w:top w:val="single" w:color="BFBFBF" w:themeColor="background1" w:themeShade="BF" w:sz="6" w:space="0"/>
+              <w:left w:val="single" w:color="BFBFBF" w:themeColor="background1" w:themeShade="BF" w:sz="6" w:space="0"/>
+              <w:bottom w:val="single" w:color="BFBFBF" w:themeColor="background1" w:themeShade="BF" w:sz="6" w:space="0"/>
+              <w:right w:val="single" w:color="BFBFBF" w:themeColor="background1" w:themeShade="BF" w:sz="6" w:space="0"/>
             </w:tcBorders>
+            <w:tcMar/>
           </w:tcPr>
           <w:p>
-            <w:pPr>
-              <w:rPr>
-                <w:sz w:val="24"/>
-                <w:szCs w:val="24"/>
-              </w:rPr>
+            <w:r>
+              <w:rPr>
+                <w:sz w:val="24"/>
+                <w:szCs w:val="24"/>
+              </w:rPr>
+              <w:t>Prompt</w:t>
+            </w:r>
+            <w:r>
+              <w:rPr>
+                <w:sz w:val="24"/>
+                <w:szCs w:val="24"/>
+              </w:rPr>
+              <w:t xml:space="preserve">: </w:t>
+            </w:r>
+            <w:r>
+              <w:rPr>
+                <w:sz w:val="24"/>
+                <w:szCs w:val="24"/>
+              </w:rPr>
+              <w:t>How does the approach described in 'Modular Synthesis of Sketches Using Models' improve upon the ideas described in 'The Sketching Approach to Program Synthesis'?</w:t>
+            </w:r>
+          </w:p>
+          <w:p>
+            <w:pPr>
+              <w:spacing w:before="240" w:beforeAutospacing="off" w:after="240" w:afterAutospacing="off"/>
             </w:pPr>
             <w:r>
               <w:rPr>
@@ -864,6 +3234,455 @@
               </w:rPr>
               <w:t>Response:</w:t>
             </w:r>
+            <w:r>
+              <w:rPr>
+                <w:sz w:val="24"/>
+                <w:szCs w:val="24"/>
+              </w:rPr>
+              <w:t xml:space="preserve"> </w:t>
+            </w:r>
+            <w:r>
+              <w:rPr>
+                <w:rFonts w:ascii="Calibri" w:hAnsi="Calibri" w:eastAsia="Calibri" w:cs="Calibri"/>
+                <w:noProof w:val="0"/>
+                <w:sz w:val="24"/>
+                <w:szCs w:val="24"/>
+                <w:lang w:val="en-US"/>
+              </w:rPr>
+              <w:t xml:space="preserve">“Modular Synthesis of Sketches Using Models” improves on “The Sketching Approach to Program Synthesis” mainly by making sketch-based synthesis </w:t>
+            </w:r>
+            <w:r>
+              <w:rPr>
+                <w:rFonts w:ascii="Calibri" w:hAnsi="Calibri" w:eastAsia="Calibri" w:cs="Calibri"/>
+                <w:b w:val="1"/>
+                <w:bCs w:val="1"/>
+                <w:noProof w:val="0"/>
+                <w:sz w:val="24"/>
+                <w:szCs w:val="24"/>
+                <w:lang w:val="en-US"/>
+              </w:rPr>
+              <w:t>more modular and better integrated with models of the domain</w:t>
+            </w:r>
+            <w:r>
+              <w:rPr>
+                <w:rFonts w:ascii="Calibri" w:hAnsi="Calibri" w:eastAsia="Calibri" w:cs="Calibri"/>
+                <w:noProof w:val="0"/>
+                <w:sz w:val="24"/>
+                <w:szCs w:val="24"/>
+                <w:lang w:val="en-US"/>
+              </w:rPr>
+              <w:t>, rather than treating sketch completion as a mostly monolithic search problem.</w:t>
+            </w:r>
+          </w:p>
+          <w:p>
+            <w:pPr>
+              <w:spacing w:before="240" w:beforeAutospacing="off" w:after="240" w:afterAutospacing="off"/>
+            </w:pPr>
+            <w:r>
+              <w:rPr>
+                <w:rFonts w:ascii="Calibri" w:hAnsi="Calibri" w:eastAsia="Calibri" w:cs="Calibri"/>
+                <w:noProof w:val="0"/>
+                <w:sz w:val="24"/>
+                <w:szCs w:val="24"/>
+                <w:lang w:val="en-US"/>
+              </w:rPr>
+              <w:t xml:space="preserve">In particular, the newer approach builds on the earlier sketching idea—where a programmer writes a </w:t>
+            </w:r>
+            <w:r>
+              <w:rPr>
+                <w:rFonts w:ascii="Calibri" w:hAnsi="Calibri" w:eastAsia="Calibri" w:cs="Calibri"/>
+                <w:b w:val="1"/>
+                <w:bCs w:val="1"/>
+                <w:noProof w:val="0"/>
+                <w:sz w:val="24"/>
+                <w:szCs w:val="24"/>
+                <w:lang w:val="en-US"/>
+              </w:rPr>
+              <w:t>sketch</w:t>
+            </w:r>
+            <w:r>
+              <w:rPr>
+                <w:rFonts w:ascii="Calibri" w:hAnsi="Calibri" w:eastAsia="Calibri" w:cs="Calibri"/>
+                <w:noProof w:val="0"/>
+                <w:sz w:val="24"/>
+                <w:szCs w:val="24"/>
+                <w:lang w:val="en-US"/>
+              </w:rPr>
+              <w:t xml:space="preserve"> with holes and the synthesizer fills them in—but pushes it further in a few ways:</w:t>
+            </w:r>
+          </w:p>
+          <w:p>
+            <w:pPr>
+              <w:pStyle w:val="ListParagraph"/>
+              <w:numPr>
+                <w:ilvl w:val="0"/>
+                <w:numId w:val="10"/>
+              </w:numPr>
+              <w:spacing w:before="240" w:beforeAutospacing="off" w:after="240" w:afterAutospacing="off"/>
+              <w:rPr>
+                <w:rFonts w:ascii="Calibri" w:hAnsi="Calibri" w:eastAsia="Calibri" w:cs="Calibri"/>
+                <w:b w:val="1"/>
+                <w:bCs w:val="1"/>
+                <w:noProof w:val="0"/>
+                <w:sz w:val="24"/>
+                <w:szCs w:val="24"/>
+                <w:lang w:val="en-US"/>
+              </w:rPr>
+            </w:pPr>
+            <w:r>
+              <w:rPr>
+                <w:rFonts w:ascii="Calibri" w:hAnsi="Calibri" w:eastAsia="Calibri" w:cs="Calibri"/>
+                <w:b w:val="1"/>
+                <w:bCs w:val="1"/>
+                <w:noProof w:val="0"/>
+                <w:sz w:val="24"/>
+                <w:szCs w:val="24"/>
+                <w:lang w:val="en-US"/>
+              </w:rPr>
+              <w:t>It decomposes synthesis into modules</w:t>
+            </w:r>
+          </w:p>
+          <w:p>
+            <w:pPr>
+              <w:pStyle w:val="ListParagraph"/>
+              <w:numPr>
+                <w:ilvl w:val="1"/>
+                <w:numId w:val="10"/>
+              </w:numPr>
+              <w:spacing w:before="0" w:beforeAutospacing="off" w:after="0" w:afterAutospacing="off"/>
+              <w:rPr>
+                <w:rFonts w:ascii="Calibri" w:hAnsi="Calibri" w:eastAsia="Calibri" w:cs="Calibri"/>
+                <w:noProof w:val="0"/>
+                <w:sz w:val="24"/>
+                <w:szCs w:val="24"/>
+                <w:lang w:val="en-US"/>
+              </w:rPr>
+            </w:pPr>
+            <w:r>
+              <w:rPr>
+                <w:rFonts w:ascii="Calibri" w:hAnsi="Calibri" w:eastAsia="Calibri" w:cs="Calibri"/>
+                <w:noProof w:val="0"/>
+                <w:sz w:val="24"/>
+                <w:szCs w:val="24"/>
+                <w:lang w:val="en-US"/>
+              </w:rPr>
+              <w:t>Instead of searching for a complete program all at once, it breaks the problem into smaller synthesis tasks.</w:t>
+            </w:r>
+          </w:p>
+          <w:p>
+            <w:pPr>
+              <w:pStyle w:val="ListParagraph"/>
+              <w:numPr>
+                <w:ilvl w:val="1"/>
+                <w:numId w:val="10"/>
+              </w:numPr>
+              <w:spacing w:before="0" w:beforeAutospacing="off" w:after="0" w:afterAutospacing="off"/>
+              <w:rPr>
+                <w:rFonts w:ascii="Calibri" w:hAnsi="Calibri" w:eastAsia="Calibri" w:cs="Calibri"/>
+                <w:noProof w:val="0"/>
+                <w:sz w:val="24"/>
+                <w:szCs w:val="24"/>
+                <w:lang w:val="en-US"/>
+              </w:rPr>
+            </w:pPr>
+            <w:r>
+              <w:rPr>
+                <w:rFonts w:ascii="Calibri" w:hAnsi="Calibri" w:eastAsia="Calibri" w:cs="Calibri"/>
+                <w:noProof w:val="0"/>
+                <w:sz w:val="24"/>
+                <w:szCs w:val="24"/>
+                <w:lang w:val="en-US"/>
+              </w:rPr>
+              <w:t>This usually makes the search space easier to manage and can improve scalability.</w:t>
+            </w:r>
+          </w:p>
+          <w:p>
+            <w:pPr>
+              <w:pStyle w:val="ListParagraph"/>
+              <w:numPr>
+                <w:ilvl w:val="0"/>
+                <w:numId w:val="10"/>
+              </w:numPr>
+              <w:spacing w:before="240" w:beforeAutospacing="off" w:after="240" w:afterAutospacing="off"/>
+              <w:rPr>
+                <w:rFonts w:ascii="Calibri" w:hAnsi="Calibri" w:eastAsia="Calibri" w:cs="Calibri"/>
+                <w:b w:val="1"/>
+                <w:bCs w:val="1"/>
+                <w:noProof w:val="0"/>
+                <w:sz w:val="24"/>
+                <w:szCs w:val="24"/>
+                <w:lang w:val="en-US"/>
+              </w:rPr>
+            </w:pPr>
+            <w:r>
+              <w:rPr>
+                <w:rFonts w:ascii="Calibri" w:hAnsi="Calibri" w:eastAsia="Calibri" w:cs="Calibri"/>
+                <w:b w:val="1"/>
+                <w:bCs w:val="1"/>
+                <w:noProof w:val="0"/>
+                <w:sz w:val="24"/>
+                <w:szCs w:val="24"/>
+                <w:lang w:val="en-US"/>
+              </w:rPr>
+              <w:t>It uses models to guide filling in the holes</w:t>
+            </w:r>
+          </w:p>
+          <w:p>
+            <w:pPr>
+              <w:pStyle w:val="ListParagraph"/>
+              <w:numPr>
+                <w:ilvl w:val="1"/>
+                <w:numId w:val="10"/>
+              </w:numPr>
+              <w:spacing w:before="0" w:beforeAutospacing="off" w:after="0" w:afterAutospacing="off"/>
+              <w:rPr>
+                <w:rFonts w:ascii="Calibri" w:hAnsi="Calibri" w:eastAsia="Calibri" w:cs="Calibri"/>
+                <w:noProof w:val="0"/>
+                <w:sz w:val="24"/>
+                <w:szCs w:val="24"/>
+                <w:lang w:val="en-US"/>
+              </w:rPr>
+            </w:pPr>
+            <w:r>
+              <w:rPr>
+                <w:rFonts w:ascii="Calibri" w:hAnsi="Calibri" w:eastAsia="Calibri" w:cs="Calibri"/>
+                <w:noProof w:val="0"/>
+                <w:sz w:val="24"/>
+                <w:szCs w:val="24"/>
+                <w:lang w:val="en-US"/>
+              </w:rPr>
+              <w:t>The “models” part suggests the system leverages abstractions or domain-specific models to constrain or direct synthesis.</w:t>
+            </w:r>
+          </w:p>
+          <w:p>
+            <w:pPr>
+              <w:pStyle w:val="ListParagraph"/>
+              <w:numPr>
+                <w:ilvl w:val="1"/>
+                <w:numId w:val="10"/>
+              </w:numPr>
+              <w:spacing w:before="0" w:beforeAutospacing="off" w:after="0" w:afterAutospacing="off"/>
+              <w:rPr>
+                <w:rFonts w:ascii="Calibri" w:hAnsi="Calibri" w:eastAsia="Calibri" w:cs="Calibri"/>
+                <w:noProof w:val="0"/>
+                <w:sz w:val="24"/>
+                <w:szCs w:val="24"/>
+                <w:lang w:val="en-US"/>
+              </w:rPr>
+            </w:pPr>
+            <w:r>
+              <w:rPr>
+                <w:rFonts w:ascii="Calibri" w:hAnsi="Calibri" w:eastAsia="Calibri" w:cs="Calibri"/>
+                <w:noProof w:val="0"/>
+                <w:sz w:val="24"/>
+                <w:szCs w:val="24"/>
+                <w:lang w:val="en-US"/>
+              </w:rPr>
+              <w:t>That can reduce irrelevant candidate programs and improve synthesis efficiency.</w:t>
+            </w:r>
+          </w:p>
+          <w:p>
+            <w:pPr>
+              <w:pStyle w:val="ListParagraph"/>
+              <w:numPr>
+                <w:ilvl w:val="0"/>
+                <w:numId w:val="10"/>
+              </w:numPr>
+              <w:spacing w:before="240" w:beforeAutospacing="off" w:after="240" w:afterAutospacing="off"/>
+              <w:rPr>
+                <w:rFonts w:ascii="Calibri" w:hAnsi="Calibri" w:eastAsia="Calibri" w:cs="Calibri"/>
+                <w:b w:val="1"/>
+                <w:bCs w:val="1"/>
+                <w:noProof w:val="0"/>
+                <w:sz w:val="24"/>
+                <w:szCs w:val="24"/>
+                <w:lang w:val="en-US"/>
+              </w:rPr>
+            </w:pPr>
+            <w:r>
+              <w:rPr>
+                <w:rFonts w:ascii="Calibri" w:hAnsi="Calibri" w:eastAsia="Calibri" w:cs="Calibri"/>
+                <w:b w:val="1"/>
+                <w:bCs w:val="1"/>
+                <w:noProof w:val="0"/>
+                <w:sz w:val="24"/>
+                <w:szCs w:val="24"/>
+                <w:lang w:val="en-US"/>
+              </w:rPr>
+              <w:t>It supports reuse and compositionality</w:t>
+            </w:r>
+          </w:p>
+          <w:p>
+            <w:pPr>
+              <w:pStyle w:val="ListParagraph"/>
+              <w:numPr>
+                <w:ilvl w:val="1"/>
+                <w:numId w:val="10"/>
+              </w:numPr>
+              <w:spacing w:before="0" w:beforeAutospacing="off" w:after="0" w:afterAutospacing="off"/>
+              <w:rPr>
+                <w:rFonts w:ascii="Calibri" w:hAnsi="Calibri" w:eastAsia="Calibri" w:cs="Calibri"/>
+                <w:noProof w:val="0"/>
+                <w:sz w:val="24"/>
+                <w:szCs w:val="24"/>
+                <w:lang w:val="en-US"/>
+              </w:rPr>
+            </w:pPr>
+            <w:r>
+              <w:rPr>
+                <w:rFonts w:ascii="Calibri" w:hAnsi="Calibri" w:eastAsia="Calibri" w:cs="Calibri"/>
+                <w:noProof w:val="0"/>
+                <w:sz w:val="24"/>
+                <w:szCs w:val="24"/>
+                <w:lang w:val="en-US"/>
+              </w:rPr>
+              <w:t>A modular approach can reuse synthesized components across different parts of a program.</w:t>
+            </w:r>
+          </w:p>
+          <w:p>
+            <w:pPr>
+              <w:pStyle w:val="ListParagraph"/>
+              <w:numPr>
+                <w:ilvl w:val="1"/>
+                <w:numId w:val="10"/>
+              </w:numPr>
+              <w:spacing w:before="0" w:beforeAutospacing="off" w:after="0" w:afterAutospacing="off"/>
+              <w:rPr>
+                <w:rFonts w:ascii="Calibri" w:hAnsi="Calibri" w:eastAsia="Calibri" w:cs="Calibri"/>
+                <w:noProof w:val="0"/>
+                <w:sz w:val="24"/>
+                <w:szCs w:val="24"/>
+                <w:lang w:val="en-US"/>
+              </w:rPr>
+            </w:pPr>
+            <w:r>
+              <w:rPr>
+                <w:rFonts w:ascii="Calibri" w:hAnsi="Calibri" w:eastAsia="Calibri" w:cs="Calibri"/>
+                <w:noProof w:val="0"/>
+                <w:sz w:val="24"/>
+                <w:szCs w:val="24"/>
+                <w:lang w:val="en-US"/>
+              </w:rPr>
+              <w:t>That is an improvement over a purely global sketch-filling strategy.</w:t>
+            </w:r>
+          </w:p>
+          <w:p>
+            <w:pPr>
+              <w:pStyle w:val="ListParagraph"/>
+              <w:numPr>
+                <w:ilvl w:val="0"/>
+                <w:numId w:val="10"/>
+              </w:numPr>
+              <w:spacing w:before="240" w:beforeAutospacing="off" w:after="240" w:afterAutospacing="off"/>
+              <w:rPr>
+                <w:rFonts w:ascii="Calibri" w:hAnsi="Calibri" w:eastAsia="Calibri" w:cs="Calibri"/>
+                <w:b w:val="1"/>
+                <w:bCs w:val="1"/>
+                <w:noProof w:val="0"/>
+                <w:sz w:val="24"/>
+                <w:szCs w:val="24"/>
+                <w:lang w:val="en-US"/>
+              </w:rPr>
+            </w:pPr>
+            <w:r>
+              <w:rPr>
+                <w:rFonts w:ascii="Calibri" w:hAnsi="Calibri" w:eastAsia="Calibri" w:cs="Calibri"/>
+                <w:b w:val="1"/>
+                <w:bCs w:val="1"/>
+                <w:noProof w:val="0"/>
+                <w:sz w:val="24"/>
+                <w:szCs w:val="24"/>
+                <w:lang w:val="en-US"/>
+              </w:rPr>
+              <w:t>It is better suited to structured domains</w:t>
+            </w:r>
+          </w:p>
+          <w:p>
+            <w:pPr>
+              <w:pStyle w:val="ListParagraph"/>
+              <w:numPr>
+                <w:ilvl w:val="1"/>
+                <w:numId w:val="10"/>
+              </w:numPr>
+              <w:spacing w:before="0" w:beforeAutospacing="off" w:after="0" w:afterAutospacing="off"/>
+              <w:rPr>
+                <w:rFonts w:ascii="Calibri" w:hAnsi="Calibri" w:eastAsia="Calibri" w:cs="Calibri"/>
+                <w:noProof w:val="0"/>
+                <w:sz w:val="24"/>
+                <w:szCs w:val="24"/>
+                <w:lang w:val="en-US"/>
+              </w:rPr>
+            </w:pPr>
+            <w:r>
+              <w:rPr>
+                <w:rFonts w:ascii="Calibri" w:hAnsi="Calibri" w:eastAsia="Calibri" w:cs="Calibri"/>
+                <w:noProof w:val="0"/>
+                <w:sz w:val="24"/>
+                <w:szCs w:val="24"/>
+                <w:lang w:val="en-US"/>
+              </w:rPr>
+              <w:t>The earlier sketching approach is general, but modular synthesis with models is often stronger when the target domain has natural substructure that can be modeled separately.</w:t>
+            </w:r>
+          </w:p>
+          <w:p>
+            <w:pPr>
+              <w:spacing w:before="240" w:beforeAutospacing="off" w:after="240" w:afterAutospacing="off"/>
+            </w:pPr>
+            <w:r>
+              <w:rPr>
+                <w:rFonts w:ascii="Calibri" w:hAnsi="Calibri" w:eastAsia="Calibri" w:cs="Calibri"/>
+                <w:noProof w:val="0"/>
+                <w:sz w:val="24"/>
+                <w:szCs w:val="24"/>
+                <w:lang w:val="en-US"/>
+              </w:rPr>
+              <w:t xml:space="preserve">So, in short: the newer paper improves the original sketching idea by making synthesis </w:t>
+            </w:r>
+            <w:r>
+              <w:rPr>
+                <w:rFonts w:ascii="Calibri" w:hAnsi="Calibri" w:eastAsia="Calibri" w:cs="Calibri"/>
+                <w:b w:val="1"/>
+                <w:bCs w:val="1"/>
+                <w:noProof w:val="0"/>
+                <w:sz w:val="24"/>
+                <w:szCs w:val="24"/>
+                <w:lang w:val="en-US"/>
+              </w:rPr>
+              <w:t>more scalable, compositional, and model-guided</w:t>
+            </w:r>
+            <w:r>
+              <w:rPr>
+                <w:rFonts w:ascii="Calibri" w:hAnsi="Calibri" w:eastAsia="Calibri" w:cs="Calibri"/>
+                <w:noProof w:val="0"/>
+                <w:sz w:val="24"/>
+                <w:szCs w:val="24"/>
+                <w:lang w:val="en-US"/>
+              </w:rPr>
+              <w:t>.</w:t>
+            </w:r>
+          </w:p>
+          <w:p>
+            <w:pPr>
+              <w:spacing w:before="240" w:beforeAutospacing="off" w:after="240" w:afterAutospacing="off"/>
+            </w:pPr>
+            <w:r>
+              <w:rPr>
+                <w:rFonts w:ascii="Calibri" w:hAnsi="Calibri" w:eastAsia="Calibri" w:cs="Calibri"/>
+                <w:noProof w:val="0"/>
+                <w:sz w:val="24"/>
+                <w:szCs w:val="24"/>
+                <w:lang w:val="en-US"/>
+              </w:rPr>
+              <w:t>If you want, I can also give you a side-by-side comparison of the two papers’ core ideas.</w:t>
+            </w:r>
+          </w:p>
+          <w:p>
+            <w:pPr>
+              <w:rPr>
+                <w:sz w:val="24"/>
+                <w:szCs w:val="24"/>
+              </w:rPr>
+            </w:pPr>
           </w:p>
           <w:p>
             <w:pPr>
@@ -998,12 +3817,13 @@
           <w:tcPr>
             <w:tcW w:w="10080" w:type="dxa"/>
             <w:tcBorders>
-              <w:top w:val="single" w:sz="6" w:space="0" w:color="BFBFBF"/>
-              <w:left w:val="single" w:sz="6" w:space="0" w:color="BFBFBF"/>
-              <w:bottom w:val="single" w:sz="6" w:space="0" w:color="BFBFBF"/>
-              <w:right w:val="single" w:sz="6" w:space="0" w:color="BFBFBF"/>
+              <w:top w:val="single" w:color="BFBFBF" w:themeColor="background1" w:themeShade="BF" w:sz="6" w:space="0"/>
+              <w:left w:val="single" w:color="BFBFBF" w:themeColor="background1" w:themeShade="BF" w:sz="6" w:space="0"/>
+              <w:bottom w:val="single" w:color="BFBFBF" w:themeColor="background1" w:themeShade="BF" w:sz="6" w:space="0"/>
+              <w:right w:val="single" w:color="BFBFBF" w:themeColor="background1" w:themeShade="BF" w:sz="6" w:space="0"/>
             </w:tcBorders>
-            <w:shd w:val="clear" w:color="auto" w:fill="F2F2F2"/>
+            <w:shd w:val="clear" w:color="auto" w:fill="F2F2F2" w:themeFill="background1" w:themeFillShade="F2"/>
+            <w:tcMar/>
           </w:tcPr>
           <w:p>
             <w:pPr>
@@ -1032,25 +3852,313 @@
           <w:tcPr>
             <w:tcW w:w="10080" w:type="dxa"/>
             <w:tcBorders>
-              <w:top w:val="single" w:sz="6" w:space="0" w:color="BFBFBF"/>
-              <w:left w:val="single" w:sz="6" w:space="0" w:color="BFBFBF"/>
-              <w:bottom w:val="single" w:sz="6" w:space="0" w:color="BFBFBF"/>
-              <w:right w:val="single" w:sz="6" w:space="0" w:color="BFBFBF"/>
+              <w:top w:val="single" w:color="BFBFBF" w:themeColor="background1" w:themeShade="BF" w:sz="6" w:space="0"/>
+              <w:left w:val="single" w:color="BFBFBF" w:themeColor="background1" w:themeShade="BF" w:sz="6" w:space="0"/>
+              <w:bottom w:val="single" w:color="BFBFBF" w:themeColor="background1" w:themeShade="BF" w:sz="6" w:space="0"/>
+              <w:right w:val="single" w:color="BFBFBF" w:themeColor="background1" w:themeShade="BF" w:sz="6" w:space="0"/>
             </w:tcBorders>
+            <w:tcMar/>
           </w:tcPr>
           <w:p>
-            <w:pPr>
-              <w:rPr>
-                <w:sz w:val="24"/>
-                <w:szCs w:val="24"/>
-              </w:rPr>
-            </w:pPr>
-            <w:r>
-              <w:rPr>
-                <w:sz w:val="24"/>
-                <w:szCs w:val="24"/>
-              </w:rPr>
-              <w:t>Response:</w:t>
+            <w:r>
+              <w:rPr>
+                <w:sz w:val="24"/>
+                <w:szCs w:val="24"/>
+              </w:rPr>
+              <w:t xml:space="preserve">In prompt 1, we can see a clear example of </w:t>
+            </w:r>
+            <w:r>
+              <w:rPr>
+                <w:sz w:val="24"/>
+                <w:szCs w:val="24"/>
+              </w:rPr>
+              <w:t xml:space="preserve">a question that </w:t>
+            </w:r>
+            <w:r>
+              <w:rPr>
+                <w:sz w:val="24"/>
+                <w:szCs w:val="24"/>
+              </w:rPr>
+              <w:t xml:space="preserve">produces </w:t>
+            </w:r>
+            <w:r>
+              <w:rPr>
+                <w:sz w:val="24"/>
+                <w:szCs w:val="24"/>
+              </w:rPr>
+              <w:t>vague, unhelpful responses</w:t>
+            </w:r>
+            <w:r>
+              <w:rPr>
+                <w:sz w:val="24"/>
+                <w:szCs w:val="24"/>
+              </w:rPr>
+              <w:t>.</w:t>
+            </w:r>
+            <w:r>
+              <w:rPr>
+                <w:sz w:val="24"/>
+                <w:szCs w:val="24"/>
+              </w:rPr>
+              <w:t xml:space="preserve"> </w:t>
+            </w:r>
+            <w:r>
+              <w:rPr>
+                <w:sz w:val="24"/>
+                <w:szCs w:val="24"/>
+              </w:rPr>
+              <w:t xml:space="preserve">Because </w:t>
+            </w:r>
+            <w:r>
+              <w:rPr>
+                <w:sz w:val="24"/>
+                <w:szCs w:val="24"/>
+              </w:rPr>
+              <w:t xml:space="preserve">the knowledge of </w:t>
+            </w:r>
+            <w:r>
+              <w:rPr>
+                <w:sz w:val="24"/>
+                <w:szCs w:val="24"/>
+              </w:rPr>
+              <w:t xml:space="preserve">these papers </w:t>
+            </w:r>
+            <w:r>
+              <w:rPr>
+                <w:sz w:val="24"/>
+                <w:szCs w:val="24"/>
+              </w:rPr>
+              <w:t>is</w:t>
+            </w:r>
+            <w:r>
+              <w:rPr>
+                <w:sz w:val="24"/>
+                <w:szCs w:val="24"/>
+              </w:rPr>
+              <w:t xml:space="preserve"> coming </w:t>
+            </w:r>
+            <w:r>
+              <w:rPr>
+                <w:sz w:val="24"/>
+                <w:szCs w:val="24"/>
+              </w:rPr>
+              <w:t xml:space="preserve">only from the </w:t>
+            </w:r>
+            <w:r>
+              <w:rPr>
+                <w:sz w:val="24"/>
+                <w:szCs w:val="24"/>
+              </w:rPr>
+              <w:t xml:space="preserve">language </w:t>
+            </w:r>
+            <w:r>
+              <w:rPr>
+                <w:sz w:val="24"/>
+                <w:szCs w:val="24"/>
+              </w:rPr>
+              <w:t>model itself</w:t>
+            </w:r>
+            <w:r>
+              <w:rPr>
+                <w:sz w:val="24"/>
+                <w:szCs w:val="24"/>
+              </w:rPr>
+              <w:t xml:space="preserve">, the actual insight into the papers’ contents is </w:t>
+            </w:r>
+            <w:r>
+              <w:rPr>
+                <w:sz w:val="24"/>
+                <w:szCs w:val="24"/>
+              </w:rPr>
+              <w:t>underwhelming and lacks meaningful insight</w:t>
+            </w:r>
+            <w:r>
+              <w:rPr>
+                <w:sz w:val="24"/>
+                <w:szCs w:val="24"/>
+              </w:rPr>
+              <w:t>.</w:t>
+            </w:r>
+          </w:p>
+          <w:p>
+            <w:r>
+              <w:rPr>
+                <w:sz w:val="24"/>
+                <w:szCs w:val="24"/>
+              </w:rPr>
+              <w:t>For example, in heading “3)</w:t>
+            </w:r>
+            <w:r>
+              <w:rPr>
+                <w:sz w:val="24"/>
+                <w:szCs w:val="24"/>
+              </w:rPr>
+              <w:t xml:space="preserve"> Inductive synthesis from examples</w:t>
+            </w:r>
+            <w:r>
+              <w:rPr>
+                <w:sz w:val="24"/>
+                <w:szCs w:val="24"/>
+              </w:rPr>
+              <w:t>” the model gave the quote “The deductive synthesis of programs from examples.”</w:t>
+            </w:r>
+            <w:r>
+              <w:rPr>
+                <w:sz w:val="24"/>
+                <w:szCs w:val="24"/>
+              </w:rPr>
+              <w:t xml:space="preserve">. While this phrase </w:t>
+            </w:r>
+            <w:r>
+              <w:rPr>
+                <w:sz w:val="24"/>
+                <w:szCs w:val="24"/>
+              </w:rPr>
+              <w:t>could</w:t>
+            </w:r>
+            <w:r>
+              <w:rPr>
+                <w:sz w:val="24"/>
+                <w:szCs w:val="24"/>
+              </w:rPr>
+              <w:t xml:space="preserve"> </w:t>
+            </w:r>
+            <w:r>
+              <w:rPr>
+                <w:sz w:val="24"/>
+                <w:szCs w:val="24"/>
+              </w:rPr>
+              <w:t xml:space="preserve">plausibly </w:t>
+            </w:r>
+            <w:r>
+              <w:rPr>
+                <w:sz w:val="24"/>
+                <w:szCs w:val="24"/>
+              </w:rPr>
+              <w:t>be</w:t>
+            </w:r>
+            <w:r>
+              <w:rPr>
+                <w:sz w:val="24"/>
+                <w:szCs w:val="24"/>
+              </w:rPr>
+              <w:t xml:space="preserve"> contained </w:t>
+            </w:r>
+            <w:r>
+              <w:rPr>
+                <w:sz w:val="24"/>
+                <w:szCs w:val="24"/>
+              </w:rPr>
+              <w:t xml:space="preserve">within the cited paper, it does not actually </w:t>
+            </w:r>
+            <w:r>
+              <w:rPr>
+                <w:sz w:val="24"/>
+                <w:szCs w:val="24"/>
+              </w:rPr>
+              <w:t>answer</w:t>
+            </w:r>
+            <w:r>
+              <w:rPr>
+                <w:sz w:val="24"/>
+                <w:szCs w:val="24"/>
+              </w:rPr>
+              <w:t xml:space="preserve"> the user’s question. The user wanted to know about program synthesis techniques, and this quote does nothing to explain anything </w:t>
+            </w:r>
+            <w:r>
+              <w:rPr>
+                <w:sz w:val="24"/>
+                <w:szCs w:val="24"/>
+              </w:rPr>
+              <w:t xml:space="preserve">notable about the </w:t>
+            </w:r>
+            <w:r>
+              <w:rPr>
+                <w:sz w:val="24"/>
+                <w:szCs w:val="24"/>
+              </w:rPr>
+              <w:t xml:space="preserve">actual </w:t>
+            </w:r>
+            <w:r>
+              <w:rPr>
+                <w:sz w:val="24"/>
+                <w:szCs w:val="24"/>
+              </w:rPr>
+              <w:t>techniques</w:t>
+            </w:r>
+            <w:r>
+              <w:rPr>
+                <w:sz w:val="24"/>
+                <w:szCs w:val="24"/>
+              </w:rPr>
+              <w:t>. It only shows that some “technique” is mentioned in the paper, which is no more helpful than what a simple keyword search could provide.</w:t>
+            </w:r>
+          </w:p>
+          <w:p>
+            <w:pPr>
+              <w:pStyle w:val="Normal"/>
+              <w:rPr>
+                <w:sz w:val="24"/>
+                <w:szCs w:val="24"/>
+              </w:rPr>
+            </w:pPr>
+          </w:p>
+          <w:p>
+            <w:pPr>
+              <w:pStyle w:val="Normal"/>
+              <w:rPr>
+                <w:sz w:val="24"/>
+                <w:szCs w:val="24"/>
+              </w:rPr>
+            </w:pPr>
+            <w:r>
+              <w:rPr>
+                <w:sz w:val="24"/>
+                <w:szCs w:val="24"/>
+              </w:rPr>
+              <w:t>In prompt 2,</w:t>
+            </w:r>
+            <w:r>
+              <w:rPr>
+                <w:sz w:val="24"/>
+                <w:szCs w:val="24"/>
+              </w:rPr>
+              <w:t xml:space="preserve"> much or all of the description is hallucinated.</w:t>
+            </w:r>
+            <w:r>
+              <w:rPr>
+                <w:sz w:val="24"/>
+                <w:szCs w:val="24"/>
+              </w:rPr>
+              <w:t xml:space="preserve"> One would hope that the model’s response would capture the main points of the paper, bu</w:t>
+            </w:r>
+            <w:r>
+              <w:rPr>
+                <w:sz w:val="24"/>
+                <w:szCs w:val="24"/>
+              </w:rPr>
+              <w:t>t here we see that it has failed. The actual paper “Modular Synthesis of Sketches Using Models” does not use the terms “modules” or “structured domains</w:t>
+            </w:r>
+            <w:r>
+              <w:rPr>
+                <w:sz w:val="24"/>
+                <w:szCs w:val="24"/>
+              </w:rPr>
+              <w:t>”</w:t>
+            </w:r>
+            <w:r>
+              <w:rPr>
+                <w:sz w:val="24"/>
+                <w:szCs w:val="24"/>
+              </w:rPr>
+              <w:t>.</w:t>
+            </w:r>
+            <w:r>
+              <w:rPr>
+                <w:sz w:val="24"/>
+                <w:szCs w:val="24"/>
+              </w:rPr>
+              <w:t xml:space="preserve"> Any mention of the Sketch synthesis system, a fundamental aspect of the paper’s implementation, is also absent.</w:t>
             </w:r>
           </w:p>
           <w:p>
@@ -1193,12 +4301,13 @@
           <w:tcPr>
             <w:tcW w:w="10080" w:type="dxa"/>
             <w:tcBorders>
-              <w:top w:val="single" w:sz="6" w:space="0" w:color="BFBFBF"/>
-              <w:left w:val="single" w:sz="6" w:space="0" w:color="BFBFBF"/>
-              <w:bottom w:val="single" w:sz="6" w:space="0" w:color="BFBFBF"/>
-              <w:right w:val="single" w:sz="6" w:space="0" w:color="BFBFBF"/>
+              <w:top w:val="single" w:color="BFBFBF" w:themeColor="background1" w:themeShade="BF" w:sz="6" w:space="0"/>
+              <w:left w:val="single" w:color="BFBFBF" w:themeColor="background1" w:themeShade="BF" w:sz="6" w:space="0"/>
+              <w:bottom w:val="single" w:color="BFBFBF" w:themeColor="background1" w:themeShade="BF" w:sz="6" w:space="0"/>
+              <w:right w:val="single" w:color="BFBFBF" w:themeColor="background1" w:themeShade="BF" w:sz="6" w:space="0"/>
             </w:tcBorders>
-            <w:shd w:val="clear" w:color="auto" w:fill="F2F2F2"/>
+            <w:shd w:val="clear" w:color="auto" w:fill="F2F2F2" w:themeFill="background1" w:themeFillShade="F2"/>
+            <w:tcMar/>
           </w:tcPr>
           <w:p>
             <w:pPr>
@@ -1227,11 +4336,12 @@
           <w:tcPr>
             <w:tcW w:w="10080" w:type="dxa"/>
             <w:tcBorders>
-              <w:top w:val="single" w:sz="6" w:space="0" w:color="BFBFBF"/>
-              <w:left w:val="single" w:sz="6" w:space="0" w:color="BFBFBF"/>
-              <w:bottom w:val="single" w:sz="6" w:space="0" w:color="BFBFBF"/>
-              <w:right w:val="single" w:sz="6" w:space="0" w:color="BFBFBF"/>
+              <w:top w:val="single" w:color="BFBFBF" w:themeColor="background1" w:themeShade="BF" w:sz="6" w:space="0"/>
+              <w:left w:val="single" w:color="BFBFBF" w:themeColor="background1" w:themeShade="BF" w:sz="6" w:space="0"/>
+              <w:bottom w:val="single" w:color="BFBFBF" w:themeColor="background1" w:themeShade="BF" w:sz="6" w:space="0"/>
+              <w:right w:val="single" w:color="BFBFBF" w:themeColor="background1" w:themeShade="BF" w:sz="6" w:space="0"/>
             </w:tcBorders>
+            <w:tcMar/>
           </w:tcPr>
           <w:p>
             <w:pPr>
@@ -1240,12 +4350,154 @@
                 <w:szCs w:val="24"/>
               </w:rPr>
             </w:pPr>
-            <w:r>
-              <w:rPr>
-                <w:sz w:val="24"/>
-                <w:szCs w:val="24"/>
-              </w:rPr>
-              <w:t>Response:</w:t>
+          </w:p>
+          <w:p>
+            <w:pPr>
+              <w:rPr>
+                <w:sz w:val="24"/>
+                <w:szCs w:val="24"/>
+              </w:rPr>
+            </w:pPr>
+            <w:r>
+              <w:rPr>
+                <w:sz w:val="24"/>
+                <w:szCs w:val="24"/>
+              </w:rPr>
+              <w:t xml:space="preserve">The biggest trend I </w:t>
+            </w:r>
+            <w:r>
+              <w:rPr>
+                <w:sz w:val="24"/>
+                <w:szCs w:val="24"/>
+              </w:rPr>
+              <w:t>observed</w:t>
+            </w:r>
+            <w:r>
+              <w:rPr>
+                <w:sz w:val="24"/>
+                <w:szCs w:val="24"/>
+              </w:rPr>
+              <w:t xml:space="preserve"> is that the model </w:t>
+            </w:r>
+            <w:r>
+              <w:rPr>
+                <w:sz w:val="24"/>
+                <w:szCs w:val="24"/>
+              </w:rPr>
+              <w:t>is no</w:t>
+            </w:r>
+            <w:r>
+              <w:rPr>
+                <w:sz w:val="24"/>
+                <w:szCs w:val="24"/>
+              </w:rPr>
+              <w:t>t able to</w:t>
+            </w:r>
+            <w:r>
+              <w:rPr>
+                <w:sz w:val="24"/>
+                <w:szCs w:val="24"/>
+              </w:rPr>
+              <w:t xml:space="preserve"> provide meaningful information. Any knowledge, if it is even correct, is based on a very simplified understanding of the source doc</w:t>
+            </w:r>
+            <w:r>
+              <w:rPr>
+                <w:sz w:val="24"/>
+                <w:szCs w:val="24"/>
+              </w:rPr>
+              <w:t xml:space="preserve">uments. If the model </w:t>
+            </w:r>
+            <w:r>
+              <w:rPr>
+                <w:sz w:val="24"/>
+                <w:szCs w:val="24"/>
+              </w:rPr>
+              <w:t>is not able to</w:t>
+            </w:r>
+            <w:r>
+              <w:rPr>
+                <w:sz w:val="24"/>
+                <w:szCs w:val="24"/>
+              </w:rPr>
+              <w:t xml:space="preserve"> </w:t>
+            </w:r>
+            <w:r>
+              <w:rPr>
+                <w:sz w:val="24"/>
+                <w:szCs w:val="24"/>
+              </w:rPr>
+              <w:t>provide</w:t>
+            </w:r>
+            <w:r>
+              <w:rPr>
+                <w:sz w:val="24"/>
+                <w:szCs w:val="24"/>
+              </w:rPr>
+              <w:t xml:space="preserve"> useful insights, it is hard to imagine why its use is </w:t>
+            </w:r>
+            <w:r>
+              <w:rPr>
+                <w:sz w:val="24"/>
+                <w:szCs w:val="24"/>
+              </w:rPr>
+              <w:t>justified</w:t>
+            </w:r>
+            <w:r>
+              <w:rPr>
+                <w:sz w:val="24"/>
+                <w:szCs w:val="24"/>
+              </w:rPr>
+              <w:t xml:space="preserve"> at all.</w:t>
+            </w:r>
+          </w:p>
+          <w:p>
+            <w:pPr>
+              <w:rPr>
+                <w:sz w:val="24"/>
+                <w:szCs w:val="24"/>
+              </w:rPr>
+            </w:pPr>
+            <w:r>
+              <w:rPr>
+                <w:sz w:val="24"/>
+                <w:szCs w:val="24"/>
+              </w:rPr>
+              <w:t xml:space="preserve">In the case of asking about specific papers, the responses are </w:t>
+            </w:r>
+            <w:r>
+              <w:rPr>
+                <w:sz w:val="24"/>
+                <w:szCs w:val="24"/>
+              </w:rPr>
+              <w:t xml:space="preserve">a mixed bag. While the model is often able to correctly output the names of real papers, any insight into their contents is lacking. Any descriptions of the </w:t>
+            </w:r>
+            <w:r>
+              <w:rPr>
+                <w:sz w:val="24"/>
+                <w:szCs w:val="24"/>
+              </w:rPr>
+              <w:t>papers</w:t>
+            </w:r>
+            <w:r>
+              <w:rPr>
+                <w:sz w:val="24"/>
+                <w:szCs w:val="24"/>
+              </w:rPr>
+              <w:t>’</w:t>
+            </w:r>
+            <w:r>
+              <w:rPr>
+                <w:sz w:val="24"/>
+                <w:szCs w:val="24"/>
+              </w:rPr>
+              <w:t xml:space="preserve"> contents are</w:t>
+            </w:r>
+            <w:r>
+              <w:rPr>
+                <w:sz w:val="24"/>
+                <w:szCs w:val="24"/>
+              </w:rPr>
+              <w:t xml:space="preserve"> so simplified as to be unhelpful.</w:t>
             </w:r>
           </w:p>
           <w:p>
@@ -1388,12 +4640,13 @@
           <w:tcPr>
             <w:tcW w:w="10080" w:type="dxa"/>
             <w:tcBorders>
-              <w:top w:val="single" w:sz="6" w:space="0" w:color="BFBFBF"/>
-              <w:left w:val="single" w:sz="6" w:space="0" w:color="BFBFBF"/>
-              <w:bottom w:val="single" w:sz="6" w:space="0" w:color="BFBFBF"/>
-              <w:right w:val="single" w:sz="6" w:space="0" w:color="BFBFBF"/>
+              <w:top w:val="single" w:color="BFBFBF" w:themeColor="background1" w:themeShade="BF" w:sz="6" w:space="0"/>
+              <w:left w:val="single" w:color="BFBFBF" w:themeColor="background1" w:themeShade="BF" w:sz="6" w:space="0"/>
+              <w:bottom w:val="single" w:color="BFBFBF" w:themeColor="background1" w:themeShade="BF" w:sz="6" w:space="0"/>
+              <w:right w:val="single" w:color="BFBFBF" w:themeColor="background1" w:themeShade="BF" w:sz="6" w:space="0"/>
             </w:tcBorders>
-            <w:shd w:val="clear" w:color="auto" w:fill="F2F2F2"/>
+            <w:shd w:val="clear" w:color="auto" w:fill="F2F2F2" w:themeFill="background1" w:themeFillShade="F2"/>
+            <w:tcMar/>
           </w:tcPr>
           <w:p>
             <w:pPr>
@@ -1422,25 +4675,109 @@
           <w:tcPr>
             <w:tcW w:w="10080" w:type="dxa"/>
             <w:tcBorders>
-              <w:top w:val="single" w:sz="6" w:space="0" w:color="BFBFBF"/>
-              <w:left w:val="single" w:sz="6" w:space="0" w:color="BFBFBF"/>
-              <w:bottom w:val="single" w:sz="6" w:space="0" w:color="BFBFBF"/>
-              <w:right w:val="single" w:sz="6" w:space="0" w:color="BFBFBF"/>
+              <w:top w:val="single" w:color="BFBFBF" w:themeColor="background1" w:themeShade="BF" w:sz="6" w:space="0"/>
+              <w:left w:val="single" w:color="BFBFBF" w:themeColor="background1" w:themeShade="BF" w:sz="6" w:space="0"/>
+              <w:bottom w:val="single" w:color="BFBFBF" w:themeColor="background1" w:themeShade="BF" w:sz="6" w:space="0"/>
+              <w:right w:val="single" w:color="BFBFBF" w:themeColor="background1" w:themeShade="BF" w:sz="6" w:space="0"/>
             </w:tcBorders>
+            <w:tcMar/>
           </w:tcPr>
           <w:p>
             <w:pPr>
-              <w:rPr>
-                <w:sz w:val="24"/>
-                <w:szCs w:val="24"/>
-              </w:rPr>
-            </w:pPr>
-            <w:r>
-              <w:rPr>
-                <w:sz w:val="24"/>
-                <w:szCs w:val="24"/>
-              </w:rPr>
-              <w:t>Response:</w:t>
+              <w:pStyle w:val="Normal"/>
+              <w:suppressLineNumbers w:val="0"/>
+              <w:bidi w:val="0"/>
+              <w:spacing w:before="0" w:beforeAutospacing="off" w:after="160" w:afterAutospacing="off" w:line="276" w:lineRule="auto"/>
+              <w:ind w:left="0" w:right="0"/>
+              <w:jc w:val="left"/>
+              <w:rPr>
+                <w:sz w:val="24"/>
+                <w:szCs w:val="24"/>
+              </w:rPr>
+            </w:pPr>
+            <w:r>
+              <w:rPr>
+                <w:sz w:val="24"/>
+                <w:szCs w:val="24"/>
+              </w:rPr>
+              <w:t xml:space="preserve">Retrieval </w:t>
+            </w:r>
+            <w:r>
+              <w:rPr>
+                <w:sz w:val="24"/>
+                <w:szCs w:val="24"/>
+              </w:rPr>
+              <w:t>is absolutely</w:t>
+            </w:r>
+            <w:r>
+              <w:rPr>
+                <w:sz w:val="24"/>
+                <w:szCs w:val="24"/>
+              </w:rPr>
+              <w:t xml:space="preserve"> required. When asking broad questions (</w:t>
+            </w:r>
+            <w:r>
+              <w:rPr>
+                <w:sz w:val="24"/>
+                <w:szCs w:val="24"/>
+              </w:rPr>
+              <w:t>i.e.</w:t>
+            </w:r>
+            <w:r>
+              <w:rPr>
+                <w:sz w:val="24"/>
+                <w:szCs w:val="24"/>
+              </w:rPr>
+              <w:t xml:space="preserve"> program synthesis from before the year 2000), </w:t>
+            </w:r>
+            <w:r>
+              <w:rPr>
+                <w:sz w:val="24"/>
+                <w:szCs w:val="24"/>
+              </w:rPr>
+              <w:t>the model</w:t>
+            </w:r>
+            <w:r>
+              <w:rPr>
+                <w:sz w:val="24"/>
+                <w:szCs w:val="24"/>
+              </w:rPr>
+              <w:t>’</w:t>
+            </w:r>
+            <w:r>
+              <w:rPr>
+                <w:sz w:val="24"/>
+                <w:szCs w:val="24"/>
+              </w:rPr>
+              <w:t>s</w:t>
+            </w:r>
+            <w:r>
+              <w:rPr>
+                <w:sz w:val="24"/>
+                <w:szCs w:val="24"/>
+              </w:rPr>
+              <w:t xml:space="preserve"> specific insight is very vague and thus returns vague answers. </w:t>
+            </w:r>
+            <w:r>
+              <w:rPr>
+                <w:sz w:val="24"/>
+                <w:szCs w:val="24"/>
+              </w:rPr>
+              <w:t>The model also is not able to judge whether or not it is qualified to answer a particular question.</w:t>
+            </w:r>
+            <w:r>
+              <w:rPr>
+                <w:sz w:val="24"/>
+                <w:szCs w:val="24"/>
+              </w:rPr>
+              <w:t xml:space="preserve"> </w:t>
+            </w:r>
+            <w:r>
+              <w:rPr>
+                <w:sz w:val="24"/>
+                <w:szCs w:val="24"/>
+              </w:rPr>
+              <w:t>Without retrieval, it is difficult for the model to judge whether or not it has access to high-quality information.</w:t>
             </w:r>
           </w:p>
           <w:p>
@@ -1564,12 +4901,13 @@
           <w:tcPr>
             <w:tcW w:w="10080" w:type="dxa"/>
             <w:tcBorders>
-              <w:top w:val="single" w:sz="6" w:space="0" w:color="BFBFBF"/>
-              <w:left w:val="single" w:sz="6" w:space="0" w:color="BFBFBF"/>
-              <w:bottom w:val="single" w:sz="6" w:space="0" w:color="BFBFBF"/>
-              <w:right w:val="single" w:sz="6" w:space="0" w:color="BFBFBF"/>
+              <w:top w:val="single" w:color="BFBFBF" w:themeColor="background1" w:themeShade="BF" w:sz="6" w:space="0"/>
+              <w:left w:val="single" w:color="BFBFBF" w:themeColor="background1" w:themeShade="BF" w:sz="6" w:space="0"/>
+              <w:bottom w:val="single" w:color="BFBFBF" w:themeColor="background1" w:themeShade="BF" w:sz="6" w:space="0"/>
+              <w:right w:val="single" w:color="BFBFBF" w:themeColor="background1" w:themeShade="BF" w:sz="6" w:space="0"/>
             </w:tcBorders>
-            <w:shd w:val="clear" w:color="auto" w:fill="F2F2F2"/>
+            <w:shd w:val="clear" w:color="auto" w:fill="F2F2F2" w:themeFill="background1" w:themeFillShade="F2"/>
+            <w:tcMar/>
           </w:tcPr>
           <w:p>
             <w:pPr>
@@ -1598,25 +4936,42 @@
           <w:tcPr>
             <w:tcW w:w="10080" w:type="dxa"/>
             <w:tcBorders>
-              <w:top w:val="single" w:sz="6" w:space="0" w:color="BFBFBF"/>
-              <w:left w:val="single" w:sz="6" w:space="0" w:color="BFBFBF"/>
-              <w:bottom w:val="single" w:sz="6" w:space="0" w:color="BFBFBF"/>
-              <w:right w:val="single" w:sz="6" w:space="0" w:color="BFBFBF"/>
+              <w:top w:val="single" w:color="BFBFBF" w:themeColor="background1" w:themeShade="BF" w:sz="6" w:space="0"/>
+              <w:left w:val="single" w:color="BFBFBF" w:themeColor="background1" w:themeShade="BF" w:sz="6" w:space="0"/>
+              <w:bottom w:val="single" w:color="BFBFBF" w:themeColor="background1" w:themeShade="BF" w:sz="6" w:space="0"/>
+              <w:right w:val="single" w:color="BFBFBF" w:themeColor="background1" w:themeShade="BF" w:sz="6" w:space="0"/>
             </w:tcBorders>
+            <w:tcMar/>
           </w:tcPr>
           <w:p>
-            <w:pPr>
-              <w:rPr>
-                <w:sz w:val="24"/>
-                <w:szCs w:val="24"/>
-              </w:rPr>
-            </w:pPr>
-            <w:r>
-              <w:rPr>
-                <w:sz w:val="24"/>
-                <w:szCs w:val="24"/>
-              </w:rPr>
-              <w:t>Response:</w:t>
+            <w:pPr/>
+            <w:r>
+              <w:rPr>
+                <w:sz w:val="24"/>
+                <w:szCs w:val="24"/>
+              </w:rPr>
+              <w:t>All questions about research papers’ contents will need retrieval. Especially relevant details are quotations or specific concepts from the paper.</w:t>
+            </w:r>
+            <w:r>
+              <w:rPr>
+                <w:sz w:val="24"/>
+                <w:szCs w:val="24"/>
+              </w:rPr>
+              <w:t xml:space="preserve"> The appeal of a research paper is to investigate very deeply and specifically, and much of that value is lost when </w:t>
+            </w:r>
+            <w:r>
+              <w:rPr>
+                <w:sz w:val="24"/>
+                <w:szCs w:val="24"/>
+              </w:rPr>
+              <w:t>trained</w:t>
+            </w:r>
+            <w:r>
+              <w:rPr>
+                <w:sz w:val="24"/>
+                <w:szCs w:val="24"/>
+              </w:rPr>
+              <w:t xml:space="preserve"> into the model.</w:t>
             </w:r>
           </w:p>
           <w:p>
@@ -1686,12 +5041,13 @@
           <w:tcPr>
             <w:tcW w:w="10080" w:type="dxa"/>
             <w:tcBorders>
-              <w:top w:val="single" w:sz="6" w:space="0" w:color="BFBFBF"/>
-              <w:left w:val="single" w:sz="6" w:space="0" w:color="BFBFBF"/>
-              <w:bottom w:val="single" w:sz="6" w:space="0" w:color="BFBFBF"/>
-              <w:right w:val="single" w:sz="6" w:space="0" w:color="BFBFBF"/>
+              <w:top w:val="single" w:color="BFBFBF" w:themeColor="background1" w:themeShade="BF" w:sz="6" w:space="0"/>
+              <w:left w:val="single" w:color="BFBFBF" w:themeColor="background1" w:themeShade="BF" w:sz="6" w:space="0"/>
+              <w:bottom w:val="single" w:color="BFBFBF" w:themeColor="background1" w:themeShade="BF" w:sz="6" w:space="0"/>
+              <w:right w:val="single" w:color="BFBFBF" w:themeColor="background1" w:themeShade="BF" w:sz="6" w:space="0"/>
             </w:tcBorders>
-            <w:shd w:val="clear" w:color="auto" w:fill="F2F2F2"/>
+            <w:shd w:val="clear" w:color="auto" w:fill="F2F2F2" w:themeFill="background1" w:themeFillShade="F2"/>
+            <w:tcMar/>
           </w:tcPr>
           <w:p>
             <w:pPr>
@@ -1720,25 +5076,49 @@
           <w:tcPr>
             <w:tcW w:w="10080" w:type="dxa"/>
             <w:tcBorders>
-              <w:top w:val="single" w:sz="6" w:space="0" w:color="BFBFBF"/>
-              <w:left w:val="single" w:sz="6" w:space="0" w:color="BFBFBF"/>
-              <w:bottom w:val="single" w:sz="6" w:space="0" w:color="BFBFBF"/>
-              <w:right w:val="single" w:sz="6" w:space="0" w:color="BFBFBF"/>
+              <w:top w:val="single" w:color="BFBFBF" w:themeColor="background1" w:themeShade="BF" w:sz="6" w:space="0"/>
+              <w:left w:val="single" w:color="BFBFBF" w:themeColor="background1" w:themeShade="BF" w:sz="6" w:space="0"/>
+              <w:bottom w:val="single" w:color="BFBFBF" w:themeColor="background1" w:themeShade="BF" w:sz="6" w:space="0"/>
+              <w:right w:val="single" w:color="BFBFBF" w:themeColor="background1" w:themeShade="BF" w:sz="6" w:space="0"/>
             </w:tcBorders>
+            <w:tcMar/>
           </w:tcPr>
           <w:p>
-            <w:pPr>
-              <w:rPr>
-                <w:sz w:val="24"/>
-                <w:szCs w:val="24"/>
-              </w:rPr>
-            </w:pPr>
-            <w:r>
-              <w:rPr>
-                <w:sz w:val="24"/>
-                <w:szCs w:val="24"/>
-              </w:rPr>
-              <w:t>Response:</w:t>
+            <w:pPr/>
+            <w:r>
+              <w:rPr>
+                <w:sz w:val="24"/>
+                <w:szCs w:val="24"/>
+              </w:rPr>
+              <w:t xml:space="preserve">Any high-level </w:t>
+            </w:r>
+            <w:r>
+              <w:rPr>
+                <w:sz w:val="24"/>
+                <w:szCs w:val="24"/>
+              </w:rPr>
+              <w:t>question</w:t>
+            </w:r>
+            <w:r>
+              <w:rPr>
+                <w:sz w:val="24"/>
+                <w:szCs w:val="24"/>
+              </w:rPr>
+              <w:t xml:space="preserve"> about “common knowledge</w:t>
+            </w:r>
+            <w:r>
+              <w:rPr>
+                <w:sz w:val="24"/>
+                <w:szCs w:val="24"/>
+              </w:rPr>
+              <w:t>”,</w:t>
+            </w:r>
+            <w:r>
+              <w:rPr>
+                <w:sz w:val="24"/>
+                <w:szCs w:val="24"/>
+              </w:rPr>
+              <w:t xml:space="preserve"> such as definitions of high-level concepts. If the question is not specific, a specific answer is not required.</w:t>
             </w:r>
           </w:p>
           <w:p>
@@ -1851,12 +5231,13 @@
           <w:tcPr>
             <w:tcW w:w="10080" w:type="dxa"/>
             <w:tcBorders>
-              <w:top w:val="single" w:sz="6" w:space="0" w:color="BFBFBF"/>
-              <w:left w:val="single" w:sz="6" w:space="0" w:color="BFBFBF"/>
-              <w:bottom w:val="single" w:sz="6" w:space="0" w:color="BFBFBF"/>
-              <w:right w:val="single" w:sz="6" w:space="0" w:color="BFBFBF"/>
+              <w:top w:val="single" w:color="BFBFBF" w:themeColor="background1" w:themeShade="BF" w:sz="6" w:space="0"/>
+              <w:left w:val="single" w:color="BFBFBF" w:themeColor="background1" w:themeShade="BF" w:sz="6" w:space="0"/>
+              <w:bottom w:val="single" w:color="BFBFBF" w:themeColor="background1" w:themeShade="BF" w:sz="6" w:space="0"/>
+              <w:right w:val="single" w:color="BFBFBF" w:themeColor="background1" w:themeShade="BF" w:sz="6" w:space="0"/>
             </w:tcBorders>
-            <w:shd w:val="clear" w:color="auto" w:fill="F2F2F2"/>
+            <w:shd w:val="clear" w:color="auto" w:fill="F2F2F2" w:themeFill="background1" w:themeFillShade="F2"/>
+            <w:tcMar/>
           </w:tcPr>
           <w:p>
             <w:pPr>
@@ -1885,11 +5266,12 @@
           <w:tcPr>
             <w:tcW w:w="10080" w:type="dxa"/>
             <w:tcBorders>
-              <w:top w:val="single" w:sz="6" w:space="0" w:color="BFBFBF"/>
-              <w:left w:val="single" w:sz="6" w:space="0" w:color="BFBFBF"/>
-              <w:bottom w:val="single" w:sz="6" w:space="0" w:color="BFBFBF"/>
-              <w:right w:val="single" w:sz="6" w:space="0" w:color="BFBFBF"/>
+              <w:top w:val="single" w:color="BFBFBF" w:themeColor="background1" w:themeShade="BF" w:sz="6" w:space="0"/>
+              <w:left w:val="single" w:color="BFBFBF" w:themeColor="background1" w:themeShade="BF" w:sz="6" w:space="0"/>
+              <w:bottom w:val="single" w:color="BFBFBF" w:themeColor="background1" w:themeShade="BF" w:sz="6" w:space="0"/>
+              <w:right w:val="single" w:color="BFBFBF" w:themeColor="background1" w:themeShade="BF" w:sz="6" w:space="0"/>
             </w:tcBorders>
+            <w:tcMar/>
           </w:tcPr>
           <w:p>
             <w:pPr>
@@ -1903,7 +5285,14 @@
                 <w:sz w:val="24"/>
                 <w:szCs w:val="24"/>
               </w:rPr>
-              <w:t>Response:</w:t>
+              <w:t xml:space="preserve">Because the model will confidently make statements even about specific questions, the user may lose confidence that any useful information is provided at all. If the user can identify </w:t>
+            </w:r>
+            <w:r>
+              <w:rPr>
+                <w:sz w:val="24"/>
+                <w:szCs w:val="24"/>
+              </w:rPr>
+              <w:t>issues with answers on topics they are familiar with, they will be unlikely to trust the model with things they are unfamiliar with.</w:t>
             </w:r>
           </w:p>
           <w:p>
@@ -2048,12 +5437,13 @@
           <w:tcPr>
             <w:tcW w:w="10080" w:type="dxa"/>
             <w:tcBorders>
-              <w:top w:val="single" w:sz="6" w:space="0" w:color="BFBFBF"/>
-              <w:left w:val="single" w:sz="6" w:space="0" w:color="BFBFBF"/>
-              <w:bottom w:val="single" w:sz="6" w:space="0" w:color="BFBFBF"/>
-              <w:right w:val="single" w:sz="6" w:space="0" w:color="BFBFBF"/>
+              <w:top w:val="single" w:color="BFBFBF" w:themeColor="background1" w:themeShade="BF" w:sz="6" w:space="0"/>
+              <w:left w:val="single" w:color="BFBFBF" w:themeColor="background1" w:themeShade="BF" w:sz="6" w:space="0"/>
+              <w:bottom w:val="single" w:color="BFBFBF" w:themeColor="background1" w:themeShade="BF" w:sz="6" w:space="0"/>
+              <w:right w:val="single" w:color="BFBFBF" w:themeColor="background1" w:themeShade="BF" w:sz="6" w:space="0"/>
             </w:tcBorders>
-            <w:shd w:val="clear" w:color="auto" w:fill="F2F2F2"/>
+            <w:shd w:val="clear" w:color="auto" w:fill="F2F2F2" w:themeFill="background1" w:themeFillShade="F2"/>
+            <w:tcMar/>
           </w:tcPr>
           <w:p>
             <w:pPr>
@@ -2082,11 +5472,12 @@
           <w:tcPr>
             <w:tcW w:w="10080" w:type="dxa"/>
             <w:tcBorders>
-              <w:top w:val="single" w:sz="6" w:space="0" w:color="BFBFBF"/>
-              <w:left w:val="single" w:sz="6" w:space="0" w:color="BFBFBF"/>
-              <w:bottom w:val="single" w:sz="6" w:space="0" w:color="BFBFBF"/>
-              <w:right w:val="single" w:sz="6" w:space="0" w:color="BFBFBF"/>
+              <w:top w:val="single" w:color="BFBFBF" w:themeColor="background1" w:themeShade="BF" w:sz="6" w:space="0"/>
+              <w:left w:val="single" w:color="BFBFBF" w:themeColor="background1" w:themeShade="BF" w:sz="6" w:space="0"/>
+              <w:bottom w:val="single" w:color="BFBFBF" w:themeColor="background1" w:themeShade="BF" w:sz="6" w:space="0"/>
+              <w:right w:val="single" w:color="BFBFBF" w:themeColor="background1" w:themeShade="BF" w:sz="6" w:space="0"/>
             </w:tcBorders>
+            <w:tcMar/>
           </w:tcPr>
           <w:p>
             <w:pPr>
@@ -2100,7 +5491,42 @@
                 <w:sz w:val="24"/>
                 <w:szCs w:val="24"/>
               </w:rPr>
-              <w:t>Response:</w:t>
+              <w:t xml:space="preserve">The LLM itself </w:t>
+            </w:r>
+            <w:r>
+              <w:rPr>
+                <w:sz w:val="24"/>
+                <w:szCs w:val="24"/>
+              </w:rPr>
+              <w:t>is not able to</w:t>
+            </w:r>
+            <w:r>
+              <w:rPr>
+                <w:sz w:val="24"/>
+                <w:szCs w:val="24"/>
+              </w:rPr>
+              <w:t xml:space="preserve"> provide useful specific information. Retrieval for specific concepts and information will be necessary for the model to create useful output. If the retrieval </w:t>
+            </w:r>
+            <w:r>
+              <w:rPr>
+                <w:sz w:val="24"/>
+                <w:szCs w:val="24"/>
+              </w:rPr>
+              <w:t>is able to</w:t>
+            </w:r>
+            <w:r>
+              <w:rPr>
+                <w:sz w:val="24"/>
+                <w:szCs w:val="24"/>
+              </w:rPr>
+              <w:t xml:space="preserve"> s</w:t>
+            </w:r>
+            <w:r>
+              <w:rPr>
+                <w:sz w:val="24"/>
+                <w:szCs w:val="24"/>
+              </w:rPr>
+              <w:t>earch on semantics and not just keywords, I believe the system will be powerful for finding insights much faster than having to read through the text of every paper.</w:t>
             </w:r>
           </w:p>
           <w:p>
@@ -2212,10 +5638,10 @@
           <w:tcPr>
             <w:tcW w:w="5040" w:type="dxa"/>
             <w:tcBorders>
-              <w:top w:val="single" w:sz="6" w:space="0" w:color="BFBFBF"/>
-              <w:left w:val="single" w:sz="6" w:space="0" w:color="BFBFBF"/>
-              <w:bottom w:val="single" w:sz="6" w:space="0" w:color="BFBFBF"/>
-              <w:right w:val="single" w:sz="6" w:space="0" w:color="BFBFBF"/>
+              <w:top w:val="single" w:color="BFBFBF" w:sz="6" w:space="0"/>
+              <w:left w:val="single" w:color="BFBFBF" w:sz="6" w:space="0"/>
+              <w:bottom w:val="single" w:color="BFBFBF" w:sz="6" w:space="0"/>
+              <w:right w:val="single" w:color="BFBFBF" w:sz="6" w:space="0"/>
             </w:tcBorders>
             <w:shd w:val="clear" w:color="auto" w:fill="D9D9D9" w:themeFill="background1" w:themeFillShade="D9"/>
           </w:tcPr>
@@ -2241,10 +5667,10 @@
           <w:tcPr>
             <w:tcW w:w="5040" w:type="dxa"/>
             <w:tcBorders>
-              <w:top w:val="single" w:sz="6" w:space="0" w:color="BFBFBF"/>
-              <w:left w:val="single" w:sz="6" w:space="0" w:color="BFBFBF"/>
-              <w:bottom w:val="single" w:sz="6" w:space="0" w:color="BFBFBF"/>
-              <w:right w:val="single" w:sz="6" w:space="0" w:color="BFBFBF"/>
+              <w:top w:val="single" w:color="BFBFBF" w:sz="6" w:space="0"/>
+              <w:left w:val="single" w:color="BFBFBF" w:sz="6" w:space="0"/>
+              <w:bottom w:val="single" w:color="BFBFBF" w:sz="6" w:space="0"/>
+              <w:right w:val="single" w:color="BFBFBF" w:sz="6" w:space="0"/>
             </w:tcBorders>
             <w:shd w:val="clear" w:color="auto" w:fill="D9D9D9" w:themeFill="background1" w:themeFillShade="D9"/>
           </w:tcPr>
@@ -2272,10 +5698,10 @@
           <w:tcPr>
             <w:tcW w:w="5040" w:type="dxa"/>
             <w:tcBorders>
-              <w:top w:val="single" w:sz="6" w:space="0" w:color="BFBFBF"/>
-              <w:left w:val="single" w:sz="6" w:space="0" w:color="BFBFBF"/>
-              <w:bottom w:val="single" w:sz="6" w:space="0" w:color="BFBFBF"/>
-              <w:right w:val="single" w:sz="6" w:space="0" w:color="BFBFBF"/>
+              <w:top w:val="single" w:color="BFBFBF" w:sz="6" w:space="0"/>
+              <w:left w:val="single" w:color="BFBFBF" w:sz="6" w:space="0"/>
+              <w:bottom w:val="single" w:color="BFBFBF" w:sz="6" w:space="0"/>
+              <w:right w:val="single" w:color="BFBFBF" w:sz="6" w:space="0"/>
             </w:tcBorders>
           </w:tcPr>
           <w:p>
@@ -2306,10 +5732,10 @@
           <w:tcPr>
             <w:tcW w:w="5040" w:type="dxa"/>
             <w:tcBorders>
-              <w:top w:val="single" w:sz="6" w:space="0" w:color="BFBFBF"/>
-              <w:left w:val="single" w:sz="6" w:space="0" w:color="BFBFBF"/>
-              <w:bottom w:val="single" w:sz="6" w:space="0" w:color="BFBFBF"/>
-              <w:right w:val="single" w:sz="6" w:space="0" w:color="BFBFBF"/>
+              <w:top w:val="single" w:color="BFBFBF" w:sz="6" w:space="0"/>
+              <w:left w:val="single" w:color="BFBFBF" w:sz="6" w:space="0"/>
+              <w:bottom w:val="single" w:color="BFBFBF" w:sz="6" w:space="0"/>
+              <w:right w:val="single" w:color="BFBFBF" w:sz="6" w:space="0"/>
             </w:tcBorders>
           </w:tcPr>
           <w:p>
@@ -2358,10 +5784,10 @@
           <w:tcPr>
             <w:tcW w:w="5040" w:type="dxa"/>
             <w:tcBorders>
-              <w:top w:val="single" w:sz="6" w:space="0" w:color="BFBFBF"/>
-              <w:left w:val="single" w:sz="6" w:space="0" w:color="BFBFBF"/>
-              <w:bottom w:val="single" w:sz="6" w:space="0" w:color="BFBFBF"/>
-              <w:right w:val="single" w:sz="6" w:space="0" w:color="BFBFBF"/>
+              <w:top w:val="single" w:color="BFBFBF" w:sz="6" w:space="0"/>
+              <w:left w:val="single" w:color="BFBFBF" w:sz="6" w:space="0"/>
+              <w:bottom w:val="single" w:color="BFBFBF" w:sz="6" w:space="0"/>
+              <w:right w:val="single" w:color="BFBFBF" w:sz="6" w:space="0"/>
             </w:tcBorders>
           </w:tcPr>
           <w:p>
@@ -2377,10 +5803,10 @@
           <w:tcPr>
             <w:tcW w:w="5040" w:type="dxa"/>
             <w:tcBorders>
-              <w:top w:val="single" w:sz="6" w:space="0" w:color="BFBFBF"/>
-              <w:left w:val="single" w:sz="6" w:space="0" w:color="BFBFBF"/>
-              <w:bottom w:val="single" w:sz="6" w:space="0" w:color="BFBFBF"/>
-              <w:right w:val="single" w:sz="6" w:space="0" w:color="BFBFBF"/>
+              <w:top w:val="single" w:color="BFBFBF" w:sz="6" w:space="0"/>
+              <w:left w:val="single" w:color="BFBFBF" w:sz="6" w:space="0"/>
+              <w:bottom w:val="single" w:color="BFBFBF" w:sz="6" w:space="0"/>
+              <w:right w:val="single" w:color="BFBFBF" w:sz="6" w:space="0"/>
             </w:tcBorders>
           </w:tcPr>
           <w:p>
@@ -2414,10 +5840,10 @@
           <w:tcPr>
             <w:tcW w:w="5040" w:type="dxa"/>
             <w:tcBorders>
-              <w:top w:val="single" w:sz="6" w:space="0" w:color="BFBFBF"/>
-              <w:left w:val="single" w:sz="6" w:space="0" w:color="BFBFBF"/>
-              <w:bottom w:val="single" w:sz="6" w:space="0" w:color="BFBFBF"/>
-              <w:right w:val="single" w:sz="6" w:space="0" w:color="BFBFBF"/>
+              <w:top w:val="single" w:color="BFBFBF" w:sz="6" w:space="0"/>
+              <w:left w:val="single" w:color="BFBFBF" w:sz="6" w:space="0"/>
+              <w:bottom w:val="single" w:color="BFBFBF" w:sz="6" w:space="0"/>
+              <w:right w:val="single" w:color="BFBFBF" w:sz="6" w:space="0"/>
             </w:tcBorders>
           </w:tcPr>
           <w:p>
@@ -2433,10 +5859,10 @@
           <w:tcPr>
             <w:tcW w:w="5040" w:type="dxa"/>
             <w:tcBorders>
-              <w:top w:val="single" w:sz="6" w:space="0" w:color="BFBFBF"/>
-              <w:left w:val="single" w:sz="6" w:space="0" w:color="BFBFBF"/>
-              <w:bottom w:val="single" w:sz="6" w:space="0" w:color="BFBFBF"/>
-              <w:right w:val="single" w:sz="6" w:space="0" w:color="BFBFBF"/>
+              <w:top w:val="single" w:color="BFBFBF" w:sz="6" w:space="0"/>
+              <w:left w:val="single" w:color="BFBFBF" w:sz="6" w:space="0"/>
+              <w:bottom w:val="single" w:color="BFBFBF" w:sz="6" w:space="0"/>
+              <w:right w:val="single" w:color="BFBFBF" w:sz="6" w:space="0"/>
             </w:tcBorders>
           </w:tcPr>
           <w:p>
@@ -2470,10 +5896,10 @@
           <w:tcPr>
             <w:tcW w:w="5040" w:type="dxa"/>
             <w:tcBorders>
-              <w:top w:val="single" w:sz="6" w:space="0" w:color="BFBFBF"/>
-              <w:left w:val="single" w:sz="6" w:space="0" w:color="BFBFBF"/>
-              <w:bottom w:val="single" w:sz="6" w:space="0" w:color="BFBFBF"/>
-              <w:right w:val="single" w:sz="6" w:space="0" w:color="BFBFBF"/>
+              <w:top w:val="single" w:color="BFBFBF" w:sz="6" w:space="0"/>
+              <w:left w:val="single" w:color="BFBFBF" w:sz="6" w:space="0"/>
+              <w:bottom w:val="single" w:color="BFBFBF" w:sz="6" w:space="0"/>
+              <w:right w:val="single" w:color="BFBFBF" w:sz="6" w:space="0"/>
             </w:tcBorders>
           </w:tcPr>
           <w:p>
@@ -2489,10 +5915,10 @@
           <w:tcPr>
             <w:tcW w:w="5040" w:type="dxa"/>
             <w:tcBorders>
-              <w:top w:val="single" w:sz="6" w:space="0" w:color="BFBFBF"/>
-              <w:left w:val="single" w:sz="6" w:space="0" w:color="BFBFBF"/>
-              <w:bottom w:val="single" w:sz="6" w:space="0" w:color="BFBFBF"/>
-              <w:right w:val="single" w:sz="6" w:space="0" w:color="BFBFBF"/>
+              <w:top w:val="single" w:color="BFBFBF" w:sz="6" w:space="0"/>
+              <w:left w:val="single" w:color="BFBFBF" w:sz="6" w:space="0"/>
+              <w:bottom w:val="single" w:color="BFBFBF" w:sz="6" w:space="0"/>
+              <w:right w:val="single" w:color="BFBFBF" w:sz="6" w:space="0"/>
             </w:tcBorders>
           </w:tcPr>
           <w:p>
@@ -2526,10 +5952,10 @@
           <w:tcPr>
             <w:tcW w:w="5040" w:type="dxa"/>
             <w:tcBorders>
-              <w:top w:val="single" w:sz="6" w:space="0" w:color="BFBFBF"/>
-              <w:left w:val="single" w:sz="6" w:space="0" w:color="BFBFBF"/>
-              <w:bottom w:val="single" w:sz="6" w:space="0" w:color="BFBFBF"/>
-              <w:right w:val="single" w:sz="6" w:space="0" w:color="BFBFBF"/>
+              <w:top w:val="single" w:color="BFBFBF" w:sz="6" w:space="0"/>
+              <w:left w:val="single" w:color="BFBFBF" w:sz="6" w:space="0"/>
+              <w:bottom w:val="single" w:color="BFBFBF" w:sz="6" w:space="0"/>
+              <w:right w:val="single" w:color="BFBFBF" w:sz="6" w:space="0"/>
             </w:tcBorders>
           </w:tcPr>
           <w:p>
@@ -2545,10 +5971,10 @@
           <w:tcPr>
             <w:tcW w:w="5040" w:type="dxa"/>
             <w:tcBorders>
-              <w:top w:val="single" w:sz="6" w:space="0" w:color="BFBFBF"/>
-              <w:left w:val="single" w:sz="6" w:space="0" w:color="BFBFBF"/>
-              <w:bottom w:val="single" w:sz="6" w:space="0" w:color="BFBFBF"/>
-              <w:right w:val="single" w:sz="6" w:space="0" w:color="BFBFBF"/>
+              <w:top w:val="single" w:color="BFBFBF" w:sz="6" w:space="0"/>
+              <w:left w:val="single" w:color="BFBFBF" w:sz="6" w:space="0"/>
+              <w:bottom w:val="single" w:color="BFBFBF" w:sz="6" w:space="0"/>
+              <w:right w:val="single" w:color="BFBFBF" w:sz="6" w:space="0"/>
             </w:tcBorders>
           </w:tcPr>
           <w:p>
@@ -2599,7 +6025,7 @@
       <w:headerReference w:type="default" r:id="rId9"/>
       <w:footerReference w:type="default" r:id="rId10"/>
       <w:headerReference w:type="first" r:id="rId11"/>
-      <w:pgSz w:w="12240" w:h="15840"/>
+      <w:pgSz w:w="12240" w:h="15840" w:orient="portrait"/>
       <w:pgMar w:top="1440" w:right="567" w:bottom="1440" w:left="567" w:header="57" w:footer="170" w:gutter="0"/>
       <w:pgNumType w:start="1"/>
       <w:cols w:space="720"/>
@@ -2628,7 +6054,7 @@
 </file>
 
 <file path=word/footer1.xml><?xml version="1.0" encoding="utf-8"?>
-<w:ftr xmlns:wpc="http://schemas.microsoft.com/office/word/2010/wordprocessingCanvas" xmlns:cx="http://schemas.microsoft.com/office/drawing/2014/chartex" xmlns:cx1="http://schemas.microsoft.com/office/drawing/2015/9/8/chartex" xmlns:cx2="http://schemas.microsoft.com/office/drawing/2015/10/21/chartex" xmlns:cx3="http://schemas.microsoft.com/office/drawing/2016/5/9/chartex" xmlns:cx4="http://schemas.microsoft.com/office/drawing/2016/5/10/chartex" xmlns:cx5="http://schemas.microsoft.com/office/drawing/2016/5/11/chartex" xmlns:cx6="http://schemas.microsoft.com/office/drawing/2016/5/12/chartex" xmlns:cx7="http://schemas.microsoft.com/office/drawing/2016/5/13/chartex" xmlns:cx8="http://schemas.microsoft.com/office/drawing/2016/5/14/chartex" xmlns:mc="http://schemas.openxmlformats.org/markup-compatibility/2006" xmlns:aink="http://schemas.microsoft.com/office/drawing/2016/ink" xmlns:am3d="http://schemas.microsoft.com/office/drawing/2017/model3d" xmlns:o="urn:schemas-microsoft-com:office:office" xmlns:oel="http://schemas.microsoft.com/office/2019/extlst" xmlns:r="http://schemas.openxmlformats.org/officeDocument/2006/relationships" xmlns:m="http://schemas.openxmlformats.org/officeDocument/2006/math" xmlns:v="urn:schemas-microsoft-com:vml" xmlns:wp14="http://schemas.microsoft.com/office/word/2010/wordprocessingDrawing" xmlns:wp="http://schemas.openxmlformats.org/drawingml/2006/wordprocessingDrawing" xmlns:w10="urn:schemas-microsoft-com:office:word" xmlns:w="http://schemas.openxmlformats.org/wordprocessingml/2006/main" xmlns:w14="http://schemas.microsoft.com/office/word/2010/wordml" xmlns:w15="http://schemas.microsoft.com/office/word/2012/wordml" xmlns:w16cei="http://schemas.microsoft.com/office/word/2026/wordml/cei" xmlns:w16cex="http://schemas.microsoft.com/office/word/2018/wordml/cex" xmlns:w16cid="http://schemas.microsoft.com/office/word/2016/wordml/cid" xmlns:w16="http://schemas.microsoft.com/office/word/2018/wordml" xmlns:w16du="http://schemas.microsoft.com/office/word/2023/wordml/word16du" xmlns:w16sdtdh="http://schemas.microsoft.com/office/word/2020/wordml/sdtdatahash" xmlns:w16sdtfl="http://schemas.microsoft.com/office/word/2024/wordml/sdtformatlock" xmlns:w16se="http://schemas.microsoft.com/office/word/2015/wordml/symex" xmlns:wpg="http://schemas.microsoft.com/office/word/2010/wordprocessingGroup" xmlns:wpi="http://schemas.microsoft.com/office/word/2010/wordprocessingInk" xmlns:wne="http://schemas.microsoft.com/office/word/2006/wordml" xmlns:wps="http://schemas.microsoft.com/office/word/2010/wordprocessingShape" mc:Ignorable="w14 w15 w16se w16cid w16 w16cex w16sdtdh w16sdtfl w16du wp14">
+<w:ftr xmlns:wpc="http://schemas.microsoft.com/office/word/2010/wordprocessingCanvas" xmlns:cx="http://schemas.microsoft.com/office/drawing/2014/chartex" xmlns:cx1="http://schemas.microsoft.com/office/drawing/2015/9/8/chartex" xmlns:cx2="http://schemas.microsoft.com/office/drawing/2015/10/21/chartex" xmlns:cx3="http://schemas.microsoft.com/office/drawing/2016/5/9/chartex" xmlns:cx4="http://schemas.microsoft.com/office/drawing/2016/5/10/chartex" xmlns:cx5="http://schemas.microsoft.com/office/drawing/2016/5/11/chartex" xmlns:cx6="http://schemas.microsoft.com/office/drawing/2016/5/12/chartex" xmlns:cx7="http://schemas.microsoft.com/office/drawing/2016/5/13/chartex" xmlns:cx8="http://schemas.microsoft.com/office/drawing/2016/5/14/chartex" xmlns:mc="http://schemas.openxmlformats.org/markup-compatibility/2006" xmlns:aink="http://schemas.microsoft.com/office/drawing/2016/ink" xmlns:am3d="http://schemas.microsoft.com/office/drawing/2017/model3d" xmlns:o="urn:schemas-microsoft-com:office:office" xmlns:oel="http://schemas.microsoft.com/office/2019/extlst" xmlns:r="http://schemas.openxmlformats.org/officeDocument/2006/relationships" xmlns:m="http://schemas.openxmlformats.org/officeDocument/2006/math" xmlns:v="urn:schemas-microsoft-com:vml" xmlns:wp14="http://schemas.microsoft.com/office/word/2010/wordprocessingDrawing" xmlns:wp="http://schemas.openxmlformats.org/drawingml/2006/wordprocessingDrawing" xmlns:w10="urn:schemas-microsoft-com:office:word" xmlns:w="http://schemas.openxmlformats.org/wordprocessingml/2006/main" xmlns:w14="http://schemas.microsoft.com/office/word/2010/wordml" xmlns:w15="http://schemas.microsoft.com/office/word/2012/wordml" xmlns:w16cei="http://schemas.microsoft.com/office/word/2026/wordml/cei" xmlns:w16cex="http://schemas.microsoft.com/office/word/2018/wordml/cex" xmlns:w16cid="http://schemas.microsoft.com/office/word/2016/wordml/cid" xmlns:w16="http://schemas.microsoft.com/office/word/2018/wordml" xmlns:w16du="http://schemas.microsoft.com/office/word/2023/wordml/word16du" xmlns:w16sdtdh="http://schemas.microsoft.com/office/word/2020/wordml/sdtdatahash" xmlns:w16sdtfl="http://schemas.microsoft.com/office/word/2024/wordml/sdtformatlock" xmlns:w16se="http://schemas.microsoft.com/office/word/2015/wordml/symex" xmlns:wpg="http://schemas.microsoft.com/office/word/2010/wordprocessingGroup" xmlns:wpi="http://schemas.microsoft.com/office/word/2010/wordprocessingInk" xmlns:wne="http://schemas.microsoft.com/office/word/2006/wordml" xmlns:wps="http://schemas.microsoft.com/office/word/2010/wordprocessingShape" xmlns:a="http://schemas.openxmlformats.org/drawingml/2006/main" xmlns:adec="http://schemas.microsoft.com/office/drawing/2017/decorative" xmlns:pic="http://schemas.openxmlformats.org/drawingml/2006/picture" mc:Ignorable="w14 w15 w16se w16cid w16 w16cex w16sdtdh w16sdtfl w16du wp14">
   <w:p>
     <w:pPr>
       <w:rPr>
@@ -2638,7 +6064,7 @@
     </w:pPr>
     <w:r>
       <w:rPr>
-        <w:rFonts w:ascii="Calibri" w:eastAsia="Calibri" w:hAnsi="Calibri" w:cs="Calibri"/>
+        <w:rFonts w:ascii="Calibri" w:hAnsi="Calibri" w:eastAsia="Calibri" w:cs="Calibri"/>
         <w:color w:val="000000"/>
         <w:sz w:val="22"/>
         <w:szCs w:val="22"/>
@@ -2647,7 +6073,7 @@
     </w:r>
     <w:r>
       <w:rPr>
-        <w:rFonts w:ascii="Calibri" w:eastAsia="Calibri" w:hAnsi="Calibri" w:cs="Calibri"/>
+        <w:rFonts w:ascii="Calibri" w:hAnsi="Calibri" w:eastAsia="Calibri" w:cs="Calibri"/>
         <w:color w:val="000000"/>
         <w:sz w:val="22"/>
         <w:szCs w:val="22"/>
@@ -2657,7 +6083,7 @@
     </w:r>
     <w:r>
       <w:rPr>
-        <w:rFonts w:ascii="Calibri" w:eastAsia="Calibri" w:hAnsi="Calibri" w:cs="Calibri"/>
+        <w:rFonts w:ascii="Calibri" w:hAnsi="Calibri" w:eastAsia="Calibri" w:cs="Calibri"/>
         <w:color w:val="000000"/>
         <w:sz w:val="22"/>
         <w:szCs w:val="22"/>
@@ -2666,7 +6092,7 @@
     </w:r>
     <w:r>
       <w:rPr>
-        <w:rFonts w:ascii="Calibri" w:eastAsia="Calibri" w:hAnsi="Calibri" w:cs="Calibri"/>
+        <w:rFonts w:ascii="Calibri" w:hAnsi="Calibri" w:eastAsia="Calibri" w:cs="Calibri"/>
         <w:color w:val="000000"/>
         <w:sz w:val="22"/>
         <w:szCs w:val="22"/>
@@ -2675,7 +6101,7 @@
     </w:r>
     <w:r>
       <w:rPr>
-        <w:rFonts w:ascii="Calibri" w:eastAsia="Calibri" w:hAnsi="Calibri" w:cs="Calibri"/>
+        <w:rFonts w:ascii="Calibri" w:hAnsi="Calibri" w:eastAsia="Calibri" w:cs="Calibri"/>
         <w:color w:val="000000"/>
         <w:sz w:val="22"/>
         <w:szCs w:val="22"/>
@@ -2684,7 +6110,7 @@
     </w:r>
     <w:r>
       <w:rPr>
-        <w:rFonts w:ascii="Calibri" w:eastAsia="Calibri" w:hAnsi="Calibri" w:cs="Calibri"/>
+        <w:rFonts w:ascii="Calibri" w:hAnsi="Calibri" w:eastAsia="Calibri" w:cs="Calibri"/>
         <w:color w:val="000000"/>
         <w:sz w:val="22"/>
         <w:szCs w:val="22"/>
@@ -2693,7 +6119,7 @@
     </w:r>
     <w:r>
       <w:rPr>
-        <w:rFonts w:ascii="Calibri" w:eastAsia="Calibri" w:hAnsi="Calibri" w:cs="Calibri"/>
+        <w:rFonts w:ascii="Calibri" w:hAnsi="Calibri" w:eastAsia="Calibri" w:cs="Calibri"/>
         <w:color w:val="000000"/>
         <w:sz w:val="22"/>
         <w:szCs w:val="22"/>
@@ -2702,7 +6128,7 @@
     </w:r>
     <w:r>
       <w:rPr>
-        <w:rFonts w:ascii="Calibri" w:eastAsia="Calibri" w:hAnsi="Calibri" w:cs="Calibri"/>
+        <w:rFonts w:ascii="Calibri" w:hAnsi="Calibri" w:eastAsia="Calibri" w:cs="Calibri"/>
         <w:color w:val="000000"/>
         <w:sz w:val="22"/>
         <w:szCs w:val="22"/>
@@ -2711,7 +6137,7 @@
     </w:r>
     <w:r>
       <w:rPr>
-        <w:rFonts w:ascii="Calibri" w:eastAsia="Calibri" w:hAnsi="Calibri" w:cs="Calibri"/>
+        <w:rFonts w:ascii="Calibri" w:hAnsi="Calibri" w:eastAsia="Calibri" w:cs="Calibri"/>
         <w:color w:val="000000"/>
         <w:sz w:val="22"/>
         <w:szCs w:val="22"/>
@@ -2720,7 +6146,7 @@
     </w:r>
     <w:r>
       <w:rPr>
-        <w:rFonts w:ascii="Calibri" w:eastAsia="Calibri" w:hAnsi="Calibri" w:cs="Calibri"/>
+        <w:rFonts w:ascii="Calibri" w:hAnsi="Calibri" w:eastAsia="Calibri" w:cs="Calibri"/>
         <w:color w:val="000000"/>
         <w:sz w:val="22"/>
         <w:szCs w:val="22"/>
@@ -2729,7 +6155,7 @@
     </w:r>
     <w:r>
       <w:rPr>
-        <w:rFonts w:ascii="Calibri" w:eastAsia="Calibri" w:hAnsi="Calibri" w:cs="Calibri"/>
+        <w:rFonts w:ascii="Calibri" w:hAnsi="Calibri" w:eastAsia="Calibri" w:cs="Calibri"/>
         <w:color w:val="000000"/>
         <w:sz w:val="22"/>
         <w:szCs w:val="22"/>
@@ -2738,7 +6164,7 @@
     </w:r>
     <w:r>
       <w:rPr>
-        <w:rFonts w:ascii="Calibri" w:eastAsia="Calibri" w:hAnsi="Calibri" w:cs="Calibri"/>
+        <w:rFonts w:ascii="Calibri" w:hAnsi="Calibri" w:eastAsia="Calibri" w:cs="Calibri"/>
         <w:color w:val="000000"/>
         <w:sz w:val="22"/>
         <w:szCs w:val="22"/>
@@ -2747,7 +6173,7 @@
     </w:r>
     <w:r>
       <w:rPr>
-        <w:rFonts w:ascii="Calibri" w:eastAsia="Calibri" w:hAnsi="Calibri" w:cs="Calibri"/>
+        <w:rFonts w:ascii="Calibri" w:hAnsi="Calibri" w:eastAsia="Calibri" w:cs="Calibri"/>
         <w:color w:val="000000"/>
         <w:sz w:val="22"/>
         <w:szCs w:val="22"/>
@@ -2756,7 +6182,7 @@
     </w:r>
     <w:r>
       <w:rPr>
-        <w:rFonts w:ascii="Calibri" w:eastAsia="Calibri" w:hAnsi="Calibri" w:cs="Calibri"/>
+        <w:rFonts w:ascii="Calibri" w:hAnsi="Calibri" w:eastAsia="Calibri" w:cs="Calibri"/>
         <w:color w:val="000000"/>
         <w:sz w:val="22"/>
         <w:szCs w:val="22"/>
@@ -2765,7 +6191,7 @@
     </w:r>
     <w:r>
       <w:rPr>
-        <w:rFonts w:ascii="Calibri" w:eastAsia="Calibri" w:hAnsi="Calibri" w:cs="Calibri"/>
+        <w:rFonts w:ascii="Calibri" w:hAnsi="Calibri" w:eastAsia="Calibri" w:cs="Calibri"/>
         <w:sz w:val="22"/>
         <w:szCs w:val="22"/>
       </w:rPr>
@@ -2773,7 +6199,7 @@
     </w:r>
     <w:r>
       <w:rPr>
-        <w:rFonts w:ascii="Calibri" w:eastAsia="Calibri" w:hAnsi="Calibri" w:cs="Calibri"/>
+        <w:rFonts w:ascii="Calibri" w:hAnsi="Calibri" w:eastAsia="Calibri" w:cs="Calibri"/>
         <w:sz w:val="22"/>
         <w:szCs w:val="22"/>
       </w:rPr>
@@ -2781,7 +6207,7 @@
     </w:r>
     <w:r>
       <w:rPr>
-        <w:rFonts w:ascii="Calibri" w:eastAsia="Calibri" w:hAnsi="Calibri" w:cs="Calibri"/>
+        <w:rFonts w:ascii="Calibri" w:hAnsi="Calibri" w:eastAsia="Calibri" w:cs="Calibri"/>
         <w:sz w:val="22"/>
         <w:szCs w:val="22"/>
       </w:rPr>
@@ -2789,7 +6215,7 @@
     </w:r>
     <w:r>
       <w:rPr>
-        <w:rFonts w:ascii="Calibri" w:eastAsia="Calibri" w:hAnsi="Calibri" w:cs="Calibri"/>
+        <w:rFonts w:ascii="Calibri" w:hAnsi="Calibri" w:eastAsia="Calibri" w:cs="Calibri"/>
         <w:sz w:val="22"/>
         <w:szCs w:val="22"/>
       </w:rPr>
@@ -2797,7 +6223,7 @@
     </w:r>
     <w:r>
       <w:rPr>
-        <w:rFonts w:ascii="Calibri" w:eastAsia="Calibri" w:hAnsi="Calibri" w:cs="Calibri"/>
+        <w:rFonts w:ascii="Calibri" w:hAnsi="Calibri" w:eastAsia="Calibri" w:cs="Calibri"/>
         <w:sz w:val="22"/>
         <w:szCs w:val="22"/>
       </w:rPr>
@@ -2805,7 +6231,7 @@
     </w:r>
     <w:r>
       <w:rPr>
-        <w:rFonts w:ascii="Calibri" w:eastAsia="Calibri" w:hAnsi="Calibri" w:cs="Calibri"/>
+        <w:rFonts w:ascii="Calibri" w:hAnsi="Calibri" w:eastAsia="Calibri" w:cs="Calibri"/>
         <w:sz w:val="22"/>
         <w:szCs w:val="22"/>
       </w:rPr>
@@ -2813,7 +6239,7 @@
     </w:r>
     <w:r>
       <w:rPr>
-        <w:rFonts w:ascii="Calibri" w:eastAsia="Calibri" w:hAnsi="Calibri" w:cs="Calibri"/>
+        <w:rFonts w:ascii="Calibri" w:hAnsi="Calibri" w:eastAsia="Calibri" w:cs="Calibri"/>
         <w:sz w:val="22"/>
         <w:szCs w:val="22"/>
       </w:rPr>
@@ -2821,7 +6247,7 @@
     </w:r>
     <w:r>
       <w:rPr>
-        <w:rFonts w:ascii="Calibri" w:eastAsia="Calibri" w:hAnsi="Calibri" w:cs="Calibri"/>
+        <w:rFonts w:ascii="Calibri" w:hAnsi="Calibri" w:eastAsia="Calibri" w:cs="Calibri"/>
         <w:sz w:val="22"/>
         <w:szCs w:val="22"/>
       </w:rPr>
@@ -2829,7 +6255,7 @@
     </w:r>
     <w:r>
       <w:rPr>
-        <w:rFonts w:ascii="Calibri" w:eastAsia="Calibri" w:hAnsi="Calibri" w:cs="Calibri"/>
+        <w:rFonts w:ascii="Calibri" w:hAnsi="Calibri" w:eastAsia="Calibri" w:cs="Calibri"/>
         <w:sz w:val="22"/>
         <w:szCs w:val="22"/>
       </w:rPr>
@@ -2837,7 +6263,7 @@
     </w:r>
     <w:r>
       <w:rPr>
-        <w:rFonts w:ascii="Calibri" w:eastAsia="Calibri" w:hAnsi="Calibri" w:cs="Calibri"/>
+        <w:rFonts w:ascii="Calibri" w:hAnsi="Calibri" w:eastAsia="Calibri" w:cs="Calibri"/>
         <w:sz w:val="22"/>
         <w:szCs w:val="22"/>
       </w:rPr>
@@ -2845,7 +6271,7 @@
     </w:r>
     <w:r>
       <w:rPr>
-        <w:rFonts w:ascii="Calibri" w:eastAsia="Calibri" w:hAnsi="Calibri" w:cs="Calibri"/>
+        <w:rFonts w:ascii="Calibri" w:hAnsi="Calibri" w:eastAsia="Calibri" w:cs="Calibri"/>
         <w:sz w:val="22"/>
         <w:szCs w:val="22"/>
       </w:rPr>
@@ -2853,7 +6279,7 @@
     </w:r>
     <w:r>
       <w:rPr>
-        <w:rFonts w:ascii="Calibri" w:eastAsia="Calibri" w:hAnsi="Calibri" w:cs="Calibri"/>
+        <w:rFonts w:ascii="Calibri" w:hAnsi="Calibri" w:eastAsia="Calibri" w:cs="Calibri"/>
         <w:sz w:val="22"/>
         <w:szCs w:val="22"/>
       </w:rPr>
@@ -2861,7 +6287,7 @@
     </w:r>
     <w:r>
       <w:rPr>
-        <w:rFonts w:ascii="Calibri" w:eastAsia="Calibri" w:hAnsi="Calibri" w:cs="Calibri"/>
+        <w:rFonts w:ascii="Calibri" w:hAnsi="Calibri" w:eastAsia="Calibri" w:cs="Calibri"/>
         <w:color w:val="000000"/>
         <w:sz w:val="22"/>
         <w:szCs w:val="22"/>
@@ -2870,7 +6296,7 @@
     </w:r>
     <w:r>
       <w:rPr>
-        <w:rFonts w:ascii="Calibri" w:eastAsia="Calibri" w:hAnsi="Calibri" w:cs="Calibri"/>
+        <w:rFonts w:ascii="Calibri" w:hAnsi="Calibri" w:eastAsia="Calibri" w:cs="Calibri"/>
         <w:sz w:val="22"/>
         <w:szCs w:val="22"/>
       </w:rPr>
@@ -2969,7 +6395,7 @@
 </file>
 
 <file path=word/header1.xml><?xml version="1.0" encoding="utf-8"?>
-<w:hdr xmlns:wpc="http://schemas.microsoft.com/office/word/2010/wordprocessingCanvas" xmlns:cx="http://schemas.microsoft.com/office/drawing/2014/chartex" xmlns:cx1="http://schemas.microsoft.com/office/drawing/2015/9/8/chartex" xmlns:cx2="http://schemas.microsoft.com/office/drawing/2015/10/21/chartex" xmlns:cx3="http://schemas.microsoft.com/office/drawing/2016/5/9/chartex" xmlns:cx4="http://schemas.microsoft.com/office/drawing/2016/5/10/chartex" xmlns:cx5="http://schemas.microsoft.com/office/drawing/2016/5/11/chartex" xmlns:cx6="http://schemas.microsoft.com/office/drawing/2016/5/12/chartex" xmlns:cx7="http://schemas.microsoft.com/office/drawing/2016/5/13/chartex" xmlns:cx8="http://schemas.microsoft.com/office/drawing/2016/5/14/chartex" xmlns:mc="http://schemas.openxmlformats.org/markup-compatibility/2006" xmlns:aink="http://schemas.microsoft.com/office/drawing/2016/ink" xmlns:am3d="http://schemas.microsoft.com/office/drawing/2017/model3d" xmlns:o="urn:schemas-microsoft-com:office:office" xmlns:oel="http://schemas.microsoft.com/office/2019/extlst" xmlns:r="http://schemas.openxmlformats.org/officeDocument/2006/relationships" xmlns:m="http://schemas.openxmlformats.org/officeDocument/2006/math" xmlns:v="urn:schemas-microsoft-com:vml" xmlns:wp14="http://schemas.microsoft.com/office/word/2010/wordprocessingDrawing" xmlns:wp="http://schemas.openxmlformats.org/drawingml/2006/wordprocessingDrawing" xmlns:w10="urn:schemas-microsoft-com:office:word" xmlns:w="http://schemas.openxmlformats.org/wordprocessingml/2006/main" xmlns:w14="http://schemas.microsoft.com/office/word/2010/wordml" xmlns:w15="http://schemas.microsoft.com/office/word/2012/wordml" xmlns:w16cei="http://schemas.microsoft.com/office/word/2026/wordml/cei" xmlns:w16cex="http://schemas.microsoft.com/office/word/2018/wordml/cex" xmlns:w16cid="http://schemas.microsoft.com/office/word/2016/wordml/cid" xmlns:w16="http://schemas.microsoft.com/office/word/2018/wordml" xmlns:w16du="http://schemas.microsoft.com/office/word/2023/wordml/word16du" xmlns:w16sdtdh="http://schemas.microsoft.com/office/word/2020/wordml/sdtdatahash" xmlns:w16sdtfl="http://schemas.microsoft.com/office/word/2024/wordml/sdtformatlock" xmlns:w16se="http://schemas.microsoft.com/office/word/2015/wordml/symex" xmlns:wpg="http://schemas.microsoft.com/office/word/2010/wordprocessingGroup" xmlns:wpi="http://schemas.microsoft.com/office/word/2010/wordprocessingInk" xmlns:wne="http://schemas.microsoft.com/office/word/2006/wordml" xmlns:wps="http://schemas.microsoft.com/office/word/2010/wordprocessingShape" mc:Ignorable="w14 w15 w16se w16cid w16 w16cex w16sdtdh w16sdtfl w16du wp14">
+<w:hdr xmlns:wpc="http://schemas.microsoft.com/office/word/2010/wordprocessingCanvas" xmlns:cx="http://schemas.microsoft.com/office/drawing/2014/chartex" xmlns:cx1="http://schemas.microsoft.com/office/drawing/2015/9/8/chartex" xmlns:cx2="http://schemas.microsoft.com/office/drawing/2015/10/21/chartex" xmlns:cx3="http://schemas.microsoft.com/office/drawing/2016/5/9/chartex" xmlns:cx4="http://schemas.microsoft.com/office/drawing/2016/5/10/chartex" xmlns:cx5="http://schemas.microsoft.com/office/drawing/2016/5/11/chartex" xmlns:cx6="http://schemas.microsoft.com/office/drawing/2016/5/12/chartex" xmlns:cx7="http://schemas.microsoft.com/office/drawing/2016/5/13/chartex" xmlns:cx8="http://schemas.microsoft.com/office/drawing/2016/5/14/chartex" xmlns:mc="http://schemas.openxmlformats.org/markup-compatibility/2006" xmlns:aink="http://schemas.microsoft.com/office/drawing/2016/ink" xmlns:am3d="http://schemas.microsoft.com/office/drawing/2017/model3d" xmlns:o="urn:schemas-microsoft-com:office:office" xmlns:oel="http://schemas.microsoft.com/office/2019/extlst" xmlns:r="http://schemas.openxmlformats.org/officeDocument/2006/relationships" xmlns:m="http://schemas.openxmlformats.org/officeDocument/2006/math" xmlns:v="urn:schemas-microsoft-com:vml" xmlns:wp14="http://schemas.microsoft.com/office/word/2010/wordprocessingDrawing" xmlns:wp="http://schemas.openxmlformats.org/drawingml/2006/wordprocessingDrawing" xmlns:w10="urn:schemas-microsoft-com:office:word" xmlns:w="http://schemas.openxmlformats.org/wordprocessingml/2006/main" xmlns:w14="http://schemas.microsoft.com/office/word/2010/wordml" xmlns:w15="http://schemas.microsoft.com/office/word/2012/wordml" xmlns:w16cei="http://schemas.microsoft.com/office/word/2026/wordml/cei" xmlns:w16cex="http://schemas.microsoft.com/office/word/2018/wordml/cex" xmlns:w16cid="http://schemas.microsoft.com/office/word/2016/wordml/cid" xmlns:w16="http://schemas.microsoft.com/office/word/2018/wordml" xmlns:w16du="http://schemas.microsoft.com/office/word/2023/wordml/word16du" xmlns:w16sdtdh="http://schemas.microsoft.com/office/word/2020/wordml/sdtdatahash" xmlns:w16sdtfl="http://schemas.microsoft.com/office/word/2024/wordml/sdtformatlock" xmlns:w16se="http://schemas.microsoft.com/office/word/2015/wordml/symex" xmlns:wpg="http://schemas.microsoft.com/office/word/2010/wordprocessingGroup" xmlns:wpi="http://schemas.microsoft.com/office/word/2010/wordprocessingInk" xmlns:wne="http://schemas.microsoft.com/office/word/2006/wordml" xmlns:wps="http://schemas.microsoft.com/office/word/2010/wordprocessingShape" xmlns:a="http://schemas.openxmlformats.org/drawingml/2006/main" xmlns:pic="http://schemas.openxmlformats.org/drawingml/2006/picture" mc:Ignorable="w14 w15 w16se w16cid w16 w16cex w16sdtdh w16sdtfl w16du wp14">
   <w:p>
     <w:r>
       <w:rPr>
@@ -3024,7 +6450,7 @@
 </file>
 
 <file path=word/header2.xml><?xml version="1.0" encoding="utf-8"?>
-<w:hdr xmlns:wpc="http://schemas.microsoft.com/office/word/2010/wordprocessingCanvas" xmlns:cx="http://schemas.microsoft.com/office/drawing/2014/chartex" xmlns:cx1="http://schemas.microsoft.com/office/drawing/2015/9/8/chartex" xmlns:cx2="http://schemas.microsoft.com/office/drawing/2015/10/21/chartex" xmlns:cx3="http://schemas.microsoft.com/office/drawing/2016/5/9/chartex" xmlns:cx4="http://schemas.microsoft.com/office/drawing/2016/5/10/chartex" xmlns:cx5="http://schemas.microsoft.com/office/drawing/2016/5/11/chartex" xmlns:cx6="http://schemas.microsoft.com/office/drawing/2016/5/12/chartex" xmlns:cx7="http://schemas.microsoft.com/office/drawing/2016/5/13/chartex" xmlns:cx8="http://schemas.microsoft.com/office/drawing/2016/5/14/chartex" xmlns:mc="http://schemas.openxmlformats.org/markup-compatibility/2006" xmlns:aink="http://schemas.microsoft.com/office/drawing/2016/ink" xmlns:am3d="http://schemas.microsoft.com/office/drawing/2017/model3d" xmlns:o="urn:schemas-microsoft-com:office:office" xmlns:oel="http://schemas.microsoft.com/office/2019/extlst" xmlns:r="http://schemas.openxmlformats.org/officeDocument/2006/relationships" xmlns:m="http://schemas.openxmlformats.org/officeDocument/2006/math" xmlns:v="urn:schemas-microsoft-com:vml" xmlns:wp14="http://schemas.microsoft.com/office/word/2010/wordprocessingDrawing" xmlns:wp="http://schemas.openxmlformats.org/drawingml/2006/wordprocessingDrawing" xmlns:w10="urn:schemas-microsoft-com:office:word" xmlns:w="http://schemas.openxmlformats.org/wordprocessingml/2006/main" xmlns:w14="http://schemas.microsoft.com/office/word/2010/wordml" xmlns:w15="http://schemas.microsoft.com/office/word/2012/wordml" xmlns:w16cei="http://schemas.microsoft.com/office/word/2026/wordml/cei" xmlns:w16cex="http://schemas.microsoft.com/office/word/2018/wordml/cex" xmlns:w16cid="http://schemas.microsoft.com/office/word/2016/wordml/cid" xmlns:w16="http://schemas.microsoft.com/office/word/2018/wordml" xmlns:w16du="http://schemas.microsoft.com/office/word/2023/wordml/word16du" xmlns:w16sdtdh="http://schemas.microsoft.com/office/word/2020/wordml/sdtdatahash" xmlns:w16sdtfl="http://schemas.microsoft.com/office/word/2024/wordml/sdtformatlock" xmlns:w16se="http://schemas.microsoft.com/office/word/2015/wordml/symex" xmlns:wpg="http://schemas.microsoft.com/office/word/2010/wordprocessingGroup" xmlns:wpi="http://schemas.microsoft.com/office/word/2010/wordprocessingInk" xmlns:wne="http://schemas.microsoft.com/office/word/2006/wordml" xmlns:wps="http://schemas.microsoft.com/office/word/2010/wordprocessingShape" mc:Ignorable="w14 w15 w16se w16cid w16 w16cex w16sdtdh w16sdtfl w16du wp14">
+<w:hdr xmlns:wpc="http://schemas.microsoft.com/office/word/2010/wordprocessingCanvas" xmlns:cx="http://schemas.microsoft.com/office/drawing/2014/chartex" xmlns:cx1="http://schemas.microsoft.com/office/drawing/2015/9/8/chartex" xmlns:cx2="http://schemas.microsoft.com/office/drawing/2015/10/21/chartex" xmlns:cx3="http://schemas.microsoft.com/office/drawing/2016/5/9/chartex" xmlns:cx4="http://schemas.microsoft.com/office/drawing/2016/5/10/chartex" xmlns:cx5="http://schemas.microsoft.com/office/drawing/2016/5/11/chartex" xmlns:cx6="http://schemas.microsoft.com/office/drawing/2016/5/12/chartex" xmlns:cx7="http://schemas.microsoft.com/office/drawing/2016/5/13/chartex" xmlns:cx8="http://schemas.microsoft.com/office/drawing/2016/5/14/chartex" xmlns:mc="http://schemas.openxmlformats.org/markup-compatibility/2006" xmlns:aink="http://schemas.microsoft.com/office/drawing/2016/ink" xmlns:am3d="http://schemas.microsoft.com/office/drawing/2017/model3d" xmlns:o="urn:schemas-microsoft-com:office:office" xmlns:oel="http://schemas.microsoft.com/office/2019/extlst" xmlns:r="http://schemas.openxmlformats.org/officeDocument/2006/relationships" xmlns:m="http://schemas.openxmlformats.org/officeDocument/2006/math" xmlns:v="urn:schemas-microsoft-com:vml" xmlns:wp14="http://schemas.microsoft.com/office/word/2010/wordprocessingDrawing" xmlns:wp="http://schemas.openxmlformats.org/drawingml/2006/wordprocessingDrawing" xmlns:w10="urn:schemas-microsoft-com:office:word" xmlns:w="http://schemas.openxmlformats.org/wordprocessingml/2006/main" xmlns:w14="http://schemas.microsoft.com/office/word/2010/wordml" xmlns:w15="http://schemas.microsoft.com/office/word/2012/wordml" xmlns:w16cei="http://schemas.microsoft.com/office/word/2026/wordml/cei" xmlns:w16cex="http://schemas.microsoft.com/office/word/2018/wordml/cex" xmlns:w16cid="http://schemas.microsoft.com/office/word/2016/wordml/cid" xmlns:w16="http://schemas.microsoft.com/office/word/2018/wordml" xmlns:w16du="http://schemas.microsoft.com/office/word/2023/wordml/word16du" xmlns:w16sdtdh="http://schemas.microsoft.com/office/word/2020/wordml/sdtdatahash" xmlns:w16sdtfl="http://schemas.microsoft.com/office/word/2024/wordml/sdtformatlock" xmlns:w16se="http://schemas.microsoft.com/office/word/2015/wordml/symex" xmlns:wpg="http://schemas.microsoft.com/office/word/2010/wordprocessingGroup" xmlns:wpi="http://schemas.microsoft.com/office/word/2010/wordprocessingInk" xmlns:wne="http://schemas.microsoft.com/office/word/2006/wordml" xmlns:wps="http://schemas.microsoft.com/office/word/2010/wordprocessingShape" xmlns:a="http://schemas.openxmlformats.org/drawingml/2006/main" xmlns:adec="http://schemas.microsoft.com/office/drawing/2017/decorative" xmlns:pic="http://schemas.openxmlformats.org/drawingml/2006/picture" xmlns:a14="http://schemas.microsoft.com/office/drawing/2010/main" mc:Ignorable="w14 w15 w16se w16cid w16 w16cex w16sdtdh w16sdtfl w16du wp14">
   <w:p>
     <w:pPr>
       <w:rPr>
@@ -3246,7 +6672,7 @@
         </mc:Choice>
         <mc:Fallback>
           <w:pict>
-            <v:rect w14:anchorId="7BFEDCE6" id="Rectangle 1" o:spid="_x0000_s1026" alt="&quot;&quot;" style="position:absolute;margin-left:-28.85pt;margin-top:-2.35pt;width:612.5pt;height:70pt;z-index:251657215;visibility:visible;mso-wrap-style:square;mso-wrap-distance-left:9pt;mso-wrap-distance-top:0;mso-wrap-distance-right:9pt;mso-wrap-distance-bottom:0;mso-position-horizontal:absolute;mso-position-horizontal-relative:text;mso-position-vertical:absolute;mso-position-vertical-relative:text;v-text-anchor:middle" o:gfxdata="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" fillcolor="#a31f34" stroked="f" strokeweight="2pt"/>
+            <v:rect id="Rectangle 1" style="position:absolute;margin-left:-28.85pt;margin-top:-2.35pt;width:612.5pt;height:70pt;z-index:251657215;visibility:visible;mso-wrap-style:square;mso-wrap-distance-left:9pt;mso-wrap-distance-top:0;mso-wrap-distance-right:9pt;mso-wrap-distance-bottom:0;mso-position-horizontal:absolute;mso-position-horizontal-relative:text;mso-position-vertical:absolute;mso-position-vertical-relative:text;v-text-anchor:middle" alt="&quot;&quot;" o:spid="_x0000_s1026" fillcolor="#a31f34" stroked="f" strokeweight="2pt" w14:anchorId="7BFEDCE6" o:gfxdata="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"/>
           </w:pict>
         </mc:Fallback>
       </mc:AlternateContent>
@@ -3256,7 +6682,7 @@
 </file>
 
 <file path=word/header3.xml><?xml version="1.0" encoding="utf-8"?>
-<w:hdr xmlns:wpc="http://schemas.microsoft.com/office/word/2010/wordprocessingCanvas" xmlns:cx="http://schemas.microsoft.com/office/drawing/2014/chartex" xmlns:cx1="http://schemas.microsoft.com/office/drawing/2015/9/8/chartex" xmlns:cx2="http://schemas.microsoft.com/office/drawing/2015/10/21/chartex" xmlns:cx3="http://schemas.microsoft.com/office/drawing/2016/5/9/chartex" xmlns:cx4="http://schemas.microsoft.com/office/drawing/2016/5/10/chartex" xmlns:cx5="http://schemas.microsoft.com/office/drawing/2016/5/11/chartex" xmlns:cx6="http://schemas.microsoft.com/office/drawing/2016/5/12/chartex" xmlns:cx7="http://schemas.microsoft.com/office/drawing/2016/5/13/chartex" xmlns:cx8="http://schemas.microsoft.com/office/drawing/2016/5/14/chartex" xmlns:mc="http://schemas.openxmlformats.org/markup-compatibility/2006" xmlns:aink="http://schemas.microsoft.com/office/drawing/2016/ink" xmlns:am3d="http://schemas.microsoft.com/office/drawing/2017/model3d" xmlns:o="urn:schemas-microsoft-com:office:office" xmlns:oel="http://schemas.microsoft.com/office/2019/extlst" xmlns:r="http://schemas.openxmlformats.org/officeDocument/2006/relationships" xmlns:m="http://schemas.openxmlformats.org/officeDocument/2006/math" xmlns:v="urn:schemas-microsoft-com:vml" xmlns:wp14="http://schemas.microsoft.com/office/word/2010/wordprocessingDrawing" xmlns:wp="http://schemas.openxmlformats.org/drawingml/2006/wordprocessingDrawing" xmlns:w10="urn:schemas-microsoft-com:office:word" xmlns:w="http://schemas.openxmlformats.org/wordprocessingml/2006/main" xmlns:w14="http://schemas.microsoft.com/office/word/2010/wordml" xmlns:w15="http://schemas.microsoft.com/office/word/2012/wordml" xmlns:w16cei="http://schemas.microsoft.com/office/word/2026/wordml/cei" xmlns:w16cex="http://schemas.microsoft.com/office/word/2018/wordml/cex" xmlns:w16cid="http://schemas.microsoft.com/office/word/2016/wordml/cid" xmlns:w16="http://schemas.microsoft.com/office/word/2018/wordml" xmlns:w16du="http://schemas.microsoft.com/office/word/2023/wordml/word16du" xmlns:w16sdtdh="http://schemas.microsoft.com/office/word/2020/wordml/sdtdatahash" xmlns:w16sdtfl="http://schemas.microsoft.com/office/word/2024/wordml/sdtformatlock" xmlns:w16se="http://schemas.microsoft.com/office/word/2015/wordml/symex" xmlns:wpg="http://schemas.microsoft.com/office/word/2010/wordprocessingGroup" xmlns:wpi="http://schemas.microsoft.com/office/word/2010/wordprocessingInk" xmlns:wne="http://schemas.microsoft.com/office/word/2006/wordml" xmlns:wps="http://schemas.microsoft.com/office/word/2010/wordprocessingShape" mc:Ignorable="w14 w15 w16se w16cid w16 w16cex w16sdtdh w16sdtfl w16du wp14">
+<w:hdr xmlns:wpc="http://schemas.microsoft.com/office/word/2010/wordprocessingCanvas" xmlns:cx="http://schemas.microsoft.com/office/drawing/2014/chartex" xmlns:cx1="http://schemas.microsoft.com/office/drawing/2015/9/8/chartex" xmlns:cx2="http://schemas.microsoft.com/office/drawing/2015/10/21/chartex" xmlns:cx3="http://schemas.microsoft.com/office/drawing/2016/5/9/chartex" xmlns:cx4="http://schemas.microsoft.com/office/drawing/2016/5/10/chartex" xmlns:cx5="http://schemas.microsoft.com/office/drawing/2016/5/11/chartex" xmlns:cx6="http://schemas.microsoft.com/office/drawing/2016/5/12/chartex" xmlns:cx7="http://schemas.microsoft.com/office/drawing/2016/5/13/chartex" xmlns:cx8="http://schemas.microsoft.com/office/drawing/2016/5/14/chartex" xmlns:mc="http://schemas.openxmlformats.org/markup-compatibility/2006" xmlns:aink="http://schemas.microsoft.com/office/drawing/2016/ink" xmlns:am3d="http://schemas.microsoft.com/office/drawing/2017/model3d" xmlns:o="urn:schemas-microsoft-com:office:office" xmlns:oel="http://schemas.microsoft.com/office/2019/extlst" xmlns:r="http://schemas.openxmlformats.org/officeDocument/2006/relationships" xmlns:m="http://schemas.openxmlformats.org/officeDocument/2006/math" xmlns:v="urn:schemas-microsoft-com:vml" xmlns:wp14="http://schemas.microsoft.com/office/word/2010/wordprocessingDrawing" xmlns:wp="http://schemas.openxmlformats.org/drawingml/2006/wordprocessingDrawing" xmlns:w10="urn:schemas-microsoft-com:office:word" xmlns:w="http://schemas.openxmlformats.org/wordprocessingml/2006/main" xmlns:w14="http://schemas.microsoft.com/office/word/2010/wordml" xmlns:w15="http://schemas.microsoft.com/office/word/2012/wordml" xmlns:w16cei="http://schemas.microsoft.com/office/word/2026/wordml/cei" xmlns:w16cex="http://schemas.microsoft.com/office/word/2018/wordml/cex" xmlns:w16cid="http://schemas.microsoft.com/office/word/2016/wordml/cid" xmlns:w16="http://schemas.microsoft.com/office/word/2018/wordml" xmlns:w16du="http://schemas.microsoft.com/office/word/2023/wordml/word16du" xmlns:w16sdtdh="http://schemas.microsoft.com/office/word/2020/wordml/sdtdatahash" xmlns:w16sdtfl="http://schemas.microsoft.com/office/word/2024/wordml/sdtformatlock" xmlns:w16se="http://schemas.microsoft.com/office/word/2015/wordml/symex" xmlns:wpg="http://schemas.microsoft.com/office/word/2010/wordprocessingGroup" xmlns:wpi="http://schemas.microsoft.com/office/word/2010/wordprocessingInk" xmlns:wne="http://schemas.microsoft.com/office/word/2006/wordml" xmlns:wps="http://schemas.microsoft.com/office/word/2010/wordprocessingShape" xmlns:a="http://schemas.openxmlformats.org/drawingml/2006/main" xmlns:pic="http://schemas.openxmlformats.org/drawingml/2006/picture" mc:Ignorable="w14 w15 w16se w16cid w16 w16cex w16sdtdh w16sdtfl w16du wp14">
   <w:p>
     <w:r>
       <w:rPr>
@@ -3312,6 +6738,203 @@
 
 <file path=word/numbering.xml><?xml version="1.0" encoding="utf-8"?>
 <w:numbering xmlns:wpc="http://schemas.microsoft.com/office/word/2010/wordprocessingCanvas" xmlns:cx="http://schemas.microsoft.com/office/drawing/2014/chartex" xmlns:cx1="http://schemas.microsoft.com/office/drawing/2015/9/8/chartex" xmlns:cx2="http://schemas.microsoft.com/office/drawing/2015/10/21/chartex" xmlns:cx3="http://schemas.microsoft.com/office/drawing/2016/5/9/chartex" xmlns:cx4="http://schemas.microsoft.com/office/drawing/2016/5/10/chartex" xmlns:cx5="http://schemas.microsoft.com/office/drawing/2016/5/11/chartex" xmlns:cx6="http://schemas.microsoft.com/office/drawing/2016/5/12/chartex" xmlns:cx7="http://schemas.microsoft.com/office/drawing/2016/5/13/chartex" xmlns:cx8="http://schemas.microsoft.com/office/drawing/2016/5/14/chartex" xmlns:mc="http://schemas.openxmlformats.org/markup-compatibility/2006" xmlns:aink="http://schemas.microsoft.com/office/drawing/2016/ink" xmlns:am3d="http://schemas.microsoft.com/office/drawing/2017/model3d" xmlns:o="urn:schemas-microsoft-com:office:office" xmlns:oel="http://schemas.microsoft.com/office/2019/extlst" xmlns:r="http://schemas.openxmlformats.org/officeDocument/2006/relationships" xmlns:m="http://schemas.openxmlformats.org/officeDocument/2006/math" xmlns:v="urn:schemas-microsoft-com:vml" xmlns:wp14="http://schemas.microsoft.com/office/word/2010/wordprocessingDrawing" xmlns:wp="http://schemas.openxmlformats.org/drawingml/2006/wordprocessingDrawing" xmlns:w10="urn:schemas-microsoft-com:office:word" xmlns:w="http://schemas.openxmlformats.org/wordprocessingml/2006/main" xmlns:w14="http://schemas.microsoft.com/office/word/2010/wordml" xmlns:w15="http://schemas.microsoft.com/office/word/2012/wordml" xmlns:w16cei="http://schemas.microsoft.com/office/word/2026/wordml/cei" xmlns:w16cex="http://schemas.microsoft.com/office/word/2018/wordml/cex" xmlns:w16cid="http://schemas.microsoft.com/office/word/2016/wordml/cid" xmlns:w16="http://schemas.microsoft.com/office/word/2018/wordml" xmlns:w16du="http://schemas.microsoft.com/office/word/2023/wordml/word16du" xmlns:w16sdtdh="http://schemas.microsoft.com/office/word/2020/wordml/sdtdatahash" xmlns:w16sdtfl="http://schemas.microsoft.com/office/word/2024/wordml/sdtformatlock" xmlns:w16se="http://schemas.microsoft.com/office/word/2015/wordml/symex" xmlns:wpg="http://schemas.microsoft.com/office/word/2010/wordprocessingGroup" xmlns:wpi="http://schemas.microsoft.com/office/word/2010/wordprocessingInk" xmlns:wne="http://schemas.microsoft.com/office/word/2006/wordml" xmlns:wps="http://schemas.microsoft.com/office/word/2010/wordprocessingShape" mc:Ignorable="w14 w15 w16se w16cid w16 w16cex w16sdtdh w16sdtfl w16du wp14">
+  <w:abstractNum xmlns:w="http://schemas.openxmlformats.org/wordprocessingml/2006/main" w:abstractNumId="9">
+    <w:nsid w:val="2f93e556"/>
+    <w:multiLevelType xmlns:w="http://schemas.openxmlformats.org/wordprocessingml/2006/main" w:val="hybridMultilevel"/>
+    <w:lvl xmlns:w="http://schemas.openxmlformats.org/wordprocessingml/2006/main" w:ilvl="0">
+      <w:start w:val="1"/>
+      <w:numFmt w:val="decimal"/>
+      <w:lvlText w:val="%1."/>
+      <w:lvlJc w:val="left"/>
+      <w:pPr>
+        <w:ind w:left="720" w:hanging="360"/>
+      </w:pPr>
+    </w:lvl>
+    <w:lvl xmlns:w="http://schemas.openxmlformats.org/wordprocessingml/2006/main" w:ilvl="1">
+      <w:start w:val="1"/>
+      <w:numFmt w:val="lowerLetter"/>
+      <w:lvlText w:val="%2."/>
+      <w:lvlJc w:val="left"/>
+      <w:pPr>
+        <w:ind w:left="1440" w:hanging="360"/>
+      </w:pPr>
+    </w:lvl>
+    <w:lvl xmlns:w="http://schemas.openxmlformats.org/wordprocessingml/2006/main" w:ilvl="2">
+      <w:start w:val="1"/>
+      <w:numFmt w:val="lowerRoman"/>
+      <w:lvlText w:val="%3."/>
+      <w:lvlJc w:val="right"/>
+      <w:pPr>
+        <w:ind w:left="2160" w:hanging="180"/>
+      </w:pPr>
+    </w:lvl>
+    <w:lvl xmlns:w="http://schemas.openxmlformats.org/wordprocessingml/2006/main" w:ilvl="3">
+      <w:start w:val="1"/>
+      <w:numFmt w:val="decimal"/>
+      <w:lvlText w:val="%4."/>
+      <w:lvlJc w:val="left"/>
+      <w:pPr>
+        <w:ind w:left="2880" w:hanging="360"/>
+      </w:pPr>
+    </w:lvl>
+    <w:lvl xmlns:w="http://schemas.openxmlformats.org/wordprocessingml/2006/main" w:ilvl="4">
+      <w:start w:val="1"/>
+      <w:numFmt w:val="lowerLetter"/>
+      <w:lvlText w:val="%5."/>
+      <w:lvlJc w:val="left"/>
+      <w:pPr>
+        <w:ind w:left="3600" w:hanging="360"/>
+      </w:pPr>
+    </w:lvl>
+    <w:lvl xmlns:w="http://schemas.openxmlformats.org/wordprocessingml/2006/main" w:ilvl="5">
+      <w:start w:val="1"/>
+      <w:numFmt w:val="lowerRoman"/>
+      <w:lvlText w:val="%6."/>
+      <w:lvlJc w:val="right"/>
+      <w:pPr>
+        <w:ind w:left="4320" w:hanging="180"/>
+      </w:pPr>
+    </w:lvl>
+    <w:lvl xmlns:w="http://schemas.openxmlformats.org/wordprocessingml/2006/main" w:ilvl="6">
+      <w:start w:val="1"/>
+      <w:numFmt w:val="decimal"/>
+      <w:lvlText w:val="%7."/>
+      <w:lvlJc w:val="left"/>
+      <w:pPr>
+        <w:ind w:left="5040" w:hanging="360"/>
+      </w:pPr>
+    </w:lvl>
+    <w:lvl xmlns:w="http://schemas.openxmlformats.org/wordprocessingml/2006/main" w:ilvl="7">
+      <w:start w:val="1"/>
+      <w:numFmt w:val="lowerLetter"/>
+      <w:lvlText w:val="%8."/>
+      <w:lvlJc w:val="left"/>
+      <w:pPr>
+        <w:ind w:left="5760" w:hanging="360"/>
+      </w:pPr>
+    </w:lvl>
+    <w:lvl xmlns:w="http://schemas.openxmlformats.org/wordprocessingml/2006/main" w:ilvl="8">
+      <w:start w:val="1"/>
+      <w:numFmt w:val="lowerRoman"/>
+      <w:lvlText w:val="%9."/>
+      <w:lvlJc w:val="right"/>
+      <w:pPr>
+        <w:ind w:left="6480" w:hanging="180"/>
+      </w:pPr>
+    </w:lvl>
+  </w:abstractNum>
+  <w:abstractNum xmlns:w="http://schemas.openxmlformats.org/wordprocessingml/2006/main" w:abstractNumId="8">
+    <w:nsid w:val="6283b517"/>
+    <w:multiLevelType xmlns:w="http://schemas.openxmlformats.org/wordprocessingml/2006/main" w:val="hybridMultilevel"/>
+    <w:lvl xmlns:w="http://schemas.openxmlformats.org/wordprocessingml/2006/main" w:ilvl="0">
+      <w:start w:val="1"/>
+      <w:numFmt w:val="bullet"/>
+      <w:lvlText w:val=""/>
+      <w:lvlJc w:val="left"/>
+      <w:pPr>
+        <w:ind w:left="720" w:hanging="360"/>
+      </w:pPr>
+      <w:rPr>
+        <w:rFonts w:hint="default" w:ascii="Symbol" w:hAnsi="Symbol"/>
+      </w:rPr>
+    </w:lvl>
+    <w:lvl xmlns:w="http://schemas.openxmlformats.org/wordprocessingml/2006/main" w:ilvl="1">
+      <w:start w:val="1"/>
+      <w:numFmt w:val="bullet"/>
+      <w:lvlText w:val="o"/>
+      <w:lvlJc w:val="left"/>
+      <w:pPr>
+        <w:ind w:left="1440" w:hanging="360"/>
+      </w:pPr>
+      <w:rPr>
+        <w:rFonts w:hint="default" w:ascii="Courier New" w:hAnsi="Courier New"/>
+      </w:rPr>
+    </w:lvl>
+    <w:lvl xmlns:w="http://schemas.openxmlformats.org/wordprocessingml/2006/main" w:ilvl="2">
+      <w:start w:val="1"/>
+      <w:numFmt w:val="bullet"/>
+      <w:lvlText w:val=""/>
+      <w:lvlJc w:val="left"/>
+      <w:pPr>
+        <w:ind w:left="2160" w:hanging="360"/>
+      </w:pPr>
+      <w:rPr>
+        <w:rFonts w:hint="default" w:ascii="Wingdings" w:hAnsi="Wingdings"/>
+      </w:rPr>
+    </w:lvl>
+    <w:lvl xmlns:w="http://schemas.openxmlformats.org/wordprocessingml/2006/main" w:ilvl="3">
+      <w:start w:val="1"/>
+      <w:numFmt w:val="bullet"/>
+      <w:lvlText w:val=""/>
+      <w:lvlJc w:val="left"/>
+      <w:pPr>
+        <w:ind w:left="2880" w:hanging="360"/>
+      </w:pPr>
+      <w:rPr>
+        <w:rFonts w:hint="default" w:ascii="Symbol" w:hAnsi="Symbol"/>
+      </w:rPr>
+    </w:lvl>
+    <w:lvl xmlns:w="http://schemas.openxmlformats.org/wordprocessingml/2006/main" w:ilvl="4">
+      <w:start w:val="1"/>
+      <w:numFmt w:val="bullet"/>
+      <w:lvlText w:val="o"/>
+      <w:lvlJc w:val="left"/>
+      <w:pPr>
+        <w:ind w:left="3600" w:hanging="360"/>
+      </w:pPr>
+      <w:rPr>
+        <w:rFonts w:hint="default" w:ascii="Courier New" w:hAnsi="Courier New"/>
+      </w:rPr>
+    </w:lvl>
+    <w:lvl xmlns:w="http://schemas.openxmlformats.org/wordprocessingml/2006/main" w:ilvl="5">
+      <w:start w:val="1"/>
+      <w:numFmt w:val="bullet"/>
+      <w:lvlText w:val=""/>
+      <w:lvlJc w:val="left"/>
+      <w:pPr>
+        <w:ind w:left="4320" w:hanging="360"/>
+      </w:pPr>
+      <w:rPr>
+        <w:rFonts w:hint="default" w:ascii="Wingdings" w:hAnsi="Wingdings"/>
+      </w:rPr>
+    </w:lvl>
+    <w:lvl xmlns:w="http://schemas.openxmlformats.org/wordprocessingml/2006/main" w:ilvl="6">
+      <w:start w:val="1"/>
+      <w:numFmt w:val="bullet"/>
+      <w:lvlText w:val=""/>
+      <w:lvlJc w:val="left"/>
+      <w:pPr>
+        <w:ind w:left="5040" w:hanging="360"/>
+      </w:pPr>
+      <w:rPr>
+        <w:rFonts w:hint="default" w:ascii="Symbol" w:hAnsi="Symbol"/>
+      </w:rPr>
+    </w:lvl>
+    <w:lvl xmlns:w="http://schemas.openxmlformats.org/wordprocessingml/2006/main" w:ilvl="7">
+      <w:start w:val="1"/>
+      <w:numFmt w:val="bullet"/>
+      <w:lvlText w:val="o"/>
+      <w:lvlJc w:val="left"/>
+      <w:pPr>
+        <w:ind w:left="5760" w:hanging="360"/>
+      </w:pPr>
+      <w:rPr>
+        <w:rFonts w:hint="default" w:ascii="Courier New" w:hAnsi="Courier New"/>
+      </w:rPr>
+    </w:lvl>
+    <w:lvl xmlns:w="http://schemas.openxmlformats.org/wordprocessingml/2006/main" w:ilvl="8">
+      <w:start w:val="1"/>
+      <w:numFmt w:val="bullet"/>
+      <w:lvlText w:val=""/>
+      <w:lvlJc w:val="left"/>
+      <w:pPr>
+        <w:ind w:left="6480" w:hanging="360"/>
+      </w:pPr>
+      <w:rPr>
+        <w:rFonts w:hint="default" w:ascii="Wingdings" w:hAnsi="Wingdings"/>
+      </w:rPr>
+    </w:lvl>
+  </w:abstractNum>
   <w:abstractNum w:abstractNumId="0" w15:restartNumberingAfterBreak="0">
     <w:nsid w:val="19DA76D6"/>
     <w:multiLevelType w:val="hybridMultilevel"/>
@@ -3325,7 +6948,7 @@
         <w:ind w:left="720" w:hanging="360"/>
       </w:pPr>
       <w:rPr>
-        <w:rFonts w:ascii="Symbol" w:hAnsi="Symbol" w:hint="default"/>
+        <w:rFonts w:hint="default" w:ascii="Symbol" w:hAnsi="Symbol"/>
       </w:rPr>
     </w:lvl>
     <w:lvl w:ilvl="1" w:tplc="40090003" w:tentative="1">
@@ -3337,7 +6960,7 @@
         <w:ind w:left="1440" w:hanging="360"/>
       </w:pPr>
       <w:rPr>
-        <w:rFonts w:ascii="Courier New" w:hAnsi="Courier New" w:cs="Courier New" w:hint="default"/>
+        <w:rFonts w:hint="default" w:ascii="Courier New" w:hAnsi="Courier New" w:cs="Courier New"/>
       </w:rPr>
     </w:lvl>
     <w:lvl w:ilvl="2" w:tplc="40090005" w:tentative="1">
@@ -3349,7 +6972,7 @@
         <w:ind w:left="2160" w:hanging="360"/>
       </w:pPr>
       <w:rPr>
-        <w:rFonts w:ascii="Wingdings" w:hAnsi="Wingdings" w:hint="default"/>
+        <w:rFonts w:hint="default" w:ascii="Wingdings" w:hAnsi="Wingdings"/>
       </w:rPr>
     </w:lvl>
     <w:lvl w:ilvl="3" w:tplc="40090001" w:tentative="1">
@@ -3361,7 +6984,7 @@
         <w:ind w:left="2880" w:hanging="360"/>
       </w:pPr>
       <w:rPr>
-        <w:rFonts w:ascii="Symbol" w:hAnsi="Symbol" w:hint="default"/>
+        <w:rFonts w:hint="default" w:ascii="Symbol" w:hAnsi="Symbol"/>
       </w:rPr>
     </w:lvl>
     <w:lvl w:ilvl="4" w:tplc="40090003" w:tentative="1">
@@ -3373,7 +6996,7 @@
         <w:ind w:left="3600" w:hanging="360"/>
       </w:pPr>
       <w:rPr>
-        <w:rFonts w:ascii="Courier New" w:hAnsi="Courier New" w:cs="Courier New" w:hint="default"/>
+        <w:rFonts w:hint="default" w:ascii="Courier New" w:hAnsi="Courier New" w:cs="Courier New"/>
       </w:rPr>
     </w:lvl>
     <w:lvl w:ilvl="5" w:tplc="40090005" w:tentative="1">
@@ -3385,7 +7008,7 @@
         <w:ind w:left="4320" w:hanging="360"/>
       </w:pPr>
       <w:rPr>
-        <w:rFonts w:ascii="Wingdings" w:hAnsi="Wingdings" w:hint="default"/>
+        <w:rFonts w:hint="default" w:ascii="Wingdings" w:hAnsi="Wingdings"/>
       </w:rPr>
     </w:lvl>
     <w:lvl w:ilvl="6" w:tplc="40090001" w:tentative="1">
@@ -3397,7 +7020,7 @@
         <w:ind w:left="5040" w:hanging="360"/>
       </w:pPr>
       <w:rPr>
-        <w:rFonts w:ascii="Symbol" w:hAnsi="Symbol" w:hint="default"/>
+        <w:rFonts w:hint="default" w:ascii="Symbol" w:hAnsi="Symbol"/>
       </w:rPr>
     </w:lvl>
     <w:lvl w:ilvl="7" w:tplc="40090003" w:tentative="1">
@@ -3409,7 +7032,7 @@
         <w:ind w:left="5760" w:hanging="360"/>
       </w:pPr>
       <w:rPr>
-        <w:rFonts w:ascii="Courier New" w:hAnsi="Courier New" w:cs="Courier New" w:hint="default"/>
+        <w:rFonts w:hint="default" w:ascii="Courier New" w:hAnsi="Courier New" w:cs="Courier New"/>
       </w:rPr>
     </w:lvl>
     <w:lvl w:ilvl="8" w:tplc="40090005" w:tentative="1">
@@ -3421,7 +7044,7 @@
         <w:ind w:left="6480" w:hanging="360"/>
       </w:pPr>
       <w:rPr>
-        <w:rFonts w:ascii="Wingdings" w:hAnsi="Wingdings" w:hint="default"/>
+        <w:rFonts w:hint="default" w:ascii="Wingdings" w:hAnsi="Wingdings"/>
       </w:rPr>
     </w:lvl>
   </w:abstractNum>
@@ -3438,7 +7061,7 @@
         <w:ind w:left="720" w:hanging="360"/>
       </w:pPr>
       <w:rPr>
-        <w:rFonts w:ascii="Symbol" w:hAnsi="Symbol" w:hint="default"/>
+        <w:rFonts w:hint="default" w:ascii="Symbol" w:hAnsi="Symbol"/>
       </w:rPr>
     </w:lvl>
     <w:lvl w:ilvl="1" w:tplc="40090003" w:tentative="1">
@@ -3450,7 +7073,7 @@
         <w:ind w:left="1440" w:hanging="360"/>
       </w:pPr>
       <w:rPr>
-        <w:rFonts w:ascii="Courier New" w:hAnsi="Courier New" w:cs="Courier New" w:hint="default"/>
+        <w:rFonts w:hint="default" w:ascii="Courier New" w:hAnsi="Courier New" w:cs="Courier New"/>
       </w:rPr>
     </w:lvl>
     <w:lvl w:ilvl="2" w:tplc="40090005" w:tentative="1">
@@ -3462,7 +7085,7 @@
         <w:ind w:left="2160" w:hanging="360"/>
       </w:pPr>
       <w:rPr>
-        <w:rFonts w:ascii="Wingdings" w:hAnsi="Wingdings" w:hint="default"/>
+        <w:rFonts w:hint="default" w:ascii="Wingdings" w:hAnsi="Wingdings"/>
       </w:rPr>
     </w:lvl>
     <w:lvl w:ilvl="3" w:tplc="40090001" w:tentative="1">
@@ -3474,7 +7097,7 @@
         <w:ind w:left="2880" w:hanging="360"/>
       </w:pPr>
       <w:rPr>
-        <w:rFonts w:ascii="Symbol" w:hAnsi="Symbol" w:hint="default"/>
+        <w:rFonts w:hint="default" w:ascii="Symbol" w:hAnsi="Symbol"/>
       </w:rPr>
     </w:lvl>
     <w:lvl w:ilvl="4" w:tplc="40090003" w:tentative="1">
@@ -3486,7 +7109,7 @@
         <w:ind w:left="3600" w:hanging="360"/>
       </w:pPr>
       <w:rPr>
-        <w:rFonts w:ascii="Courier New" w:hAnsi="Courier New" w:cs="Courier New" w:hint="default"/>
+        <w:rFonts w:hint="default" w:ascii="Courier New" w:hAnsi="Courier New" w:cs="Courier New"/>
       </w:rPr>
     </w:lvl>
     <w:lvl w:ilvl="5" w:tplc="40090005" w:tentative="1">
@@ -3498,7 +7121,7 @@
         <w:ind w:left="4320" w:hanging="360"/>
       </w:pPr>
       <w:rPr>
-        <w:rFonts w:ascii="Wingdings" w:hAnsi="Wingdings" w:hint="default"/>
+        <w:rFonts w:hint="default" w:ascii="Wingdings" w:hAnsi="Wingdings"/>
       </w:rPr>
     </w:lvl>
     <w:lvl w:ilvl="6" w:tplc="40090001" w:tentative="1">
@@ -3510,7 +7133,7 @@
         <w:ind w:left="5040" w:hanging="360"/>
       </w:pPr>
       <w:rPr>
-        <w:rFonts w:ascii="Symbol" w:hAnsi="Symbol" w:hint="default"/>
+        <w:rFonts w:hint="default" w:ascii="Symbol" w:hAnsi="Symbol"/>
       </w:rPr>
     </w:lvl>
     <w:lvl w:ilvl="7" w:tplc="40090003" w:tentative="1">
@@ -3522,7 +7145,7 @@
         <w:ind w:left="5760" w:hanging="360"/>
       </w:pPr>
       <w:rPr>
-        <w:rFonts w:ascii="Courier New" w:hAnsi="Courier New" w:cs="Courier New" w:hint="default"/>
+        <w:rFonts w:hint="default" w:ascii="Courier New" w:hAnsi="Courier New" w:cs="Courier New"/>
       </w:rPr>
     </w:lvl>
     <w:lvl w:ilvl="8" w:tplc="40090005" w:tentative="1">
@@ -3534,7 +7157,7 @@
         <w:ind w:left="6480" w:hanging="360"/>
       </w:pPr>
       <w:rPr>
-        <w:rFonts w:ascii="Wingdings" w:hAnsi="Wingdings" w:hint="default"/>
+        <w:rFonts w:hint="default" w:ascii="Wingdings" w:hAnsi="Wingdings"/>
       </w:rPr>
     </w:lvl>
   </w:abstractNum>
@@ -3551,7 +7174,7 @@
         <w:ind w:left="720" w:hanging="360"/>
       </w:pPr>
       <w:rPr>
-        <w:rFonts w:ascii="Symbol" w:hAnsi="Symbol" w:hint="default"/>
+        <w:rFonts w:hint="default" w:ascii="Symbol" w:hAnsi="Symbol"/>
       </w:rPr>
     </w:lvl>
     <w:lvl w:ilvl="1" w:tplc="40090003" w:tentative="1">
@@ -3563,7 +7186,7 @@
         <w:ind w:left="1440" w:hanging="360"/>
       </w:pPr>
       <w:rPr>
-        <w:rFonts w:ascii="Courier New" w:hAnsi="Courier New" w:cs="Courier New" w:hint="default"/>
+        <w:rFonts w:hint="default" w:ascii="Courier New" w:hAnsi="Courier New" w:cs="Courier New"/>
       </w:rPr>
     </w:lvl>
     <w:lvl w:ilvl="2" w:tplc="40090005" w:tentative="1">
@@ -3575,7 +7198,7 @@
         <w:ind w:left="2160" w:hanging="360"/>
       </w:pPr>
       <w:rPr>
-        <w:rFonts w:ascii="Wingdings" w:hAnsi="Wingdings" w:hint="default"/>
+        <w:rFonts w:hint="default" w:ascii="Wingdings" w:hAnsi="Wingdings"/>
       </w:rPr>
     </w:lvl>
     <w:lvl w:ilvl="3" w:tplc="40090001" w:tentative="1">
@@ -3587,7 +7210,7 @@
         <w:ind w:left="2880" w:hanging="360"/>
       </w:pPr>
       <w:rPr>
-        <w:rFonts w:ascii="Symbol" w:hAnsi="Symbol" w:hint="default"/>
+        <w:rFonts w:hint="default" w:ascii="Symbol" w:hAnsi="Symbol"/>
       </w:rPr>
     </w:lvl>
     <w:lvl w:ilvl="4" w:tplc="40090003" w:tentative="1">
@@ -3599,7 +7222,7 @@
         <w:ind w:left="3600" w:hanging="360"/>
       </w:pPr>
       <w:rPr>
-        <w:rFonts w:ascii="Courier New" w:hAnsi="Courier New" w:cs="Courier New" w:hint="default"/>
+        <w:rFonts w:hint="default" w:ascii="Courier New" w:hAnsi="Courier New" w:cs="Courier New"/>
       </w:rPr>
     </w:lvl>
     <w:lvl w:ilvl="5" w:tplc="40090005" w:tentative="1">
@@ -3611,7 +7234,7 @@
         <w:ind w:left="4320" w:hanging="360"/>
       </w:pPr>
       <w:rPr>
-        <w:rFonts w:ascii="Wingdings" w:hAnsi="Wingdings" w:hint="default"/>
+        <w:rFonts w:hint="default" w:ascii="Wingdings" w:hAnsi="Wingdings"/>
       </w:rPr>
     </w:lvl>
     <w:lvl w:ilvl="6" w:tplc="40090001" w:tentative="1">
@@ -3623,7 +7246,7 @@
         <w:ind w:left="5040" w:hanging="360"/>
       </w:pPr>
       <w:rPr>
-        <w:rFonts w:ascii="Symbol" w:hAnsi="Symbol" w:hint="default"/>
+        <w:rFonts w:hint="default" w:ascii="Symbol" w:hAnsi="Symbol"/>
       </w:rPr>
     </w:lvl>
     <w:lvl w:ilvl="7" w:tplc="40090003" w:tentative="1">
@@ -3635,7 +7258,7 @@
         <w:ind w:left="5760" w:hanging="360"/>
       </w:pPr>
       <w:rPr>
-        <w:rFonts w:ascii="Courier New" w:hAnsi="Courier New" w:cs="Courier New" w:hint="default"/>
+        <w:rFonts w:hint="default" w:ascii="Courier New" w:hAnsi="Courier New" w:cs="Courier New"/>
       </w:rPr>
     </w:lvl>
     <w:lvl w:ilvl="8" w:tplc="40090005" w:tentative="1">
@@ -3647,7 +7270,7 @@
         <w:ind w:left="6480" w:hanging="360"/>
       </w:pPr>
       <w:rPr>
-        <w:rFonts w:ascii="Wingdings" w:hAnsi="Wingdings" w:hint="default"/>
+        <w:rFonts w:hint="default" w:ascii="Wingdings" w:hAnsi="Wingdings"/>
       </w:rPr>
     </w:lvl>
   </w:abstractNum>
@@ -3664,7 +7287,7 @@
         <w:ind w:left="360" w:hanging="360"/>
       </w:pPr>
       <w:rPr>
-        <w:rFonts w:ascii="Noto Sans Symbols" w:eastAsia="Noto Sans Symbols" w:hAnsi="Noto Sans Symbols" w:cs="Noto Sans Symbols"/>
+        <w:rFonts w:ascii="Noto Sans Symbols" w:hAnsi="Noto Sans Symbols" w:eastAsia="Noto Sans Symbols" w:cs="Noto Sans Symbols"/>
       </w:rPr>
     </w:lvl>
     <w:lvl w:ilvl="1">
@@ -3753,7 +7376,7 @@
         <w:ind w:left="360" w:hanging="360"/>
       </w:pPr>
       <w:rPr>
-        <w:rFonts w:ascii="Symbol" w:hAnsi="Symbol" w:hint="default"/>
+        <w:rFonts w:hint="default" w:ascii="Symbol" w:hAnsi="Symbol"/>
       </w:rPr>
     </w:lvl>
     <w:lvl w:ilvl="1">
@@ -3765,7 +7388,7 @@
         <w:ind w:left="1080" w:hanging="360"/>
       </w:pPr>
       <w:rPr>
-        <w:rFonts w:ascii="Courier New" w:eastAsia="Courier New" w:hAnsi="Courier New" w:cs="Courier New"/>
+        <w:rFonts w:ascii="Courier New" w:hAnsi="Courier New" w:eastAsia="Courier New" w:cs="Courier New"/>
       </w:rPr>
     </w:lvl>
     <w:lvl w:ilvl="2">
@@ -3777,7 +7400,7 @@
         <w:ind w:left="1800" w:hanging="360"/>
       </w:pPr>
       <w:rPr>
-        <w:rFonts w:ascii="Noto Sans Symbols" w:eastAsia="Noto Sans Symbols" w:hAnsi="Noto Sans Symbols" w:cs="Noto Sans Symbols"/>
+        <w:rFonts w:ascii="Noto Sans Symbols" w:hAnsi="Noto Sans Symbols" w:eastAsia="Noto Sans Symbols" w:cs="Noto Sans Symbols"/>
       </w:rPr>
     </w:lvl>
     <w:lvl w:ilvl="3">
@@ -3789,7 +7412,7 @@
         <w:ind w:left="2520" w:hanging="360"/>
       </w:pPr>
       <w:rPr>
-        <w:rFonts w:ascii="Noto Sans Symbols" w:eastAsia="Noto Sans Symbols" w:hAnsi="Noto Sans Symbols" w:cs="Noto Sans Symbols"/>
+        <w:rFonts w:ascii="Noto Sans Symbols" w:hAnsi="Noto Sans Symbols" w:eastAsia="Noto Sans Symbols" w:cs="Noto Sans Symbols"/>
       </w:rPr>
     </w:lvl>
     <w:lvl w:ilvl="4">
@@ -3801,7 +7424,7 @@
         <w:ind w:left="3240" w:hanging="360"/>
       </w:pPr>
       <w:rPr>
-        <w:rFonts w:ascii="Courier New" w:eastAsia="Courier New" w:hAnsi="Courier New" w:cs="Courier New"/>
+        <w:rFonts w:ascii="Courier New" w:hAnsi="Courier New" w:eastAsia="Courier New" w:cs="Courier New"/>
       </w:rPr>
     </w:lvl>
     <w:lvl w:ilvl="5">
@@ -3813,7 +7436,7 @@
         <w:ind w:left="3960" w:hanging="360"/>
       </w:pPr>
       <w:rPr>
-        <w:rFonts w:ascii="Noto Sans Symbols" w:eastAsia="Noto Sans Symbols" w:hAnsi="Noto Sans Symbols" w:cs="Noto Sans Symbols"/>
+        <w:rFonts w:ascii="Noto Sans Symbols" w:hAnsi="Noto Sans Symbols" w:eastAsia="Noto Sans Symbols" w:cs="Noto Sans Symbols"/>
       </w:rPr>
     </w:lvl>
     <w:lvl w:ilvl="6">
@@ -3825,7 +7448,7 @@
         <w:ind w:left="4680" w:hanging="360"/>
       </w:pPr>
       <w:rPr>
-        <w:rFonts w:ascii="Noto Sans Symbols" w:eastAsia="Noto Sans Symbols" w:hAnsi="Noto Sans Symbols" w:cs="Noto Sans Symbols"/>
+        <w:rFonts w:ascii="Noto Sans Symbols" w:hAnsi="Noto Sans Symbols" w:eastAsia="Noto Sans Symbols" w:cs="Noto Sans Symbols"/>
       </w:rPr>
     </w:lvl>
     <w:lvl w:ilvl="7">
@@ -3837,7 +7460,7 @@
         <w:ind w:left="5400" w:hanging="360"/>
       </w:pPr>
       <w:rPr>
-        <w:rFonts w:ascii="Courier New" w:eastAsia="Courier New" w:hAnsi="Courier New" w:cs="Courier New"/>
+        <w:rFonts w:ascii="Courier New" w:hAnsi="Courier New" w:eastAsia="Courier New" w:cs="Courier New"/>
       </w:rPr>
     </w:lvl>
     <w:lvl w:ilvl="8">
@@ -3849,7 +7472,7 @@
         <w:ind w:left="6120" w:hanging="360"/>
       </w:pPr>
       <w:rPr>
-        <w:rFonts w:ascii="Noto Sans Symbols" w:eastAsia="Noto Sans Symbols" w:hAnsi="Noto Sans Symbols" w:cs="Noto Sans Symbols"/>
+        <w:rFonts w:ascii="Noto Sans Symbols" w:hAnsi="Noto Sans Symbols" w:eastAsia="Noto Sans Symbols" w:cs="Noto Sans Symbols"/>
       </w:rPr>
     </w:lvl>
   </w:abstractNum>
@@ -3866,7 +7489,7 @@
         <w:ind w:left="720" w:hanging="360"/>
       </w:pPr>
       <w:rPr>
-        <w:rFonts w:ascii="Symbol" w:hAnsi="Symbol" w:hint="default"/>
+        <w:rFonts w:hint="default" w:ascii="Symbol" w:hAnsi="Symbol"/>
       </w:rPr>
     </w:lvl>
     <w:lvl w:ilvl="1" w:tplc="40090003" w:tentative="1">
@@ -3878,7 +7501,7 @@
         <w:ind w:left="1440" w:hanging="360"/>
       </w:pPr>
       <w:rPr>
-        <w:rFonts w:ascii="Courier New" w:hAnsi="Courier New" w:cs="Courier New" w:hint="default"/>
+        <w:rFonts w:hint="default" w:ascii="Courier New" w:hAnsi="Courier New" w:cs="Courier New"/>
       </w:rPr>
     </w:lvl>
     <w:lvl w:ilvl="2" w:tplc="40090005" w:tentative="1">
@@ -3890,7 +7513,7 @@
         <w:ind w:left="2160" w:hanging="360"/>
       </w:pPr>
       <w:rPr>
-        <w:rFonts w:ascii="Wingdings" w:hAnsi="Wingdings" w:hint="default"/>
+        <w:rFonts w:hint="default" w:ascii="Wingdings" w:hAnsi="Wingdings"/>
       </w:rPr>
     </w:lvl>
     <w:lvl w:ilvl="3" w:tplc="40090001" w:tentative="1">
@@ -3902,7 +7525,7 @@
         <w:ind w:left="2880" w:hanging="360"/>
       </w:pPr>
       <w:rPr>
-        <w:rFonts w:ascii="Symbol" w:hAnsi="Symbol" w:hint="default"/>
+        <w:rFonts w:hint="default" w:ascii="Symbol" w:hAnsi="Symbol"/>
       </w:rPr>
     </w:lvl>
     <w:lvl w:ilvl="4" w:tplc="40090003" w:tentative="1">
@@ -3914,7 +7537,7 @@
         <w:ind w:left="3600" w:hanging="360"/>
       </w:pPr>
       <w:rPr>
-        <w:rFonts w:ascii="Courier New" w:hAnsi="Courier New" w:cs="Courier New" w:hint="default"/>
+        <w:rFonts w:hint="default" w:ascii="Courier New" w:hAnsi="Courier New" w:cs="Courier New"/>
       </w:rPr>
     </w:lvl>
     <w:lvl w:ilvl="5" w:tplc="40090005" w:tentative="1">
@@ -3926,7 +7549,7 @@
         <w:ind w:left="4320" w:hanging="360"/>
       </w:pPr>
       <w:rPr>
-        <w:rFonts w:ascii="Wingdings" w:hAnsi="Wingdings" w:hint="default"/>
+        <w:rFonts w:hint="default" w:ascii="Wingdings" w:hAnsi="Wingdings"/>
       </w:rPr>
     </w:lvl>
     <w:lvl w:ilvl="6" w:tplc="40090001" w:tentative="1">
@@ -3938,7 +7561,7 @@
         <w:ind w:left="5040" w:hanging="360"/>
       </w:pPr>
       <w:rPr>
-        <w:rFonts w:ascii="Symbol" w:hAnsi="Symbol" w:hint="default"/>
+        <w:rFonts w:hint="default" w:ascii="Symbol" w:hAnsi="Symbol"/>
       </w:rPr>
     </w:lvl>
     <w:lvl w:ilvl="7" w:tplc="40090003" w:tentative="1">
@@ -3950,7 +7573,7 @@
         <w:ind w:left="5760" w:hanging="360"/>
       </w:pPr>
       <w:rPr>
-        <w:rFonts w:ascii="Courier New" w:hAnsi="Courier New" w:cs="Courier New" w:hint="default"/>
+        <w:rFonts w:hint="default" w:ascii="Courier New" w:hAnsi="Courier New" w:cs="Courier New"/>
       </w:rPr>
     </w:lvl>
     <w:lvl w:ilvl="8" w:tplc="40090005" w:tentative="1">
@@ -3962,7 +7585,7 @@
         <w:ind w:left="6480" w:hanging="360"/>
       </w:pPr>
       <w:rPr>
-        <w:rFonts w:ascii="Wingdings" w:hAnsi="Wingdings" w:hint="default"/>
+        <w:rFonts w:hint="default" w:ascii="Wingdings" w:hAnsi="Wingdings"/>
       </w:rPr>
     </w:lvl>
   </w:abstractNum>
@@ -3979,7 +7602,7 @@
         <w:ind w:left="720" w:hanging="360"/>
       </w:pPr>
       <w:rPr>
-        <w:rFonts w:ascii="Noto Sans Symbols" w:eastAsia="Noto Sans Symbols" w:hAnsi="Noto Sans Symbols" w:cs="Noto Sans Symbols"/>
+        <w:rFonts w:ascii="Noto Sans Symbols" w:hAnsi="Noto Sans Symbols" w:eastAsia="Noto Sans Symbols" w:cs="Noto Sans Symbols"/>
       </w:rPr>
     </w:lvl>
     <w:lvl w:ilvl="1">
@@ -4060,7 +7683,7 @@
         <w:ind w:left="360" w:hanging="360"/>
       </w:pPr>
       <w:rPr>
-        <w:rFonts w:ascii="Noto Sans Symbols" w:eastAsia="Noto Sans Symbols" w:hAnsi="Noto Sans Symbols" w:cs="Noto Sans Symbols"/>
+        <w:rFonts w:ascii="Noto Sans Symbols" w:hAnsi="Noto Sans Symbols" w:eastAsia="Noto Sans Symbols" w:cs="Noto Sans Symbols"/>
       </w:rPr>
     </w:lvl>
     <w:lvl w:ilvl="1">
@@ -4136,6 +7759,12 @@
       </w:pPr>
     </w:lvl>
   </w:abstractNum>
+  <w:num w:numId="10">
+    <w:abstractNumId w:val="9"/>
+  </w:num>
+  <w:num w:numId="9">
+    <w:abstractNumId w:val="8"/>
+  </w:num>
   <w:num w:numId="1" w16cid:durableId="1502157242">
     <w:abstractNumId w:val="6"/>
   </w:num>
@@ -4168,7 +7797,7 @@
   <w:docDefaults>
     <w:rPrDefault>
       <w:rPr>
-        <w:rFonts w:ascii="Times New Roman" w:eastAsia="Times New Roman" w:hAnsi="Times New Roman" w:cs="Times New Roman"/>
+        <w:rFonts w:ascii="Times New Roman" w:hAnsi="Times New Roman" w:eastAsia="Times New Roman" w:cs="Times New Roman"/>
         <w:sz w:val="22"/>
         <w:szCs w:val="22"/>
         <w:lang w:val="en-GB" w:eastAsia="en-IN" w:bidi="ar-SA"/>
@@ -4183,14 +7812,14 @@
   <w:latentStyles w:defLockedState="0" w:defUIPriority="99" w:defSemiHidden="0" w:defUnhideWhenUsed="0" w:defQFormat="0" w:count="376">
     <w:lsdException w:name="Normal" w:uiPriority="0" w:qFormat="1"/>
     <w:lsdException w:name="heading 1" w:uiPriority="9" w:qFormat="1"/>
-    <w:lsdException w:name="heading 2" w:semiHidden="1" w:uiPriority="9" w:unhideWhenUsed="1" w:qFormat="1"/>
-    <w:lsdException w:name="heading 3" w:semiHidden="1" w:uiPriority="9" w:unhideWhenUsed="1" w:qFormat="1"/>
-    <w:lsdException w:name="heading 4" w:semiHidden="1" w:uiPriority="9" w:unhideWhenUsed="1" w:qFormat="1"/>
-    <w:lsdException w:name="heading 5" w:semiHidden="1" w:uiPriority="9" w:unhideWhenUsed="1" w:qFormat="1"/>
-    <w:lsdException w:name="heading 6" w:semiHidden="1" w:uiPriority="9" w:unhideWhenUsed="1" w:qFormat="1"/>
-    <w:lsdException w:name="heading 7" w:semiHidden="1" w:uiPriority="9" w:unhideWhenUsed="1" w:qFormat="1"/>
-    <w:lsdException w:name="heading 8" w:semiHidden="1" w:uiPriority="9" w:unhideWhenUsed="1" w:qFormat="1"/>
-    <w:lsdException w:name="heading 9" w:semiHidden="1" w:uiPriority="9" w:unhideWhenUsed="1" w:qFormat="1"/>
+    <w:lsdException w:name="heading 2" w:uiPriority="9" w:semiHidden="1" w:unhideWhenUsed="1" w:qFormat="1"/>
+    <w:lsdException w:name="heading 3" w:uiPriority="9" w:semiHidden="1" w:unhideWhenUsed="1" w:qFormat="1"/>
+    <w:lsdException w:name="heading 4" w:uiPriority="9" w:semiHidden="1" w:unhideWhenUsed="1" w:qFormat="1"/>
+    <w:lsdException w:name="heading 5" w:uiPriority="9" w:semiHidden="1" w:unhideWhenUsed="1" w:qFormat="1"/>
+    <w:lsdException w:name="heading 6" w:uiPriority="9" w:semiHidden="1" w:unhideWhenUsed="1" w:qFormat="1"/>
+    <w:lsdException w:name="heading 7" w:uiPriority="9" w:semiHidden="1" w:unhideWhenUsed="1" w:qFormat="1"/>
+    <w:lsdException w:name="heading 8" w:uiPriority="9" w:semiHidden="1" w:unhideWhenUsed="1" w:qFormat="1"/>
+    <w:lsdException w:name="heading 9" w:uiPriority="9" w:semiHidden="1" w:unhideWhenUsed="1" w:qFormat="1"/>
     <w:lsdException w:name="index 1" w:semiHidden="1" w:unhideWhenUsed="1"/>
     <w:lsdException w:name="index 2" w:semiHidden="1" w:unhideWhenUsed="1"/>
     <w:lsdException w:name="index 3" w:semiHidden="1" w:unhideWhenUsed="1"/>
@@ -4200,22 +7829,22 @@
     <w:lsdException w:name="index 7" w:semiHidden="1" w:unhideWhenUsed="1"/>
     <w:lsdException w:name="index 8" w:semiHidden="1" w:unhideWhenUsed="1"/>
     <w:lsdException w:name="index 9" w:semiHidden="1" w:unhideWhenUsed="1"/>
-    <w:lsdException w:name="toc 1" w:semiHidden="1" w:uiPriority="39" w:unhideWhenUsed="1"/>
-    <w:lsdException w:name="toc 2" w:semiHidden="1" w:uiPriority="39" w:unhideWhenUsed="1"/>
-    <w:lsdException w:name="toc 3" w:semiHidden="1" w:uiPriority="39" w:unhideWhenUsed="1"/>
-    <w:lsdException w:name="toc 4" w:semiHidden="1" w:uiPriority="39" w:unhideWhenUsed="1"/>
-    <w:lsdException w:name="toc 5" w:semiHidden="1" w:uiPriority="39" w:unhideWhenUsed="1"/>
-    <w:lsdException w:name="toc 6" w:semiHidden="1" w:uiPriority="39" w:unhideWhenUsed="1"/>
-    <w:lsdException w:name="toc 7" w:semiHidden="1" w:uiPriority="39" w:unhideWhenUsed="1"/>
-    <w:lsdException w:name="toc 8" w:semiHidden="1" w:uiPriority="39" w:unhideWhenUsed="1"/>
-    <w:lsdException w:name="toc 9" w:semiHidden="1" w:uiPriority="39" w:unhideWhenUsed="1"/>
+    <w:lsdException w:name="toc 1" w:uiPriority="39" w:semiHidden="1" w:unhideWhenUsed="1"/>
+    <w:lsdException w:name="toc 2" w:uiPriority="39" w:semiHidden="1" w:unhideWhenUsed="1"/>
+    <w:lsdException w:name="toc 3" w:uiPriority="39" w:semiHidden="1" w:unhideWhenUsed="1"/>
+    <w:lsdException w:name="toc 4" w:uiPriority="39" w:semiHidden="1" w:unhideWhenUsed="1"/>
+    <w:lsdException w:name="toc 5" w:uiPriority="39" w:semiHidden="1" w:unhideWhenUsed="1"/>
+    <w:lsdException w:name="toc 6" w:uiPriority="39" w:semiHidden="1" w:unhideWhenUsed="1"/>
+    <w:lsdException w:name="toc 7" w:uiPriority="39" w:semiHidden="1" w:unhideWhenUsed="1"/>
+    <w:lsdException w:name="toc 8" w:uiPriority="39" w:semiHidden="1" w:unhideWhenUsed="1"/>
+    <w:lsdException w:name="toc 9" w:uiPriority="39" w:semiHidden="1" w:unhideWhenUsed="1"/>
     <w:lsdException w:name="Normal Indent" w:semiHidden="1" w:unhideWhenUsed="1"/>
     <w:lsdException w:name="footnote text" w:semiHidden="1" w:unhideWhenUsed="1"/>
     <w:lsdException w:name="annotation text" w:semiHidden="1" w:unhideWhenUsed="1"/>
     <w:lsdException w:name="header" w:semiHidden="1" w:unhideWhenUsed="1"/>
     <w:lsdException w:name="footer" w:semiHidden="1" w:unhideWhenUsed="1"/>
     <w:lsdException w:name="index heading" w:semiHidden="1" w:unhideWhenUsed="1"/>
-    <w:lsdException w:name="caption" w:semiHidden="1" w:uiPriority="35" w:unhideWhenUsed="1" w:qFormat="1"/>
+    <w:lsdException w:name="caption" w:uiPriority="35" w:semiHidden="1" w:unhideWhenUsed="1" w:qFormat="1"/>
     <w:lsdException w:name="table of figures" w:semiHidden="1" w:unhideWhenUsed="1"/>
     <w:lsdException w:name="envelope address" w:semiHidden="1" w:unhideWhenUsed="1"/>
     <w:lsdException w:name="envelope return" w:semiHidden="1" w:unhideWhenUsed="1"/>
@@ -4246,7 +7875,7 @@
     <w:lsdException w:name="Title" w:uiPriority="10" w:qFormat="1"/>
     <w:lsdException w:name="Closing" w:semiHidden="1" w:unhideWhenUsed="1"/>
     <w:lsdException w:name="Signature" w:semiHidden="1" w:unhideWhenUsed="1"/>
-    <w:lsdException w:name="Default Paragraph Font" w:semiHidden="1" w:uiPriority="1" w:unhideWhenUsed="1"/>
+    <w:lsdException w:name="Default Paragraph Font" w:uiPriority="1" w:semiHidden="1" w:unhideWhenUsed="1"/>
     <w:lsdException w:name="Body Text" w:semiHidden="1" w:unhideWhenUsed="1"/>
     <w:lsdException w:name="Body Text Indent" w:semiHidden="1" w:unhideWhenUsed="1"/>
     <w:lsdException w:name="List Continue" w:semiHidden="1" w:unhideWhenUsed="1"/>
@@ -4446,8 +8075,8 @@
     <w:lsdException w:name="Subtle Reference" w:uiPriority="31" w:qFormat="1"/>
     <w:lsdException w:name="Intense Reference" w:uiPriority="32" w:qFormat="1"/>
     <w:lsdException w:name="Book Title" w:uiPriority="33" w:qFormat="1"/>
-    <w:lsdException w:name="Bibliography" w:semiHidden="1" w:uiPriority="37" w:unhideWhenUsed="1"/>
-    <w:lsdException w:name="TOC Heading" w:semiHidden="1" w:uiPriority="39" w:unhideWhenUsed="1" w:qFormat="1"/>
+    <w:lsdException w:name="Bibliography" w:uiPriority="37" w:semiHidden="1" w:unhideWhenUsed="1"/>
+    <w:lsdException w:name="TOC Heading" w:uiPriority="39" w:semiHidden="1" w:unhideWhenUsed="1" w:qFormat="1"/>
     <w:lsdException w:name="Plain Table 1" w:uiPriority="41"/>
     <w:lsdException w:name="Plain Table 2" w:uiPriority="42"/>
     <w:lsdException w:name="Plain Table 3" w:uiPriority="43"/>
@@ -4558,7 +8187,7 @@
     <w:lsdException w:name="Unresolved Mention" w:semiHidden="1" w:unhideWhenUsed="1"/>
     <w:lsdException w:name="Smart Link" w:semiHidden="1" w:unhideWhenUsed="1"/>
   </w:latentStyles>
-  <w:style w:type="paragraph" w:default="1" w:styleId="Normal">
+  <w:style w:type="paragraph" w:styleId="Normal" w:default="1">
     <w:name w:val="Normal"/>
     <w:qFormat/>
     <w:rsid w:val="005A3716"/>
@@ -4602,7 +8231,7 @@
       <w:outlineLvl w:val="1"/>
     </w:pPr>
     <w:rPr>
-      <w:rFonts w:ascii="Calibri" w:eastAsia="Cambria" w:hAnsi="Calibri" w:cs="Calibri"/>
+      <w:rFonts w:ascii="Calibri" w:hAnsi="Calibri" w:eastAsia="Cambria" w:cs="Calibri"/>
       <w:b/>
       <w:bCs/>
       <w:color w:val="A21F34"/>
@@ -4681,13 +8310,13 @@
       <w:szCs w:val="20"/>
     </w:rPr>
   </w:style>
-  <w:style w:type="character" w:default="1" w:styleId="DefaultParagraphFont">
+  <w:style w:type="character" w:styleId="DefaultParagraphFont" w:default="1">
     <w:name w:val="Default Paragraph Font"/>
     <w:uiPriority w:val="1"/>
     <w:semiHidden/>
     <w:unhideWhenUsed/>
   </w:style>
-  <w:style w:type="table" w:default="1" w:styleId="TableNormal">
+  <w:style w:type="table" w:styleId="TableNormal" w:default="1">
     <w:name w:val="Normal Table"/>
     <w:uiPriority w:val="99"/>
     <w:semiHidden/>
@@ -4702,7 +8331,7 @@
       </w:tblCellMar>
     </w:tblPr>
   </w:style>
-  <w:style w:type="numbering" w:default="1" w:styleId="NoList">
+  <w:style w:type="numbering" w:styleId="NoList" w:default="1">
     <w:name w:val="No List"/>
     <w:uiPriority w:val="99"/>
     <w:semiHidden/>
@@ -4722,7 +8351,7 @@
       <w:jc w:val="center"/>
     </w:pPr>
     <w:rPr>
-      <w:rFonts w:ascii="Calibri" w:eastAsia="Calibri" w:hAnsi="Calibri" w:cs="Calibri"/>
+      <w:rFonts w:ascii="Calibri" w:hAnsi="Calibri" w:eastAsia="Calibri" w:cs="Calibri"/>
       <w:b/>
       <w:color w:val="A21F34"/>
       <w:sz w:val="40"/>
@@ -4771,7 +8400,7 @@
       <w:spacing w:before="360" w:after="80"/>
     </w:pPr>
     <w:rPr>
-      <w:rFonts w:ascii="Georgia" w:eastAsia="Georgia" w:hAnsi="Georgia" w:cs="Georgia"/>
+      <w:rFonts w:ascii="Georgia" w:hAnsi="Georgia" w:eastAsia="Georgia" w:cs="Georgia"/>
       <w:i/>
       <w:color w:val="666666"/>
       <w:sz w:val="48"/>
@@ -4788,7 +8417,7 @@
       <w:u w:val="single"/>
     </w:rPr>
   </w:style>
-  <w:style w:type="paragraph" w:customStyle="1" w:styleId="pull-right">
+  <w:style w:type="paragraph" w:styleId="pull-right" w:customStyle="1">
     <w:name w:val="pull-right"/>
     <w:basedOn w:val="Normal"/>
     <w:qFormat/>
@@ -4801,7 +8430,7 @@
       <w:lang w:val="en-IN" w:eastAsia="en-IN"/>
     </w:rPr>
   </w:style>
-  <w:style w:type="paragraph" w:customStyle="1" w:styleId="lead">
+  <w:style w:type="paragraph" w:styleId="lead" w:customStyle="1">
     <w:name w:val="lead"/>
     <w:basedOn w:val="Normal"/>
     <w:qFormat/>
@@ -4814,38 +8443,38 @@
       <w:lang w:val="en-IN" w:eastAsia="en-IN"/>
     </w:rPr>
   </w:style>
-  <w:style w:type="character" w:customStyle="1" w:styleId="FooterChar">
+  <w:style w:type="character" w:styleId="FooterChar" w:customStyle="1">
     <w:name w:val="Footer Char"/>
     <w:basedOn w:val="DefaultParagraphFont"/>
     <w:link w:val="Footer"/>
     <w:uiPriority w:val="99"/>
     <w:qFormat/>
   </w:style>
-  <w:style w:type="character" w:customStyle="1" w:styleId="itemname">
+  <w:style w:type="character" w:styleId="itemname" w:customStyle="1">
     <w:name w:val="item_name"/>
     <w:qFormat/>
   </w:style>
-  <w:style w:type="character" w:customStyle="1" w:styleId="transcription-time-part">
+  <w:style w:type="character" w:styleId="transcription-time-part" w:customStyle="1">
     <w:name w:val="transcription-time-part"/>
     <w:basedOn w:val="DefaultParagraphFont"/>
     <w:qFormat/>
   </w:style>
-  <w:style w:type="character" w:customStyle="1" w:styleId="large">
+  <w:style w:type="character" w:styleId="large" w:customStyle="1">
     <w:name w:val="large"/>
     <w:qFormat/>
   </w:style>
-  <w:style w:type="character" w:customStyle="1" w:styleId="HeaderChar">
+  <w:style w:type="character" w:styleId="HeaderChar" w:customStyle="1">
     <w:name w:val="Header Char"/>
     <w:basedOn w:val="DefaultParagraphFont"/>
     <w:link w:val="Header"/>
     <w:uiPriority w:val="99"/>
     <w:qFormat/>
   </w:style>
-  <w:style w:type="character" w:customStyle="1" w:styleId="ig-header-title">
+  <w:style w:type="character" w:styleId="ig-header-title" w:customStyle="1">
     <w:name w:val="ig-header-title"/>
     <w:basedOn w:val="DefaultParagraphFont"/>
   </w:style>
-  <w:style w:type="character" w:customStyle="1" w:styleId="name">
+  <w:style w:type="character" w:styleId="name" w:customStyle="1">
     <w:name w:val="name"/>
     <w:basedOn w:val="DefaultParagraphFont"/>
   </w:style>
